--- a/s/e.docx
+++ b/s/e.docx
@@ -14,7 +14,21 @@
         <w:rPr>
           <w:b/>
         </w:rPr>
-        <w:t>Eksistensi Bahasa Indonesia</w:t>
+        <w:t xml:space="preserve">Eksistensi </w:t>
+      </w:r>
+      <w:proofErr w:type="spellStart"/>
+      <w:r>
+        <w:rPr>
+          <w:b/>
+        </w:rPr>
+        <w:t>Bahasa</w:t>
+      </w:r>
+      <w:proofErr w:type="spellEnd"/>
+      <w:r>
+        <w:rPr>
+          <w:b/>
+        </w:rPr>
+        <w:t xml:space="preserve"> Indonesia</w:t>
       </w:r>
     </w:p>
     <w:p>
@@ -27,18 +41,53 @@
         </w:rPr>
         <w:t xml:space="preserve">1. </w:t>
       </w:r>
-      <w:r>
-        <w:rPr>
-          <w:b/>
-        </w:rPr>
-        <w:t>Bhasa Indonesia d</w:t>
-      </w:r>
-      <w:r>
-        <w:rPr>
-          <w:b/>
-        </w:rPr>
-        <w:t xml:space="preserve">ijadikan </w:t>
-      </w:r>
+      <w:proofErr w:type="spellStart"/>
+      <w:r>
+        <w:rPr>
+          <w:b/>
+        </w:rPr>
+        <w:t>B</w:t>
+      </w:r>
+      <w:r>
+        <w:rPr>
+          <w:b/>
+        </w:rPr>
+        <w:t>a</w:t>
+      </w:r>
+      <w:r>
+        <w:rPr>
+          <w:b/>
+        </w:rPr>
+        <w:t>hasa</w:t>
+      </w:r>
+      <w:proofErr w:type="spellEnd"/>
+      <w:r>
+        <w:rPr>
+          <w:b/>
+        </w:rPr>
+        <w:t xml:space="preserve"> Indonesia </w:t>
+      </w:r>
+      <w:proofErr w:type="spellStart"/>
+      <w:r>
+        <w:rPr>
+          <w:b/>
+        </w:rPr>
+        <w:t>d</w:t>
+      </w:r>
+      <w:r>
+        <w:rPr>
+          <w:b/>
+        </w:rPr>
+        <w:t>ijadikan</w:t>
+      </w:r>
+      <w:proofErr w:type="spellEnd"/>
+      <w:r>
+        <w:rPr>
+          <w:b/>
+        </w:rPr>
+        <w:t xml:space="preserve"> </w:t>
+      </w:r>
+      <w:proofErr w:type="spellStart"/>
       <w:r>
         <w:rPr>
           <w:b/>
@@ -49,8 +98,16 @@
         <w:rPr>
           <w:b/>
         </w:rPr>
-        <w:t xml:space="preserve">ahasa </w:t>
-      </w:r>
+        <w:t>ahasa</w:t>
+      </w:r>
+      <w:proofErr w:type="spellEnd"/>
+      <w:r>
+        <w:rPr>
+          <w:b/>
+        </w:rPr>
+        <w:t xml:space="preserve"> </w:t>
+      </w:r>
+      <w:proofErr w:type="spellStart"/>
       <w:r>
         <w:rPr>
           <w:b/>
@@ -61,7 +118,14 @@
         <w:rPr>
           <w:b/>
         </w:rPr>
-        <w:t xml:space="preserve">esmi </w:t>
+        <w:t>esmi</w:t>
+      </w:r>
+      <w:proofErr w:type="spellEnd"/>
+      <w:r>
+        <w:rPr>
+          <w:b/>
+        </w:rPr>
+        <w:t xml:space="preserve"> </w:t>
       </w:r>
       <w:r>
         <w:rPr>
@@ -77,13 +141,198 @@
       </w:r>
       <w:r>
         <w:br/>
-        <w:t>Pemerintah Daerah Ho Chi Minh City, Vietnam, mengumumkan Bahasa Indonesia menjadi bahasa kedua secara resmi pada bulan Desember 2007, kata seorang diplomat Indonesia. “Bahasa Indonesia sejajar dengan Bahasa Inggris, Prancis dan Jepang sebagai bahasa kedua yang diprioritas</w:t>
       </w:r>
       <w:bookmarkStart w:id="0" w:name="_GoBack"/>
       <w:bookmarkEnd w:id="0"/>
-      <w:r>
-        <w:t>kan</w:t>
-      </w:r>
+      <w:proofErr w:type="spellStart"/>
+      <w:r>
+        <w:t>Pemerintah</w:t>
+      </w:r>
+      <w:proofErr w:type="spellEnd"/>
+      <w:r>
+        <w:t xml:space="preserve"> Daerah Ho Chi Minh City, Vietnam, </w:t>
+      </w:r>
+      <w:proofErr w:type="spellStart"/>
+      <w:r>
+        <w:t>mengumumkan</w:t>
+      </w:r>
+      <w:proofErr w:type="spellEnd"/>
+      <w:r>
+        <w:t xml:space="preserve"> </w:t>
+      </w:r>
+      <w:proofErr w:type="spellStart"/>
+      <w:r>
+        <w:t>Bahasa</w:t>
+      </w:r>
+      <w:proofErr w:type="spellEnd"/>
+      <w:r>
+        <w:t xml:space="preserve"> Indonesia </w:t>
+      </w:r>
+      <w:proofErr w:type="spellStart"/>
+      <w:r>
+        <w:t>menjadi</w:t>
+      </w:r>
+      <w:proofErr w:type="spellEnd"/>
+      <w:r>
+        <w:t xml:space="preserve"> </w:t>
+      </w:r>
+      <w:proofErr w:type="spellStart"/>
+      <w:r>
+        <w:t>bahasa</w:t>
+      </w:r>
+      <w:proofErr w:type="spellEnd"/>
+      <w:r>
+        <w:t xml:space="preserve"> </w:t>
+      </w:r>
+      <w:proofErr w:type="spellStart"/>
+      <w:r>
+        <w:t>kedua</w:t>
+      </w:r>
+      <w:proofErr w:type="spellEnd"/>
+      <w:r>
+        <w:t xml:space="preserve"> </w:t>
+      </w:r>
+      <w:proofErr w:type="spellStart"/>
+      <w:r>
+        <w:t>secara</w:t>
+      </w:r>
+      <w:proofErr w:type="spellEnd"/>
+      <w:r>
+        <w:t xml:space="preserve"> </w:t>
+      </w:r>
+      <w:proofErr w:type="spellStart"/>
+      <w:r>
+        <w:t>resmi</w:t>
+      </w:r>
+      <w:proofErr w:type="spellEnd"/>
+      <w:r>
+        <w:t xml:space="preserve"> </w:t>
+      </w:r>
+      <w:proofErr w:type="spellStart"/>
+      <w:r>
+        <w:t>pada</w:t>
+      </w:r>
+      <w:proofErr w:type="spellEnd"/>
+      <w:r>
+        <w:t xml:space="preserve"> </w:t>
+      </w:r>
+      <w:proofErr w:type="spellStart"/>
+      <w:r>
+        <w:t>bulan</w:t>
+      </w:r>
+      <w:proofErr w:type="spellEnd"/>
+      <w:r>
+        <w:t xml:space="preserve"> </w:t>
+      </w:r>
+      <w:proofErr w:type="spellStart"/>
+      <w:r>
+        <w:t>Desember</w:t>
+      </w:r>
+      <w:proofErr w:type="spellEnd"/>
+      <w:r>
+        <w:t xml:space="preserve"> 2007, kata </w:t>
+      </w:r>
+      <w:proofErr w:type="spellStart"/>
+      <w:r>
+        <w:t>seorang</w:t>
+      </w:r>
+      <w:proofErr w:type="spellEnd"/>
+      <w:r>
+        <w:t xml:space="preserve"> diplomat Indonesia. “</w:t>
+      </w:r>
+      <w:proofErr w:type="spellStart"/>
+      <w:r>
+        <w:t>Bahasa</w:t>
+      </w:r>
+      <w:proofErr w:type="spellEnd"/>
+      <w:r>
+        <w:t xml:space="preserve"> Indonesia </w:t>
+      </w:r>
+      <w:proofErr w:type="spellStart"/>
+      <w:r>
+        <w:t>sejajar</w:t>
+      </w:r>
+      <w:proofErr w:type="spellEnd"/>
+      <w:r>
+        <w:t xml:space="preserve"> </w:t>
+      </w:r>
+      <w:proofErr w:type="spellStart"/>
+      <w:r>
+        <w:t>dengan</w:t>
+      </w:r>
+      <w:proofErr w:type="spellEnd"/>
+      <w:r>
+        <w:t xml:space="preserve"> </w:t>
+      </w:r>
+      <w:proofErr w:type="spellStart"/>
+      <w:r>
+        <w:t>Bahasa</w:t>
+      </w:r>
+      <w:proofErr w:type="spellEnd"/>
+      <w:r>
+        <w:t xml:space="preserve"> </w:t>
+      </w:r>
+      <w:proofErr w:type="spellStart"/>
+      <w:r>
+        <w:t>Inggris</w:t>
+      </w:r>
+      <w:proofErr w:type="spellEnd"/>
+      <w:r>
+        <w:t xml:space="preserve">, </w:t>
+      </w:r>
+      <w:proofErr w:type="spellStart"/>
+      <w:r>
+        <w:t>Prancis</w:t>
+      </w:r>
+      <w:proofErr w:type="spellEnd"/>
+      <w:r>
+        <w:t xml:space="preserve"> </w:t>
+      </w:r>
+      <w:proofErr w:type="spellStart"/>
+      <w:r>
+        <w:t>dan</w:t>
+      </w:r>
+      <w:proofErr w:type="spellEnd"/>
+      <w:r>
+        <w:t xml:space="preserve"> </w:t>
+      </w:r>
+      <w:proofErr w:type="spellStart"/>
+      <w:r>
+        <w:t>Jepang</w:t>
+      </w:r>
+      <w:proofErr w:type="spellEnd"/>
+      <w:r>
+        <w:t xml:space="preserve"> </w:t>
+      </w:r>
+      <w:proofErr w:type="spellStart"/>
+      <w:r>
+        <w:t>sebagai</w:t>
+      </w:r>
+      <w:proofErr w:type="spellEnd"/>
+      <w:r>
+        <w:t xml:space="preserve"> </w:t>
+      </w:r>
+      <w:proofErr w:type="spellStart"/>
+      <w:r>
+        <w:t>bahasa</w:t>
+      </w:r>
+      <w:proofErr w:type="spellEnd"/>
+      <w:r>
+        <w:t xml:space="preserve"> </w:t>
+      </w:r>
+      <w:proofErr w:type="spellStart"/>
+      <w:r>
+        <w:t>kedua</w:t>
+      </w:r>
+      <w:proofErr w:type="spellEnd"/>
+      <w:r>
+        <w:t xml:space="preserve"> yang </w:t>
+      </w:r>
+      <w:proofErr w:type="spellStart"/>
+      <w:r>
+        <w:t>diprioritaskan</w:t>
+      </w:r>
+      <w:proofErr w:type="spellEnd"/>
       <w:proofErr w:type="gramStart"/>
       <w:r>
         <w:t>,</w:t>
@@ -93,10 +342,63 @@
       </w:r>
       <w:proofErr w:type="gramEnd"/>
       <w:r>
-        <w:t>” kata Konsul Jenderal RI di Ho Chi Minh City untuk periode 2007-2008, Irdam</w:t>
-      </w:r>
-      <w:r>
-        <w:t>is Ahmad di Jakarta pada Jumat.</w:t>
+        <w:t xml:space="preserve">” kata </w:t>
+      </w:r>
+      <w:proofErr w:type="spellStart"/>
+      <w:r>
+        <w:t>Konsul</w:t>
+      </w:r>
+      <w:proofErr w:type="spellEnd"/>
+      <w:r>
+        <w:t xml:space="preserve"> </w:t>
+      </w:r>
+      <w:proofErr w:type="spellStart"/>
+      <w:r>
+        <w:t>Jenderal</w:t>
+      </w:r>
+      <w:proofErr w:type="spellEnd"/>
+      <w:r>
+        <w:t xml:space="preserve"> RI di Ho Chi Minh City </w:t>
+      </w:r>
+      <w:proofErr w:type="spellStart"/>
+      <w:r>
+        <w:t>untuk</w:t>
+      </w:r>
+      <w:proofErr w:type="spellEnd"/>
+      <w:r>
+        <w:t xml:space="preserve"> </w:t>
+      </w:r>
+      <w:proofErr w:type="spellStart"/>
+      <w:r>
+        <w:t>periode</w:t>
+      </w:r>
+      <w:proofErr w:type="spellEnd"/>
+      <w:r>
+        <w:t xml:space="preserve"> 2007-2008, </w:t>
+      </w:r>
+      <w:proofErr w:type="spellStart"/>
+      <w:r>
+        <w:t>Irdamis</w:t>
+      </w:r>
+      <w:proofErr w:type="spellEnd"/>
+      <w:r>
+        <w:t xml:space="preserve"> Ahmad di Jakarta </w:t>
+      </w:r>
+      <w:proofErr w:type="spellStart"/>
+      <w:r>
+        <w:t>pada</w:t>
+      </w:r>
+      <w:proofErr w:type="spellEnd"/>
+      <w:r>
+        <w:t xml:space="preserve"> </w:t>
+      </w:r>
+      <w:proofErr w:type="spellStart"/>
+      <w:r>
+        <w:t>Jumat</w:t>
+      </w:r>
+      <w:proofErr w:type="spellEnd"/>
+      <w:r>
+        <w:t>.</w:t>
       </w:r>
       <w:r>
         <w:br/>
@@ -108,17 +410,598 @@
         <w:rPr>
           <w:b/>
         </w:rPr>
-        <w:t>2. Bahasa Indonesia dipelajari lebih dari 45 Negara di dunia</w:t>
-      </w:r>
+        <w:t xml:space="preserve">2. </w:t>
+      </w:r>
+      <w:proofErr w:type="spellStart"/>
+      <w:r>
+        <w:rPr>
+          <w:b/>
+        </w:rPr>
+        <w:t>Bahasa</w:t>
+      </w:r>
+      <w:proofErr w:type="spellEnd"/>
+      <w:r>
+        <w:rPr>
+          <w:b/>
+        </w:rPr>
+        <w:t xml:space="preserve"> Indonesia </w:t>
+      </w:r>
+      <w:proofErr w:type="spellStart"/>
+      <w:r>
+        <w:rPr>
+          <w:b/>
+        </w:rPr>
+        <w:t>dipelajari</w:t>
+      </w:r>
+      <w:proofErr w:type="spellEnd"/>
+      <w:r>
+        <w:rPr>
+          <w:b/>
+        </w:rPr>
+        <w:t xml:space="preserve"> </w:t>
+      </w:r>
+      <w:proofErr w:type="spellStart"/>
+      <w:r>
+        <w:rPr>
+          <w:b/>
+        </w:rPr>
+        <w:t>lebih</w:t>
+      </w:r>
+      <w:proofErr w:type="spellEnd"/>
+      <w:r>
+        <w:rPr>
+          <w:b/>
+        </w:rPr>
+        <w:t xml:space="preserve"> </w:t>
+      </w:r>
+      <w:proofErr w:type="spellStart"/>
+      <w:r>
+        <w:rPr>
+          <w:b/>
+        </w:rPr>
+        <w:t>dari</w:t>
+      </w:r>
+      <w:proofErr w:type="spellEnd"/>
+      <w:r>
+        <w:rPr>
+          <w:b/>
+        </w:rPr>
+        <w:t xml:space="preserve"> 45 Negara di </w:t>
+      </w:r>
+      <w:proofErr w:type="spellStart"/>
+      <w:r>
+        <w:rPr>
+          <w:b/>
+        </w:rPr>
+        <w:t>dunia</w:t>
+      </w:r>
+      <w:proofErr w:type="spellEnd"/>
       <w:r>
         <w:br/>
-        <w:t>“Saat ini ada 45 negara yang ada mengajarkan bahasa Indonesia, seperti Australia, Amerika, Kanada, Vietnam, dan banyak negara lainnya,” katanya. Mengambil contoh Australia, Andri Hadi menjelaskan, di Australia bahasa Indonesia menjadi bahasa populer keempat. Ada sekitar 500 sekolah mengajarkan bahasa Indonesia. Bahkan, anak-anak kelas 6 sekolah dasar ada</w:t>
-      </w:r>
-      <w:r>
-        <w:t xml:space="preserve"> yang bisa berbahasa Indonesia.” </w:t>
-      </w:r>
-      <w:r>
-        <w:t>Direktur Jenderal Informasi dan Diplomasi Publik Departemen Luar Negeri Andri Hadi mengemukakan hal itu ketika tampil pada pleno Kongres IX Bahasa Indonesia, yang membahas Bahasa Indonesia sebagai Media Diplomasi dalam Membangun Citra Indonesia di Dunia Internasional, Rabu (29/10) di Jakarta.</w:t>
+        <w:t>“</w:t>
+      </w:r>
+      <w:proofErr w:type="spellStart"/>
+      <w:r>
+        <w:t>Saat</w:t>
+      </w:r>
+      <w:proofErr w:type="spellEnd"/>
+      <w:r>
+        <w:t xml:space="preserve"> </w:t>
+      </w:r>
+      <w:proofErr w:type="spellStart"/>
+      <w:r>
+        <w:t>ini</w:t>
+      </w:r>
+      <w:proofErr w:type="spellEnd"/>
+      <w:r>
+        <w:t xml:space="preserve"> </w:t>
+      </w:r>
+      <w:proofErr w:type="spellStart"/>
+      <w:r>
+        <w:t>ada</w:t>
+      </w:r>
+      <w:proofErr w:type="spellEnd"/>
+      <w:r>
+        <w:t xml:space="preserve"> 45 </w:t>
+      </w:r>
+      <w:proofErr w:type="spellStart"/>
+      <w:r>
+        <w:t>negara</w:t>
+      </w:r>
+      <w:proofErr w:type="spellEnd"/>
+      <w:r>
+        <w:t xml:space="preserve"> yang </w:t>
+      </w:r>
+      <w:proofErr w:type="spellStart"/>
+      <w:r>
+        <w:t>ada</w:t>
+      </w:r>
+      <w:proofErr w:type="spellEnd"/>
+      <w:r>
+        <w:t xml:space="preserve"> </w:t>
+      </w:r>
+      <w:proofErr w:type="spellStart"/>
+      <w:r>
+        <w:t>mengajarkan</w:t>
+      </w:r>
+      <w:proofErr w:type="spellEnd"/>
+      <w:r>
+        <w:t xml:space="preserve"> </w:t>
+      </w:r>
+      <w:proofErr w:type="spellStart"/>
+      <w:r>
+        <w:t>bahasa</w:t>
+      </w:r>
+      <w:proofErr w:type="spellEnd"/>
+      <w:r>
+        <w:t xml:space="preserve"> Indonesia, </w:t>
+      </w:r>
+      <w:proofErr w:type="spellStart"/>
+      <w:r>
+        <w:t>seperti</w:t>
+      </w:r>
+      <w:proofErr w:type="spellEnd"/>
+      <w:r>
+        <w:t xml:space="preserve"> Australia, </w:t>
+      </w:r>
+      <w:proofErr w:type="spellStart"/>
+      <w:r>
+        <w:t>Amerika</w:t>
+      </w:r>
+      <w:proofErr w:type="spellEnd"/>
+      <w:r>
+        <w:t xml:space="preserve">, </w:t>
+      </w:r>
+      <w:proofErr w:type="spellStart"/>
+      <w:r>
+        <w:t>Kanada</w:t>
+      </w:r>
+      <w:proofErr w:type="spellEnd"/>
+      <w:r>
+        <w:t xml:space="preserve">, Vietnam, </w:t>
+      </w:r>
+      <w:proofErr w:type="spellStart"/>
+      <w:r>
+        <w:t>dan</w:t>
+      </w:r>
+      <w:proofErr w:type="spellEnd"/>
+      <w:r>
+        <w:t xml:space="preserve"> </w:t>
+      </w:r>
+      <w:proofErr w:type="spellStart"/>
+      <w:r>
+        <w:t>banyak</w:t>
+      </w:r>
+      <w:proofErr w:type="spellEnd"/>
+      <w:r>
+        <w:t xml:space="preserve"> </w:t>
+      </w:r>
+      <w:proofErr w:type="spellStart"/>
+      <w:r>
+        <w:t>negara</w:t>
+      </w:r>
+      <w:proofErr w:type="spellEnd"/>
+      <w:r>
+        <w:t xml:space="preserve"> </w:t>
+      </w:r>
+      <w:proofErr w:type="spellStart"/>
+      <w:r>
+        <w:t>lainnya</w:t>
+      </w:r>
+      <w:proofErr w:type="spellEnd"/>
+      <w:r>
+        <w:t xml:space="preserve">,” </w:t>
+      </w:r>
+      <w:r>
+        <w:t>kata</w:t>
+      </w:r>
+      <w:r>
+        <w:t xml:space="preserve"> </w:t>
+      </w:r>
+      <w:proofErr w:type="spellStart"/>
+      <w:r>
+        <w:t>Andri</w:t>
+      </w:r>
+      <w:proofErr w:type="spellEnd"/>
+      <w:r>
+        <w:t xml:space="preserve"> </w:t>
+      </w:r>
+      <w:proofErr w:type="spellStart"/>
+      <w:r>
+        <w:t>Hadi</w:t>
+      </w:r>
+      <w:proofErr w:type="spellEnd"/>
+      <w:r>
+        <w:t xml:space="preserve">. </w:t>
+      </w:r>
+      <w:proofErr w:type="spellStart"/>
+      <w:proofErr w:type="gramStart"/>
+      <w:r>
+        <w:t>Ia</w:t>
+      </w:r>
+      <w:proofErr w:type="spellEnd"/>
+      <w:proofErr w:type="gramEnd"/>
+      <w:r>
+        <w:t xml:space="preserve"> </w:t>
+      </w:r>
+      <w:proofErr w:type="spellStart"/>
+      <w:r>
+        <w:t>menjelaskan</w:t>
+      </w:r>
+      <w:proofErr w:type="spellEnd"/>
+      <w:r>
+        <w:t xml:space="preserve">, di Australia </w:t>
+      </w:r>
+      <w:proofErr w:type="spellStart"/>
+      <w:r>
+        <w:t>bahasa</w:t>
+      </w:r>
+      <w:proofErr w:type="spellEnd"/>
+      <w:r>
+        <w:t xml:space="preserve"> Indonesia </w:t>
+      </w:r>
+      <w:proofErr w:type="spellStart"/>
+      <w:r>
+        <w:t>menjadi</w:t>
+      </w:r>
+      <w:proofErr w:type="spellEnd"/>
+      <w:r>
+        <w:t xml:space="preserve"> </w:t>
+      </w:r>
+      <w:proofErr w:type="spellStart"/>
+      <w:r>
+        <w:t>bahasa</w:t>
+      </w:r>
+      <w:proofErr w:type="spellEnd"/>
+      <w:r>
+        <w:t xml:space="preserve"> </w:t>
+      </w:r>
+      <w:proofErr w:type="spellStart"/>
+      <w:r>
+        <w:t>populer</w:t>
+      </w:r>
+      <w:proofErr w:type="spellEnd"/>
+      <w:r>
+        <w:t xml:space="preserve"> </w:t>
+      </w:r>
+      <w:proofErr w:type="spellStart"/>
+      <w:r>
+        <w:t>keempat</w:t>
+      </w:r>
+      <w:proofErr w:type="spellEnd"/>
+      <w:r>
+        <w:t xml:space="preserve">. Ada </w:t>
+      </w:r>
+      <w:proofErr w:type="spellStart"/>
+      <w:r>
+        <w:t>sekitar</w:t>
+      </w:r>
+      <w:proofErr w:type="spellEnd"/>
+      <w:r>
+        <w:t xml:space="preserve"> 500 </w:t>
+      </w:r>
+      <w:proofErr w:type="spellStart"/>
+      <w:r>
+        <w:t>sekolah</w:t>
+      </w:r>
+      <w:proofErr w:type="spellEnd"/>
+      <w:r>
+        <w:t xml:space="preserve"> </w:t>
+      </w:r>
+      <w:proofErr w:type="spellStart"/>
+      <w:r>
+        <w:t>mengajarkan</w:t>
+      </w:r>
+      <w:proofErr w:type="spellEnd"/>
+      <w:r>
+        <w:t xml:space="preserve"> </w:t>
+      </w:r>
+      <w:proofErr w:type="spellStart"/>
+      <w:r>
+        <w:t>bahasa</w:t>
+      </w:r>
+      <w:proofErr w:type="spellEnd"/>
+      <w:r>
+        <w:t xml:space="preserve"> Indonesia. </w:t>
+      </w:r>
+      <w:proofErr w:type="spellStart"/>
+      <w:r>
+        <w:t>Bahkan</w:t>
+      </w:r>
+      <w:proofErr w:type="spellEnd"/>
+      <w:r>
+        <w:t xml:space="preserve">, </w:t>
+      </w:r>
+      <w:proofErr w:type="spellStart"/>
+      <w:r>
+        <w:t>anak-anak</w:t>
+      </w:r>
+      <w:proofErr w:type="spellEnd"/>
+      <w:r>
+        <w:t xml:space="preserve"> </w:t>
+      </w:r>
+      <w:proofErr w:type="spellStart"/>
+      <w:r>
+        <w:t>kelas</w:t>
+      </w:r>
+      <w:proofErr w:type="spellEnd"/>
+      <w:r>
+        <w:t xml:space="preserve"> 6 </w:t>
+      </w:r>
+      <w:proofErr w:type="spellStart"/>
+      <w:r>
+        <w:t>sekolah</w:t>
+      </w:r>
+      <w:proofErr w:type="spellEnd"/>
+      <w:r>
+        <w:t xml:space="preserve"> </w:t>
+      </w:r>
+      <w:proofErr w:type="spellStart"/>
+      <w:r>
+        <w:t>dasar</w:t>
+      </w:r>
+      <w:proofErr w:type="spellEnd"/>
+      <w:r>
+        <w:t xml:space="preserve"> </w:t>
+      </w:r>
+      <w:proofErr w:type="spellStart"/>
+      <w:r>
+        <w:t>ada</w:t>
+      </w:r>
+      <w:proofErr w:type="spellEnd"/>
+      <w:r>
+        <w:t xml:space="preserve"> </w:t>
+      </w:r>
+      <w:r>
+        <w:t xml:space="preserve">yang </w:t>
+      </w:r>
+      <w:proofErr w:type="spellStart"/>
+      <w:r>
+        <w:t>bisa</w:t>
+      </w:r>
+      <w:proofErr w:type="spellEnd"/>
+      <w:r>
+        <w:t xml:space="preserve"> </w:t>
+      </w:r>
+      <w:proofErr w:type="spellStart"/>
+      <w:r>
+        <w:t>berbahasa</w:t>
+      </w:r>
+      <w:proofErr w:type="spellEnd"/>
+      <w:r>
+        <w:t xml:space="preserve"> Indonesia. </w:t>
+      </w:r>
+      <w:proofErr w:type="spellStart"/>
+      <w:r>
+        <w:t>Direktur</w:t>
+      </w:r>
+      <w:proofErr w:type="spellEnd"/>
+      <w:r>
+        <w:t xml:space="preserve"> </w:t>
+      </w:r>
+      <w:proofErr w:type="spellStart"/>
+      <w:r>
+        <w:t>Jenderal</w:t>
+      </w:r>
+      <w:proofErr w:type="spellEnd"/>
+      <w:r>
+        <w:t xml:space="preserve"> </w:t>
+      </w:r>
+      <w:proofErr w:type="spellStart"/>
+      <w:r>
+        <w:t>Informasi</w:t>
+      </w:r>
+      <w:proofErr w:type="spellEnd"/>
+      <w:r>
+        <w:t xml:space="preserve"> </w:t>
+      </w:r>
+      <w:proofErr w:type="spellStart"/>
+      <w:r>
+        <w:t>dan</w:t>
+      </w:r>
+      <w:proofErr w:type="spellEnd"/>
+      <w:r>
+        <w:t xml:space="preserve"> </w:t>
+      </w:r>
+      <w:proofErr w:type="spellStart"/>
+      <w:r>
+        <w:t>Diplomasi</w:t>
+      </w:r>
+      <w:proofErr w:type="spellEnd"/>
+      <w:r>
+        <w:t xml:space="preserve"> </w:t>
+      </w:r>
+      <w:proofErr w:type="spellStart"/>
+      <w:r>
+        <w:t>Publik</w:t>
+      </w:r>
+      <w:proofErr w:type="spellEnd"/>
+      <w:r>
+        <w:t xml:space="preserve"> </w:t>
+      </w:r>
+      <w:proofErr w:type="spellStart"/>
+      <w:r>
+        <w:t>Departemen</w:t>
+      </w:r>
+      <w:proofErr w:type="spellEnd"/>
+      <w:r>
+        <w:t xml:space="preserve"> </w:t>
+      </w:r>
+      <w:proofErr w:type="spellStart"/>
+      <w:r>
+        <w:t>Luar</w:t>
+      </w:r>
+      <w:proofErr w:type="spellEnd"/>
+      <w:r>
+        <w:t xml:space="preserve"> </w:t>
+      </w:r>
+      <w:proofErr w:type="spellStart"/>
+      <w:r>
+        <w:t>Negeri</w:t>
+      </w:r>
+      <w:proofErr w:type="spellEnd"/>
+      <w:r>
+        <w:t xml:space="preserve"> </w:t>
+      </w:r>
+      <w:proofErr w:type="spellStart"/>
+      <w:r>
+        <w:t>Andri</w:t>
+      </w:r>
+      <w:proofErr w:type="spellEnd"/>
+      <w:r>
+        <w:t xml:space="preserve"> </w:t>
+      </w:r>
+      <w:proofErr w:type="spellStart"/>
+      <w:r>
+        <w:t>Hadi</w:t>
+      </w:r>
+      <w:proofErr w:type="spellEnd"/>
+      <w:r>
+        <w:t xml:space="preserve"> </w:t>
+      </w:r>
+      <w:proofErr w:type="spellStart"/>
+      <w:r>
+        <w:t>mengemukakan</w:t>
+      </w:r>
+      <w:proofErr w:type="spellEnd"/>
+      <w:r>
+        <w:t xml:space="preserve"> </w:t>
+      </w:r>
+      <w:proofErr w:type="spellStart"/>
+      <w:r>
+        <w:t>hal</w:t>
+      </w:r>
+      <w:proofErr w:type="spellEnd"/>
+      <w:r>
+        <w:t xml:space="preserve"> </w:t>
+      </w:r>
+      <w:proofErr w:type="spellStart"/>
+      <w:r>
+        <w:t>itu</w:t>
+      </w:r>
+      <w:proofErr w:type="spellEnd"/>
+      <w:r>
+        <w:t xml:space="preserve"> </w:t>
+      </w:r>
+      <w:proofErr w:type="spellStart"/>
+      <w:r>
+        <w:t>ketika</w:t>
+      </w:r>
+      <w:proofErr w:type="spellEnd"/>
+      <w:r>
+        <w:t xml:space="preserve"> </w:t>
+      </w:r>
+      <w:proofErr w:type="spellStart"/>
+      <w:r>
+        <w:t>tampil</w:t>
+      </w:r>
+      <w:proofErr w:type="spellEnd"/>
+      <w:r>
+        <w:t xml:space="preserve"> </w:t>
+      </w:r>
+      <w:proofErr w:type="spellStart"/>
+      <w:r>
+        <w:t>pada</w:t>
+      </w:r>
+      <w:proofErr w:type="spellEnd"/>
+      <w:r>
+        <w:t xml:space="preserve"> </w:t>
+      </w:r>
+      <w:proofErr w:type="spellStart"/>
+      <w:r>
+        <w:t>pleno</w:t>
+      </w:r>
+      <w:proofErr w:type="spellEnd"/>
+      <w:r>
+        <w:t xml:space="preserve"> </w:t>
+      </w:r>
+      <w:proofErr w:type="spellStart"/>
+      <w:r>
+        <w:t>Kongres</w:t>
+      </w:r>
+      <w:proofErr w:type="spellEnd"/>
+      <w:r>
+        <w:t xml:space="preserve"> IX </w:t>
+      </w:r>
+      <w:proofErr w:type="spellStart"/>
+      <w:r>
+        <w:t>Bahasa</w:t>
+      </w:r>
+      <w:proofErr w:type="spellEnd"/>
+      <w:r>
+        <w:t xml:space="preserve"> Indonesia, yang </w:t>
+      </w:r>
+      <w:proofErr w:type="spellStart"/>
+      <w:r>
+        <w:t>membahas</w:t>
+      </w:r>
+      <w:proofErr w:type="spellEnd"/>
+      <w:r>
+        <w:t xml:space="preserve"> </w:t>
+      </w:r>
+      <w:proofErr w:type="spellStart"/>
+      <w:r>
+        <w:t>Bahasa</w:t>
+      </w:r>
+      <w:proofErr w:type="spellEnd"/>
+      <w:r>
+        <w:t xml:space="preserve"> Indonesia </w:t>
+      </w:r>
+      <w:proofErr w:type="spellStart"/>
+      <w:r>
+        <w:t>sebagai</w:t>
+      </w:r>
+      <w:proofErr w:type="spellEnd"/>
+      <w:r>
+        <w:t xml:space="preserve"> Media </w:t>
+      </w:r>
+      <w:proofErr w:type="spellStart"/>
+      <w:r>
+        <w:t>Diplomasi</w:t>
+      </w:r>
+      <w:proofErr w:type="spellEnd"/>
+      <w:r>
+        <w:t xml:space="preserve"> </w:t>
+      </w:r>
+      <w:proofErr w:type="spellStart"/>
+      <w:r>
+        <w:t>dalam</w:t>
+      </w:r>
+      <w:proofErr w:type="spellEnd"/>
+      <w:r>
+        <w:t xml:space="preserve"> </w:t>
+      </w:r>
+      <w:proofErr w:type="spellStart"/>
+      <w:r>
+        <w:t>Membangun</w:t>
+      </w:r>
+      <w:proofErr w:type="spellEnd"/>
+      <w:r>
+        <w:t xml:space="preserve"> Citra Indonesia di </w:t>
+      </w:r>
+      <w:proofErr w:type="spellStart"/>
+      <w:r>
+        <w:t>Dunia</w:t>
+      </w:r>
+      <w:proofErr w:type="spellEnd"/>
+      <w:r>
+        <w:t xml:space="preserve"> </w:t>
+      </w:r>
+      <w:proofErr w:type="spellStart"/>
+      <w:r>
+        <w:t>Internasional</w:t>
+      </w:r>
+      <w:proofErr w:type="spellEnd"/>
+      <w:r>
+        <w:t xml:space="preserve">, </w:t>
+      </w:r>
+      <w:proofErr w:type="spellStart"/>
+      <w:r>
+        <w:t>Rabu</w:t>
+      </w:r>
+      <w:proofErr w:type="spellEnd"/>
+      <w:r>
+        <w:t xml:space="preserve"> (29/10) di Jakarta.</w:t>
       </w:r>
       <w:r>
         <w:br/>
@@ -130,26 +1013,410 @@
         <w:rPr>
           <w:b/>
         </w:rPr>
-        <w:t>3. Wikipedia bahasa Indonesia yang menduduki peringkat ke 26 di du</w:t>
-      </w:r>
-      <w:r>
-        <w:rPr>
-          <w:b/>
-        </w:rPr>
-        <w:t>nia dan Terbesar Ketiga di Asia</w:t>
+        <w:t xml:space="preserve">3. Wikipedia </w:t>
+      </w:r>
+      <w:proofErr w:type="spellStart"/>
+      <w:r>
+        <w:rPr>
+          <w:b/>
+        </w:rPr>
+        <w:t>bahasa</w:t>
+      </w:r>
+      <w:proofErr w:type="spellEnd"/>
+      <w:r>
+        <w:rPr>
+          <w:b/>
+        </w:rPr>
+        <w:t xml:space="preserve"> Indonesia yang </w:t>
+      </w:r>
+      <w:proofErr w:type="spellStart"/>
+      <w:r>
+        <w:rPr>
+          <w:b/>
+        </w:rPr>
+        <w:t>menduduki</w:t>
+      </w:r>
+      <w:proofErr w:type="spellEnd"/>
+      <w:r>
+        <w:rPr>
+          <w:b/>
+        </w:rPr>
+        <w:t xml:space="preserve"> </w:t>
+      </w:r>
+      <w:proofErr w:type="spellStart"/>
+      <w:r>
+        <w:rPr>
+          <w:b/>
+        </w:rPr>
+        <w:t>peringkat</w:t>
+      </w:r>
+      <w:proofErr w:type="spellEnd"/>
+      <w:r>
+        <w:rPr>
+          <w:b/>
+        </w:rPr>
+        <w:t xml:space="preserve"> </w:t>
+      </w:r>
+      <w:proofErr w:type="spellStart"/>
+      <w:r>
+        <w:rPr>
+          <w:b/>
+        </w:rPr>
+        <w:t>ke</w:t>
+      </w:r>
+      <w:proofErr w:type="spellEnd"/>
+      <w:r>
+        <w:rPr>
+          <w:b/>
+        </w:rPr>
+        <w:t xml:space="preserve"> 26 di </w:t>
+      </w:r>
+      <w:proofErr w:type="spellStart"/>
+      <w:r>
+        <w:rPr>
+          <w:b/>
+        </w:rPr>
+        <w:t>dunia</w:t>
+      </w:r>
+      <w:proofErr w:type="spellEnd"/>
+      <w:r>
+        <w:rPr>
+          <w:b/>
+        </w:rPr>
+        <w:t xml:space="preserve"> </w:t>
+      </w:r>
+      <w:proofErr w:type="spellStart"/>
+      <w:r>
+        <w:rPr>
+          <w:b/>
+        </w:rPr>
+        <w:t>dan</w:t>
+      </w:r>
+      <w:proofErr w:type="spellEnd"/>
+      <w:r>
+        <w:rPr>
+          <w:b/>
+        </w:rPr>
+        <w:t xml:space="preserve"> </w:t>
+      </w:r>
+      <w:proofErr w:type="spellStart"/>
+      <w:r>
+        <w:rPr>
+          <w:b/>
+        </w:rPr>
+        <w:t>Terbesar</w:t>
+      </w:r>
+      <w:proofErr w:type="spellEnd"/>
+      <w:r>
+        <w:rPr>
+          <w:b/>
+        </w:rPr>
+        <w:t xml:space="preserve"> </w:t>
+      </w:r>
+      <w:proofErr w:type="spellStart"/>
+      <w:r>
+        <w:rPr>
+          <w:b/>
+        </w:rPr>
+        <w:t>Ketiga</w:t>
+      </w:r>
+      <w:proofErr w:type="spellEnd"/>
+      <w:r>
+        <w:rPr>
+          <w:b/>
+        </w:rPr>
+        <w:t xml:space="preserve"> di Asia</w:t>
       </w:r>
       <w:r>
         <w:br/>
-        <w:t xml:space="preserve">Menulis ensiklopedia bebas di internet semakin digemari masyarakat Indonesia. Bahkan ensiklopedia bebas berbahasa Indonesia, Wikipedia Indonesia, telah menjadi ensiklopedia elektronik terbesar ketiga setelah Wikipedia </w:t>
-      </w:r>
-      <w:r>
-        <w:t xml:space="preserve">berbahasa Jepang dan Mandarin. </w:t>
-      </w:r>
-      <w:r>
-        <w:t>Wikipedia Indonesia kini berada di peringkat 26 dari 250 Wikipedia berbahasa asing di dunia. Sedangkan di tingkat Asia kita berada di peringkat ti</w:t>
-      </w:r>
-      <w:r>
-        <w:t xml:space="preserve">ga, setelah Jepang dan Mandarin </w:t>
+      </w:r>
+      <w:proofErr w:type="spellStart"/>
+      <w:r>
+        <w:t>Menulis</w:t>
+      </w:r>
+      <w:proofErr w:type="spellEnd"/>
+      <w:r>
+        <w:t xml:space="preserve"> </w:t>
+      </w:r>
+      <w:proofErr w:type="spellStart"/>
+      <w:r>
+        <w:t>ensiklopedia</w:t>
+      </w:r>
+      <w:proofErr w:type="spellEnd"/>
+      <w:r>
+        <w:t xml:space="preserve"> </w:t>
+      </w:r>
+      <w:proofErr w:type="spellStart"/>
+      <w:r>
+        <w:t>bebas</w:t>
+      </w:r>
+      <w:proofErr w:type="spellEnd"/>
+      <w:r>
+        <w:t xml:space="preserve"> di internet </w:t>
+      </w:r>
+      <w:proofErr w:type="spellStart"/>
+      <w:r>
+        <w:t>semakin</w:t>
+      </w:r>
+      <w:proofErr w:type="spellEnd"/>
+      <w:r>
+        <w:t xml:space="preserve"> </w:t>
+      </w:r>
+      <w:proofErr w:type="spellStart"/>
+      <w:r>
+        <w:t>digemari</w:t>
+      </w:r>
+      <w:proofErr w:type="spellEnd"/>
+      <w:r>
+        <w:t xml:space="preserve"> </w:t>
+      </w:r>
+      <w:proofErr w:type="spellStart"/>
+      <w:r>
+        <w:t>masyarakat</w:t>
+      </w:r>
+      <w:proofErr w:type="spellEnd"/>
+      <w:r>
+        <w:t xml:space="preserve"> Indonesia. </w:t>
+      </w:r>
+      <w:proofErr w:type="spellStart"/>
+      <w:r>
+        <w:t>Bahkan</w:t>
+      </w:r>
+      <w:proofErr w:type="spellEnd"/>
+      <w:r>
+        <w:t xml:space="preserve"> </w:t>
+      </w:r>
+      <w:proofErr w:type="spellStart"/>
+      <w:r>
+        <w:t>ensiklopedia</w:t>
+      </w:r>
+      <w:proofErr w:type="spellEnd"/>
+      <w:r>
+        <w:t xml:space="preserve"> </w:t>
+      </w:r>
+      <w:proofErr w:type="spellStart"/>
+      <w:r>
+        <w:t>bebas</w:t>
+      </w:r>
+      <w:proofErr w:type="spellEnd"/>
+      <w:r>
+        <w:t xml:space="preserve"> </w:t>
+      </w:r>
+      <w:proofErr w:type="spellStart"/>
+      <w:r>
+        <w:t>berbahasa</w:t>
+      </w:r>
+      <w:proofErr w:type="spellEnd"/>
+      <w:r>
+        <w:t xml:space="preserve"> Indonesia, Wikipedia Indonesia, </w:t>
+      </w:r>
+      <w:proofErr w:type="spellStart"/>
+      <w:r>
+        <w:t>telah</w:t>
+      </w:r>
+      <w:proofErr w:type="spellEnd"/>
+      <w:r>
+        <w:t xml:space="preserve"> </w:t>
+      </w:r>
+      <w:proofErr w:type="spellStart"/>
+      <w:r>
+        <w:t>menjadi</w:t>
+      </w:r>
+      <w:proofErr w:type="spellEnd"/>
+      <w:r>
+        <w:t xml:space="preserve"> </w:t>
+      </w:r>
+      <w:proofErr w:type="spellStart"/>
+      <w:r>
+        <w:t>ensiklopedia</w:t>
+      </w:r>
+      <w:proofErr w:type="spellEnd"/>
+      <w:r>
+        <w:t xml:space="preserve"> </w:t>
+      </w:r>
+      <w:proofErr w:type="spellStart"/>
+      <w:r>
+        <w:t>elektronik</w:t>
+      </w:r>
+      <w:proofErr w:type="spellEnd"/>
+      <w:r>
+        <w:t xml:space="preserve"> </w:t>
+      </w:r>
+      <w:proofErr w:type="spellStart"/>
+      <w:r>
+        <w:t>terbesar</w:t>
+      </w:r>
+      <w:proofErr w:type="spellEnd"/>
+      <w:r>
+        <w:t xml:space="preserve"> </w:t>
+      </w:r>
+      <w:proofErr w:type="spellStart"/>
+      <w:r>
+        <w:t>ketiga</w:t>
+      </w:r>
+      <w:proofErr w:type="spellEnd"/>
+      <w:r>
+        <w:t xml:space="preserve"> </w:t>
+      </w:r>
+      <w:proofErr w:type="spellStart"/>
+      <w:r>
+        <w:t>setelah</w:t>
+      </w:r>
+      <w:proofErr w:type="spellEnd"/>
+      <w:r>
+        <w:t xml:space="preserve"> Wikipedia </w:t>
+      </w:r>
+      <w:proofErr w:type="spellStart"/>
+      <w:r>
+        <w:t>berbahasa</w:t>
+      </w:r>
+      <w:proofErr w:type="spellEnd"/>
+      <w:r>
+        <w:t xml:space="preserve"> </w:t>
+      </w:r>
+      <w:proofErr w:type="spellStart"/>
+      <w:r>
+        <w:t>Jepang</w:t>
+      </w:r>
+      <w:proofErr w:type="spellEnd"/>
+      <w:r>
+        <w:t xml:space="preserve"> </w:t>
+      </w:r>
+      <w:proofErr w:type="spellStart"/>
+      <w:r>
+        <w:t>dan</w:t>
+      </w:r>
+      <w:proofErr w:type="spellEnd"/>
+      <w:r>
+        <w:t xml:space="preserve"> Mandarin. Wikipedia Indonesia </w:t>
+      </w:r>
+      <w:proofErr w:type="spellStart"/>
+      <w:r>
+        <w:t>kini</w:t>
+      </w:r>
+      <w:proofErr w:type="spellEnd"/>
+      <w:r>
+        <w:t xml:space="preserve"> </w:t>
+      </w:r>
+      <w:proofErr w:type="spellStart"/>
+      <w:r>
+        <w:t>berada</w:t>
+      </w:r>
+      <w:proofErr w:type="spellEnd"/>
+      <w:r>
+        <w:t xml:space="preserve"> di </w:t>
+      </w:r>
+      <w:proofErr w:type="spellStart"/>
+      <w:r>
+        <w:t>peringkat</w:t>
+      </w:r>
+      <w:proofErr w:type="spellEnd"/>
+      <w:r>
+        <w:t xml:space="preserve"> 26 </w:t>
+      </w:r>
+      <w:proofErr w:type="spellStart"/>
+      <w:r>
+        <w:t>dari</w:t>
+      </w:r>
+      <w:proofErr w:type="spellEnd"/>
+      <w:r>
+        <w:t xml:space="preserve"> 250 Wikipedia </w:t>
+      </w:r>
+      <w:proofErr w:type="spellStart"/>
+      <w:r>
+        <w:t>berbahasa</w:t>
+      </w:r>
+      <w:proofErr w:type="spellEnd"/>
+      <w:r>
+        <w:t xml:space="preserve"> </w:t>
+      </w:r>
+      <w:proofErr w:type="spellStart"/>
+      <w:r>
+        <w:t>asing</w:t>
+      </w:r>
+      <w:proofErr w:type="spellEnd"/>
+      <w:r>
+        <w:t xml:space="preserve"> di </w:t>
+      </w:r>
+      <w:proofErr w:type="spellStart"/>
+      <w:r>
+        <w:t>dunia</w:t>
+      </w:r>
+      <w:proofErr w:type="spellEnd"/>
+      <w:r>
+        <w:t xml:space="preserve">. </w:t>
+      </w:r>
+      <w:proofErr w:type="spellStart"/>
+      <w:r>
+        <w:t>Sedangkan</w:t>
+      </w:r>
+      <w:proofErr w:type="spellEnd"/>
+      <w:r>
+        <w:t xml:space="preserve"> di </w:t>
+      </w:r>
+      <w:proofErr w:type="spellStart"/>
+      <w:r>
+        <w:t>tingkat</w:t>
+      </w:r>
+      <w:proofErr w:type="spellEnd"/>
+      <w:r>
+        <w:t xml:space="preserve"> Asia </w:t>
+      </w:r>
+      <w:proofErr w:type="spellStart"/>
+      <w:r>
+        <w:t>kita</w:t>
+      </w:r>
+      <w:proofErr w:type="spellEnd"/>
+      <w:r>
+        <w:t xml:space="preserve"> </w:t>
+      </w:r>
+      <w:proofErr w:type="spellStart"/>
+      <w:r>
+        <w:t>berada</w:t>
+      </w:r>
+      <w:proofErr w:type="spellEnd"/>
+      <w:r>
+        <w:t xml:space="preserve"> di </w:t>
+      </w:r>
+      <w:proofErr w:type="spellStart"/>
+      <w:r>
+        <w:t>peringkat</w:t>
+      </w:r>
+      <w:proofErr w:type="spellEnd"/>
+      <w:r>
+        <w:t xml:space="preserve"> </w:t>
+      </w:r>
+      <w:proofErr w:type="spellStart"/>
+      <w:r>
+        <w:t>tiga</w:t>
+      </w:r>
+      <w:proofErr w:type="spellEnd"/>
+      <w:r>
+        <w:t xml:space="preserve">, </w:t>
+      </w:r>
+      <w:proofErr w:type="spellStart"/>
+      <w:r>
+        <w:t>setelah</w:t>
+      </w:r>
+      <w:proofErr w:type="spellEnd"/>
+      <w:r>
+        <w:t xml:space="preserve"> </w:t>
+      </w:r>
+      <w:proofErr w:type="spellStart"/>
+      <w:r>
+        <w:t>Jepang</w:t>
+      </w:r>
+      <w:proofErr w:type="spellEnd"/>
+      <w:r>
+        <w:t xml:space="preserve"> </w:t>
+      </w:r>
+      <w:proofErr w:type="spellStart"/>
+      <w:r>
+        <w:t>dan</w:t>
+      </w:r>
+      <w:proofErr w:type="spellEnd"/>
+      <w:r>
+        <w:t xml:space="preserve"> Mandarin </w:t>
       </w:r>
       <w:r>
         <w:br/>
@@ -161,21 +1428,394 @@
         <w:rPr>
           <w:b/>
         </w:rPr>
-        <w:t xml:space="preserve">4. Bahasa Indonesia bahasa ketiga yang paling </w:t>
-      </w:r>
-      <w:r>
-        <w:rPr>
-          <w:b/>
-        </w:rPr>
-        <w:t>banyak digunakan pada wordpress</w:t>
-      </w:r>
+        <w:t xml:space="preserve">4. </w:t>
+      </w:r>
+      <w:proofErr w:type="spellStart"/>
+      <w:r>
+        <w:rPr>
+          <w:b/>
+        </w:rPr>
+        <w:t>Bahasa</w:t>
+      </w:r>
+      <w:proofErr w:type="spellEnd"/>
+      <w:r>
+        <w:rPr>
+          <w:b/>
+        </w:rPr>
+        <w:t xml:space="preserve"> Indonesia </w:t>
+      </w:r>
+      <w:proofErr w:type="spellStart"/>
+      <w:r>
+        <w:rPr>
+          <w:b/>
+        </w:rPr>
+        <w:t>bahasa</w:t>
+      </w:r>
+      <w:proofErr w:type="spellEnd"/>
+      <w:r>
+        <w:rPr>
+          <w:b/>
+        </w:rPr>
+        <w:t xml:space="preserve"> </w:t>
+      </w:r>
+      <w:proofErr w:type="spellStart"/>
+      <w:r>
+        <w:rPr>
+          <w:b/>
+        </w:rPr>
+        <w:t>ketiga</w:t>
+      </w:r>
+      <w:proofErr w:type="spellEnd"/>
+      <w:r>
+        <w:rPr>
+          <w:b/>
+        </w:rPr>
+        <w:t xml:space="preserve"> yang paling </w:t>
+      </w:r>
+      <w:proofErr w:type="spellStart"/>
+      <w:r>
+        <w:rPr>
+          <w:b/>
+        </w:rPr>
+        <w:t>banyak</w:t>
+      </w:r>
+      <w:proofErr w:type="spellEnd"/>
+      <w:r>
+        <w:rPr>
+          <w:b/>
+        </w:rPr>
+        <w:t xml:space="preserve"> </w:t>
+      </w:r>
+      <w:proofErr w:type="spellStart"/>
+      <w:r>
+        <w:rPr>
+          <w:b/>
+        </w:rPr>
+        <w:t>digunakan</w:t>
+      </w:r>
+      <w:proofErr w:type="spellEnd"/>
+      <w:r>
+        <w:rPr>
+          <w:b/>
+        </w:rPr>
+        <w:t xml:space="preserve"> </w:t>
+      </w:r>
+      <w:proofErr w:type="spellStart"/>
+      <w:r>
+        <w:rPr>
+          <w:b/>
+        </w:rPr>
+        <w:t>pada</w:t>
+      </w:r>
+      <w:proofErr w:type="spellEnd"/>
+      <w:r>
+        <w:rPr>
+          <w:b/>
+        </w:rPr>
+        <w:t xml:space="preserve"> </w:t>
+      </w:r>
+      <w:proofErr w:type="spellStart"/>
+      <w:r>
+        <w:rPr>
+          <w:b/>
+        </w:rPr>
+        <w:t>wordpress</w:t>
+      </w:r>
+      <w:proofErr w:type="spellEnd"/>
       <w:r>
         <w:br/>
-        <w:t>Fakta bahwa setelah Spanyol, Bahasa Indonesia adalah Bahasa yang menempati urutan ketiga yang paling banyak digunakan dalam posting-posting</w:t>
+      </w:r>
+      <w:proofErr w:type="spellStart"/>
+      <w:r>
+        <w:t>Fakta</w:t>
+      </w:r>
+      <w:proofErr w:type="spellEnd"/>
+      <w:r>
+        <w:t xml:space="preserve"> </w:t>
+      </w:r>
+      <w:proofErr w:type="spellStart"/>
+      <w:r>
+        <w:t>bahwa</w:t>
+      </w:r>
+      <w:proofErr w:type="spellEnd"/>
+      <w:r>
+        <w:t xml:space="preserve"> </w:t>
+      </w:r>
+      <w:proofErr w:type="spellStart"/>
+      <w:r>
+        <w:t>setelah</w:t>
+      </w:r>
+      <w:proofErr w:type="spellEnd"/>
+      <w:r>
+        <w:t xml:space="preserve"> </w:t>
+      </w:r>
+      <w:proofErr w:type="spellStart"/>
+      <w:r>
+        <w:t>Spanyol</w:t>
+      </w:r>
+      <w:proofErr w:type="spellEnd"/>
+      <w:r>
+        <w:t xml:space="preserve">, </w:t>
+      </w:r>
+      <w:proofErr w:type="spellStart"/>
+      <w:r>
+        <w:t>Bahasa</w:t>
+      </w:r>
+      <w:proofErr w:type="spellEnd"/>
+      <w:r>
+        <w:t xml:space="preserve"> Indonesia </w:t>
+      </w:r>
+      <w:proofErr w:type="spellStart"/>
+      <w:r>
+        <w:t>adalah</w:t>
+      </w:r>
+      <w:proofErr w:type="spellEnd"/>
+      <w:r>
+        <w:t xml:space="preserve"> </w:t>
+      </w:r>
+      <w:proofErr w:type="spellStart"/>
+      <w:r>
+        <w:t>Bahasa</w:t>
+      </w:r>
+      <w:proofErr w:type="spellEnd"/>
+      <w:r>
+        <w:t xml:space="preserve"> yang </w:t>
+      </w:r>
+      <w:proofErr w:type="spellStart"/>
+      <w:r>
+        <w:t>menempati</w:t>
+      </w:r>
+      <w:proofErr w:type="spellEnd"/>
+      <w:r>
+        <w:t xml:space="preserve"> </w:t>
+      </w:r>
+      <w:proofErr w:type="spellStart"/>
+      <w:r>
+        <w:t>urutan</w:t>
+      </w:r>
+      <w:proofErr w:type="spellEnd"/>
+      <w:r>
+        <w:t xml:space="preserve"> </w:t>
+      </w:r>
+      <w:proofErr w:type="spellStart"/>
+      <w:r>
+        <w:t>ketiga</w:t>
+      </w:r>
+      <w:proofErr w:type="spellEnd"/>
+      <w:r>
+        <w:t xml:space="preserve"> yang paling </w:t>
+      </w:r>
+      <w:proofErr w:type="spellStart"/>
+      <w:r>
+        <w:t>banyak</w:t>
+      </w:r>
+      <w:proofErr w:type="spellEnd"/>
+      <w:r>
+        <w:t xml:space="preserve"> </w:t>
+      </w:r>
+      <w:proofErr w:type="spellStart"/>
+      <w:r>
+        <w:t>digunakan</w:t>
+      </w:r>
+      <w:proofErr w:type="spellEnd"/>
+      <w:r>
+        <w:t xml:space="preserve"> </w:t>
+      </w:r>
+      <w:proofErr w:type="spellStart"/>
+      <w:r>
+        <w:t>dalam</w:t>
+      </w:r>
+      <w:proofErr w:type="spellEnd"/>
+      <w:r>
+        <w:t xml:space="preserve"> posting-posting</w:t>
       </w:r>
       <w:r>
         <w:softHyphen/>
-        <w:t xml:space="preserve"> WordPress. Indonesia pun adalah negara kedua terbesar di dunia yang pertumbuhannya paling cepat dalam penggunaan engine blog itu. Dalam 6 bulan terakhir tercatat 143.108 pengguna baru WordPress dari Indonesia dan telah ada 117.601.633 kunjungan melalui 40 kota di Indonesia.</w:t>
+        <w:t xml:space="preserve"> WordPress. Indonesia pun </w:t>
+      </w:r>
+      <w:proofErr w:type="spellStart"/>
+      <w:r>
+        <w:t>adalah</w:t>
+      </w:r>
+      <w:proofErr w:type="spellEnd"/>
+      <w:r>
+        <w:t xml:space="preserve"> </w:t>
+      </w:r>
+      <w:proofErr w:type="spellStart"/>
+      <w:r>
+        <w:t>negara</w:t>
+      </w:r>
+      <w:proofErr w:type="spellEnd"/>
+      <w:r>
+        <w:t xml:space="preserve"> </w:t>
+      </w:r>
+      <w:proofErr w:type="spellStart"/>
+      <w:r>
+        <w:t>kedua</w:t>
+      </w:r>
+      <w:proofErr w:type="spellEnd"/>
+      <w:r>
+        <w:t xml:space="preserve"> </w:t>
+      </w:r>
+      <w:proofErr w:type="spellStart"/>
+      <w:r>
+        <w:t>terbesar</w:t>
+      </w:r>
+      <w:proofErr w:type="spellEnd"/>
+      <w:r>
+        <w:t xml:space="preserve"> di </w:t>
+      </w:r>
+      <w:proofErr w:type="spellStart"/>
+      <w:r>
+        <w:t>dunia</w:t>
+      </w:r>
+      <w:proofErr w:type="spellEnd"/>
+      <w:r>
+        <w:t xml:space="preserve"> yang </w:t>
+      </w:r>
+      <w:proofErr w:type="spellStart"/>
+      <w:r>
+        <w:t>pertumbuhannya</w:t>
+      </w:r>
+      <w:proofErr w:type="spellEnd"/>
+      <w:r>
+        <w:t xml:space="preserve"> paling </w:t>
+      </w:r>
+      <w:proofErr w:type="spellStart"/>
+      <w:r>
+        <w:t>cepat</w:t>
+      </w:r>
+      <w:proofErr w:type="spellEnd"/>
+      <w:r>
+        <w:t xml:space="preserve"> </w:t>
+      </w:r>
+      <w:proofErr w:type="spellStart"/>
+      <w:r>
+        <w:t>dalam</w:t>
+      </w:r>
+      <w:proofErr w:type="spellEnd"/>
+      <w:r>
+        <w:t xml:space="preserve"> </w:t>
+      </w:r>
+      <w:proofErr w:type="spellStart"/>
+      <w:r>
+        <w:t>penggunaan</w:t>
+      </w:r>
+      <w:proofErr w:type="spellEnd"/>
+      <w:r>
+        <w:t xml:space="preserve"> engine blog </w:t>
+      </w:r>
+      <w:proofErr w:type="spellStart"/>
+      <w:r>
+        <w:t>itu</w:t>
+      </w:r>
+      <w:proofErr w:type="spellEnd"/>
+      <w:r>
+        <w:t xml:space="preserve">. </w:t>
+      </w:r>
+      <w:proofErr w:type="spellStart"/>
+      <w:r>
+        <w:t>Dalam</w:t>
+      </w:r>
+      <w:proofErr w:type="spellEnd"/>
+      <w:r>
+        <w:t xml:space="preserve"> 6 </w:t>
+      </w:r>
+      <w:proofErr w:type="spellStart"/>
+      <w:r>
+        <w:t>bulan</w:t>
+      </w:r>
+      <w:proofErr w:type="spellEnd"/>
+      <w:r>
+        <w:t xml:space="preserve"> </w:t>
+      </w:r>
+      <w:proofErr w:type="spellStart"/>
+      <w:r>
+        <w:t>terakhir</w:t>
+      </w:r>
+      <w:proofErr w:type="spellEnd"/>
+      <w:r>
+        <w:t xml:space="preserve"> </w:t>
+      </w:r>
+      <w:proofErr w:type="spellStart"/>
+      <w:r>
+        <w:t>tercatat</w:t>
+      </w:r>
+      <w:proofErr w:type="spellEnd"/>
+      <w:r>
+        <w:t xml:space="preserve"> 143.108 </w:t>
+      </w:r>
+      <w:proofErr w:type="spellStart"/>
+      <w:r>
+        <w:t>pengguna</w:t>
+      </w:r>
+      <w:proofErr w:type="spellEnd"/>
+      <w:r>
+        <w:t xml:space="preserve"> </w:t>
+      </w:r>
+      <w:proofErr w:type="spellStart"/>
+      <w:r>
+        <w:t>baru</w:t>
+      </w:r>
+      <w:proofErr w:type="spellEnd"/>
+      <w:r>
+        <w:t xml:space="preserve"> WordPress </w:t>
+      </w:r>
+      <w:proofErr w:type="spellStart"/>
+      <w:r>
+        <w:t>dari</w:t>
+      </w:r>
+      <w:proofErr w:type="spellEnd"/>
+      <w:r>
+        <w:t xml:space="preserve"> Indonesia </w:t>
+      </w:r>
+      <w:proofErr w:type="spellStart"/>
+      <w:r>
+        <w:t>dan</w:t>
+      </w:r>
+      <w:proofErr w:type="spellEnd"/>
+      <w:r>
+        <w:t xml:space="preserve"> </w:t>
+      </w:r>
+      <w:proofErr w:type="spellStart"/>
+      <w:r>
+        <w:t>telah</w:t>
+      </w:r>
+      <w:proofErr w:type="spellEnd"/>
+      <w:r>
+        <w:t xml:space="preserve"> </w:t>
+      </w:r>
+      <w:proofErr w:type="spellStart"/>
+      <w:r>
+        <w:t>ada</w:t>
+      </w:r>
+      <w:proofErr w:type="spellEnd"/>
+      <w:r>
+        <w:t xml:space="preserve"> 117.601.633 </w:t>
+      </w:r>
+      <w:proofErr w:type="spellStart"/>
+      <w:r>
+        <w:t>kunjungan</w:t>
+      </w:r>
+      <w:proofErr w:type="spellEnd"/>
+      <w:r>
+        <w:t xml:space="preserve"> </w:t>
+      </w:r>
+      <w:proofErr w:type="spellStart"/>
+      <w:r>
+        <w:t>melalui</w:t>
+      </w:r>
+      <w:proofErr w:type="spellEnd"/>
+      <w:r>
+        <w:t xml:space="preserve"> 40 </w:t>
+      </w:r>
+      <w:proofErr w:type="spellStart"/>
+      <w:r>
+        <w:t>kota</w:t>
+      </w:r>
+      <w:proofErr w:type="spellEnd"/>
+      <w:r>
+        <w:t xml:space="preserve"> di Indonesia.</w:t>
       </w:r>
       <w:r>
         <w:br/>
@@ -187,49 +1827,491 @@
         <w:rPr>
           <w:b/>
         </w:rPr>
-        <w:t>5. Bahasa dan Musik In</w:t>
-      </w:r>
-      <w:r>
-        <w:rPr>
-          <w:b/>
-        </w:rPr>
-        <w:t>donesia dikirim ke luar angkasa</w:t>
-      </w:r>
+        <w:t xml:space="preserve">5. </w:t>
+      </w:r>
+      <w:proofErr w:type="spellStart"/>
+      <w:r>
+        <w:rPr>
+          <w:b/>
+        </w:rPr>
+        <w:t>Bahasa</w:t>
+      </w:r>
+      <w:proofErr w:type="spellEnd"/>
+      <w:r>
+        <w:rPr>
+          <w:b/>
+        </w:rPr>
+        <w:t xml:space="preserve"> </w:t>
+      </w:r>
+      <w:proofErr w:type="spellStart"/>
+      <w:r>
+        <w:rPr>
+          <w:b/>
+        </w:rPr>
+        <w:t>dan</w:t>
+      </w:r>
+      <w:proofErr w:type="spellEnd"/>
+      <w:r>
+        <w:rPr>
+          <w:b/>
+        </w:rPr>
+        <w:t xml:space="preserve"> </w:t>
+      </w:r>
+      <w:proofErr w:type="spellStart"/>
+      <w:r>
+        <w:rPr>
+          <w:b/>
+        </w:rPr>
+        <w:t>Musik</w:t>
+      </w:r>
+      <w:proofErr w:type="spellEnd"/>
+      <w:r>
+        <w:rPr>
+          <w:b/>
+        </w:rPr>
+        <w:t xml:space="preserve"> Indonesia </w:t>
+      </w:r>
+      <w:proofErr w:type="spellStart"/>
+      <w:r>
+        <w:rPr>
+          <w:b/>
+        </w:rPr>
+        <w:t>dikirim</w:t>
+      </w:r>
+      <w:proofErr w:type="spellEnd"/>
+      <w:r>
+        <w:rPr>
+          <w:b/>
+        </w:rPr>
+        <w:t xml:space="preserve"> </w:t>
+      </w:r>
+      <w:proofErr w:type="spellStart"/>
+      <w:r>
+        <w:rPr>
+          <w:b/>
+        </w:rPr>
+        <w:t>ke</w:t>
+      </w:r>
+      <w:proofErr w:type="spellEnd"/>
+      <w:r>
+        <w:rPr>
+          <w:b/>
+        </w:rPr>
+        <w:t xml:space="preserve"> </w:t>
+      </w:r>
+      <w:proofErr w:type="spellStart"/>
+      <w:r>
+        <w:rPr>
+          <w:b/>
+        </w:rPr>
+        <w:t>luar</w:t>
+      </w:r>
+      <w:proofErr w:type="spellEnd"/>
+      <w:r>
+        <w:rPr>
+          <w:b/>
+        </w:rPr>
+        <w:t xml:space="preserve"> </w:t>
+      </w:r>
+      <w:proofErr w:type="spellStart"/>
+      <w:r>
+        <w:rPr>
+          <w:b/>
+        </w:rPr>
+        <w:t>angkasa</w:t>
+      </w:r>
+      <w:proofErr w:type="spellEnd"/>
       <w:r>
         <w:br/>
-        <w:t xml:space="preserve">Satelit Voyager adalah sebuah wahana luar angkasa tanpa awak yang diluncurkan amerika serikat tahun 1977 dengan beberapa </w:t>
-      </w:r>
-      <w:r>
-        <w:t xml:space="preserve">tujuan. </w:t>
-      </w:r>
-      <w:r>
-        <w:t xml:space="preserve">Isi dari </w:t>
-      </w:r>
+      </w:r>
+      <w:proofErr w:type="spellStart"/>
+      <w:r>
+        <w:t>Satelit</w:t>
+      </w:r>
+      <w:proofErr w:type="spellEnd"/>
+      <w:r>
+        <w:t xml:space="preserve"> Voyager </w:t>
+      </w:r>
+      <w:proofErr w:type="spellStart"/>
+      <w:r>
+        <w:t>adalah</w:t>
+      </w:r>
+      <w:proofErr w:type="spellEnd"/>
+      <w:r>
+        <w:t xml:space="preserve"> </w:t>
+      </w:r>
+      <w:proofErr w:type="spellStart"/>
+      <w:r>
+        <w:t>sebuah</w:t>
+      </w:r>
+      <w:proofErr w:type="spellEnd"/>
+      <w:r>
+        <w:t xml:space="preserve"> </w:t>
+      </w:r>
+      <w:proofErr w:type="spellStart"/>
       <w:r>
         <w:t>wahana</w:t>
       </w:r>
-      <w:r>
-        <w:t xml:space="preserve"> ini dipilih </w:t>
-      </w:r>
-      <w:r>
-        <w:t xml:space="preserve">oleh NASA </w:t>
-      </w:r>
-      <w:r>
-        <w:t xml:space="preserve">mengumpulkan 115 gambar berikut </w:t>
-      </w:r>
-      <w:r>
-        <w:t>sebuah rekaman suara-suara alam</w:t>
-      </w:r>
-      <w:r>
-        <w:t xml:space="preserve">. Selain itu, piringan ini juga diisi dengan musik dari berbagai budaya dan era yang berbeda, serta ucapan </w:t>
-      </w:r>
+      <w:proofErr w:type="spellEnd"/>
+      <w:r>
+        <w:t xml:space="preserve"> </w:t>
+      </w:r>
+      <w:proofErr w:type="spellStart"/>
+      <w:r>
+        <w:t>luar</w:t>
+      </w:r>
+      <w:proofErr w:type="spellEnd"/>
+      <w:r>
+        <w:t xml:space="preserve"> </w:t>
+      </w:r>
+      <w:proofErr w:type="spellStart"/>
+      <w:r>
+        <w:t>angkasa</w:t>
+      </w:r>
+      <w:proofErr w:type="spellEnd"/>
+      <w:r>
+        <w:t xml:space="preserve"> </w:t>
+      </w:r>
+      <w:proofErr w:type="spellStart"/>
+      <w:r>
+        <w:t>tanpa</w:t>
+      </w:r>
+      <w:proofErr w:type="spellEnd"/>
+      <w:r>
+        <w:t xml:space="preserve"> </w:t>
+      </w:r>
+      <w:proofErr w:type="spellStart"/>
+      <w:r>
+        <w:t>awak</w:t>
+      </w:r>
+      <w:proofErr w:type="spellEnd"/>
+      <w:r>
+        <w:t xml:space="preserve"> yang </w:t>
+      </w:r>
+      <w:proofErr w:type="spellStart"/>
+      <w:r>
+        <w:t>diluncurkan</w:t>
+      </w:r>
+      <w:proofErr w:type="spellEnd"/>
+      <w:r>
+        <w:t xml:space="preserve"> </w:t>
+      </w:r>
+      <w:proofErr w:type="spellStart"/>
+      <w:r>
+        <w:t>amerika</w:t>
+      </w:r>
+      <w:proofErr w:type="spellEnd"/>
+      <w:r>
+        <w:t xml:space="preserve"> </w:t>
+      </w:r>
+      <w:proofErr w:type="spellStart"/>
+      <w:r>
+        <w:t>serikat</w:t>
+      </w:r>
+      <w:proofErr w:type="spellEnd"/>
+      <w:r>
+        <w:t xml:space="preserve"> </w:t>
+      </w:r>
+      <w:proofErr w:type="spellStart"/>
+      <w:r>
+        <w:t>tahun</w:t>
+      </w:r>
+      <w:proofErr w:type="spellEnd"/>
+      <w:r>
+        <w:t xml:space="preserve"> 1977 </w:t>
+      </w:r>
+      <w:proofErr w:type="spellStart"/>
+      <w:r>
+        <w:t>dengan</w:t>
+      </w:r>
+      <w:proofErr w:type="spellEnd"/>
+      <w:r>
+        <w:t xml:space="preserve"> </w:t>
+      </w:r>
+      <w:proofErr w:type="spellStart"/>
+      <w:r>
+        <w:t>beberapa</w:t>
+      </w:r>
+      <w:proofErr w:type="spellEnd"/>
+      <w:r>
+        <w:t xml:space="preserve"> </w:t>
+      </w:r>
+      <w:proofErr w:type="spellStart"/>
+      <w:r>
+        <w:t>tujuan</w:t>
+      </w:r>
+      <w:proofErr w:type="spellEnd"/>
+      <w:r>
+        <w:t xml:space="preserve">. </w:t>
+      </w:r>
+      <w:r>
+        <w:t xml:space="preserve">Isi </w:t>
+      </w:r>
+      <w:proofErr w:type="spellStart"/>
+      <w:r>
+        <w:t>dari</w:t>
+      </w:r>
+      <w:proofErr w:type="spellEnd"/>
+      <w:r>
+        <w:t xml:space="preserve"> </w:t>
+      </w:r>
+      <w:proofErr w:type="spellStart"/>
+      <w:r>
+        <w:t>wahana</w:t>
+      </w:r>
+      <w:proofErr w:type="spellEnd"/>
+      <w:r>
+        <w:t xml:space="preserve"> </w:t>
+      </w:r>
+      <w:proofErr w:type="spellStart"/>
+      <w:r>
+        <w:t>ini</w:t>
+      </w:r>
+      <w:proofErr w:type="spellEnd"/>
+      <w:r>
+        <w:t xml:space="preserve"> </w:t>
+      </w:r>
+      <w:proofErr w:type="spellStart"/>
+      <w:r>
+        <w:t>dipilih</w:t>
+      </w:r>
+      <w:proofErr w:type="spellEnd"/>
+      <w:r>
+        <w:t xml:space="preserve"> </w:t>
+      </w:r>
+      <w:proofErr w:type="spellStart"/>
+      <w:r>
+        <w:t>oleh</w:t>
+      </w:r>
+      <w:proofErr w:type="spellEnd"/>
+      <w:r>
+        <w:t xml:space="preserve"> NASA </w:t>
+      </w:r>
+      <w:proofErr w:type="spellStart"/>
+      <w:r>
+        <w:t>mengumpulkan</w:t>
+      </w:r>
+      <w:proofErr w:type="spellEnd"/>
+      <w:r>
+        <w:t xml:space="preserve"> 115 </w:t>
+      </w:r>
+      <w:proofErr w:type="spellStart"/>
+      <w:r>
+        <w:t>gambar</w:t>
+      </w:r>
+      <w:proofErr w:type="spellEnd"/>
+      <w:r>
+        <w:t xml:space="preserve"> </w:t>
+      </w:r>
+      <w:proofErr w:type="spellStart"/>
+      <w:r>
+        <w:t>berikut</w:t>
+      </w:r>
+      <w:proofErr w:type="spellEnd"/>
+      <w:r>
+        <w:t xml:space="preserve"> </w:t>
+      </w:r>
+      <w:proofErr w:type="spellStart"/>
+      <w:r>
+        <w:t>sebuah</w:t>
+      </w:r>
+      <w:proofErr w:type="spellEnd"/>
+      <w:r>
+        <w:t xml:space="preserve"> </w:t>
+      </w:r>
+      <w:proofErr w:type="spellStart"/>
+      <w:r>
+        <w:t>rekaman</w:t>
+      </w:r>
+      <w:proofErr w:type="spellEnd"/>
+      <w:r>
+        <w:t xml:space="preserve"> </w:t>
+      </w:r>
+      <w:proofErr w:type="spellStart"/>
+      <w:r>
+        <w:t>suara-suara</w:t>
+      </w:r>
+      <w:proofErr w:type="spellEnd"/>
+      <w:r>
+        <w:t xml:space="preserve"> </w:t>
+      </w:r>
+      <w:proofErr w:type="spellStart"/>
+      <w:r>
+        <w:t>alam</w:t>
+      </w:r>
+      <w:proofErr w:type="spellEnd"/>
+      <w:r>
+        <w:t xml:space="preserve">. </w:t>
+      </w:r>
+      <w:proofErr w:type="spellStart"/>
+      <w:r>
+        <w:t>Selain</w:t>
+      </w:r>
+      <w:proofErr w:type="spellEnd"/>
+      <w:r>
+        <w:t xml:space="preserve"> </w:t>
+      </w:r>
+      <w:proofErr w:type="spellStart"/>
+      <w:r>
+        <w:t>itu</w:t>
+      </w:r>
+      <w:proofErr w:type="spellEnd"/>
+      <w:r>
+        <w:t xml:space="preserve">, </w:t>
+      </w:r>
+      <w:proofErr w:type="spellStart"/>
+      <w:r>
+        <w:t>piringan</w:t>
+      </w:r>
+      <w:proofErr w:type="spellEnd"/>
+      <w:r>
+        <w:t xml:space="preserve"> </w:t>
+      </w:r>
+      <w:proofErr w:type="spellStart"/>
+      <w:r>
+        <w:t>ini</w:t>
+      </w:r>
+      <w:proofErr w:type="spellEnd"/>
+      <w:r>
+        <w:t xml:space="preserve"> </w:t>
+      </w:r>
+      <w:proofErr w:type="spellStart"/>
+      <w:r>
+        <w:t>juga</w:t>
+      </w:r>
+      <w:proofErr w:type="spellEnd"/>
+      <w:r>
+        <w:t xml:space="preserve"> </w:t>
+      </w:r>
+      <w:proofErr w:type="spellStart"/>
+      <w:r>
+        <w:t>diisi</w:t>
+      </w:r>
+      <w:proofErr w:type="spellEnd"/>
+      <w:r>
+        <w:t xml:space="preserve"> </w:t>
+      </w:r>
+      <w:proofErr w:type="spellStart"/>
+      <w:r>
+        <w:t>dengan</w:t>
+      </w:r>
+      <w:proofErr w:type="spellEnd"/>
+      <w:r>
+        <w:t xml:space="preserve"> </w:t>
+      </w:r>
+      <w:proofErr w:type="spellStart"/>
+      <w:r>
+        <w:t>musik</w:t>
+      </w:r>
+      <w:proofErr w:type="spellEnd"/>
+      <w:r>
+        <w:t xml:space="preserve"> </w:t>
+      </w:r>
+      <w:proofErr w:type="spellStart"/>
+      <w:r>
+        <w:t>dari</w:t>
+      </w:r>
+      <w:proofErr w:type="spellEnd"/>
+      <w:r>
+        <w:t xml:space="preserve"> </w:t>
+      </w:r>
+      <w:proofErr w:type="spellStart"/>
+      <w:r>
+        <w:t>berbagai</w:t>
+      </w:r>
+      <w:proofErr w:type="spellEnd"/>
+      <w:r>
+        <w:t xml:space="preserve"> </w:t>
+      </w:r>
+      <w:proofErr w:type="spellStart"/>
+      <w:r>
+        <w:t>budaya</w:t>
+      </w:r>
+      <w:proofErr w:type="spellEnd"/>
+      <w:r>
+        <w:t xml:space="preserve"> </w:t>
+      </w:r>
+      <w:proofErr w:type="spellStart"/>
+      <w:r>
+        <w:t>dan</w:t>
+      </w:r>
+      <w:proofErr w:type="spellEnd"/>
+      <w:r>
+        <w:t xml:space="preserve"> era yang </w:t>
+      </w:r>
+      <w:proofErr w:type="spellStart"/>
+      <w:r>
+        <w:t>berbeda</w:t>
+      </w:r>
+      <w:proofErr w:type="spellEnd"/>
+      <w:r>
+        <w:t xml:space="preserve">, </w:t>
+      </w:r>
+      <w:proofErr w:type="spellStart"/>
+      <w:r>
+        <w:t>serta</w:t>
+      </w:r>
+      <w:proofErr w:type="spellEnd"/>
+      <w:r>
+        <w:t xml:space="preserve"> </w:t>
+      </w:r>
+      <w:proofErr w:type="spellStart"/>
+      <w:r>
+        <w:t>ucapan</w:t>
+      </w:r>
+      <w:proofErr w:type="spellEnd"/>
+      <w:r>
+        <w:t xml:space="preserve"> </w:t>
+      </w:r>
+      <w:proofErr w:type="spellStart"/>
       <w:proofErr w:type="gramStart"/>
       <w:r>
         <w:t>salam</w:t>
       </w:r>
+      <w:proofErr w:type="spellEnd"/>
       <w:proofErr w:type="gramEnd"/>
       <w:r>
-        <w:t xml:space="preserve"> dalam 55 bahasa termasuk diantaranya bahasa Indonesia.</w:t>
+        <w:t xml:space="preserve"> </w:t>
+      </w:r>
+      <w:proofErr w:type="spellStart"/>
+      <w:r>
+        <w:t>dalam</w:t>
+      </w:r>
+      <w:proofErr w:type="spellEnd"/>
+      <w:r>
+        <w:t xml:space="preserve"> 55 </w:t>
+      </w:r>
+      <w:proofErr w:type="spellStart"/>
+      <w:r>
+        <w:t>bahasa</w:t>
+      </w:r>
+      <w:proofErr w:type="spellEnd"/>
+      <w:r>
+        <w:t xml:space="preserve"> </w:t>
+      </w:r>
+      <w:proofErr w:type="spellStart"/>
+      <w:r>
+        <w:t>termasuk</w:t>
+      </w:r>
+      <w:proofErr w:type="spellEnd"/>
+      <w:r>
+        <w:t xml:space="preserve"> </w:t>
+      </w:r>
+      <w:proofErr w:type="spellStart"/>
+      <w:r>
+        <w:t>diantaranya</w:t>
+      </w:r>
+      <w:proofErr w:type="spellEnd"/>
+      <w:r>
+        <w:t xml:space="preserve"> </w:t>
+      </w:r>
+      <w:proofErr w:type="spellStart"/>
+      <w:r>
+        <w:t>bahasa</w:t>
+      </w:r>
+      <w:proofErr w:type="spellEnd"/>
+      <w:r>
+        <w:t xml:space="preserve"> Indonesia.</w:t>
       </w:r>
     </w:p>
     <w:p>
@@ -261,8 +2343,31 @@
           <w:sz w:val="24"/>
           <w:szCs w:val="24"/>
         </w:rPr>
-        <w:t xml:space="preserve">. Salah </w:t>
-      </w:r>
+        <w:t xml:space="preserve">. </w:t>
+      </w:r>
+      <w:proofErr w:type="spellStart"/>
+      <w:r>
+        <w:rPr>
+          <w:rFonts w:ascii="Times New Roman" w:eastAsia="Times New Roman" w:hAnsi="Times New Roman" w:cs="Times New Roman"/>
+          <w:b/>
+          <w:bCs/>
+          <w:sz w:val="24"/>
+          <w:szCs w:val="24"/>
+        </w:rPr>
+        <w:t>Bahasa</w:t>
+      </w:r>
+      <w:proofErr w:type="spellEnd"/>
+      <w:r>
+        <w:rPr>
+          <w:rFonts w:ascii="Times New Roman" w:eastAsia="Times New Roman" w:hAnsi="Times New Roman" w:cs="Times New Roman"/>
+          <w:b/>
+          <w:bCs/>
+          <w:sz w:val="24"/>
+          <w:szCs w:val="24"/>
+        </w:rPr>
+        <w:t xml:space="preserve"> Indonesia </w:t>
+      </w:r>
+      <w:proofErr w:type="spellStart"/>
       <w:r>
         <w:rPr>
           <w:rFonts w:ascii="Times New Roman" w:eastAsia="Times New Roman" w:hAnsi="Times New Roman" w:cs="Times New Roman"/>
@@ -281,8 +2386,52 @@
           <w:sz w:val="24"/>
           <w:szCs w:val="24"/>
         </w:rPr>
-        <w:t xml:space="preserve">atu </w:t>
-      </w:r>
+        <w:t>alah</w:t>
+      </w:r>
+      <w:proofErr w:type="spellEnd"/>
+      <w:r>
+        <w:rPr>
+          <w:rFonts w:ascii="Times New Roman" w:eastAsia="Times New Roman" w:hAnsi="Times New Roman" w:cs="Times New Roman"/>
+          <w:b/>
+          <w:bCs/>
+          <w:sz w:val="24"/>
+          <w:szCs w:val="24"/>
+        </w:rPr>
+        <w:t xml:space="preserve"> </w:t>
+      </w:r>
+      <w:proofErr w:type="spellStart"/>
+      <w:r>
+        <w:rPr>
+          <w:rFonts w:ascii="Times New Roman" w:eastAsia="Times New Roman" w:hAnsi="Times New Roman" w:cs="Times New Roman"/>
+          <w:b/>
+          <w:bCs/>
+          <w:sz w:val="24"/>
+          <w:szCs w:val="24"/>
+        </w:rPr>
+        <w:t>s</w:t>
+      </w:r>
+      <w:r>
+        <w:rPr>
+          <w:rFonts w:ascii="Times New Roman" w:eastAsia="Times New Roman" w:hAnsi="Times New Roman" w:cs="Times New Roman"/>
+          <w:b/>
+          <w:bCs/>
+          <w:sz w:val="24"/>
+          <w:szCs w:val="24"/>
+        </w:rPr>
+        <w:t>atu</w:t>
+      </w:r>
+      <w:proofErr w:type="spellEnd"/>
+      <w:r>
+        <w:rPr>
+          <w:rFonts w:ascii="Times New Roman" w:eastAsia="Times New Roman" w:hAnsi="Times New Roman" w:cs="Times New Roman"/>
+          <w:b/>
+          <w:bCs/>
+          <w:sz w:val="24"/>
+          <w:szCs w:val="24"/>
+        </w:rPr>
+        <w:t xml:space="preserve"> </w:t>
+      </w:r>
+      <w:proofErr w:type="spellStart"/>
       <w:r>
         <w:rPr>
           <w:rFonts w:ascii="Times New Roman" w:eastAsia="Times New Roman" w:hAnsi="Times New Roman" w:cs="Times New Roman"/>
@@ -301,7 +2450,18 @@
           <w:sz w:val="24"/>
           <w:szCs w:val="24"/>
         </w:rPr>
-        <w:t xml:space="preserve">ahasa yang </w:t>
+        <w:t>ahasa</w:t>
+      </w:r>
+      <w:proofErr w:type="spellEnd"/>
+      <w:r>
+        <w:rPr>
+          <w:rFonts w:ascii="Times New Roman" w:eastAsia="Times New Roman" w:hAnsi="Times New Roman" w:cs="Times New Roman"/>
+          <w:b/>
+          <w:bCs/>
+          <w:sz w:val="24"/>
+          <w:szCs w:val="24"/>
+        </w:rPr>
+        <w:t xml:space="preserve"> yang </w:t>
       </w:r>
       <w:r>
         <w:rPr>
@@ -323,6 +2483,7 @@
         </w:rPr>
         <w:t xml:space="preserve">aling </w:t>
       </w:r>
+      <w:proofErr w:type="spellStart"/>
       <w:r>
         <w:rPr>
           <w:rFonts w:ascii="Times New Roman" w:eastAsia="Times New Roman" w:hAnsi="Times New Roman" w:cs="Times New Roman"/>
@@ -341,7 +2502,18 @@
           <w:sz w:val="24"/>
           <w:szCs w:val="24"/>
         </w:rPr>
-        <w:t>opuler di Australia</w:t>
+        <w:t>opuler</w:t>
+      </w:r>
+      <w:proofErr w:type="spellEnd"/>
+      <w:r>
+        <w:rPr>
+          <w:rFonts w:ascii="Times New Roman" w:eastAsia="Times New Roman" w:hAnsi="Times New Roman" w:cs="Times New Roman"/>
+          <w:b/>
+          <w:bCs/>
+          <w:sz w:val="24"/>
+          <w:szCs w:val="24"/>
+        </w:rPr>
+        <w:t xml:space="preserve"> di Australia</w:t>
       </w:r>
       <w:r>
         <w:rPr>
@@ -362,6 +2534,7 @@
         </w:rPr>
         <w:t xml:space="preserve">Di Australia, </w:t>
       </w:r>
+      <w:proofErr w:type="spellStart"/>
       <w:proofErr w:type="gramStart"/>
       <w:r>
         <w:rPr>
@@ -372,6 +2545,7 @@
         </w:rPr>
         <w:t>bahasa</w:t>
       </w:r>
+      <w:proofErr w:type="spellEnd"/>
       <w:proofErr w:type="gramEnd"/>
       <w:r>
         <w:rPr>
@@ -380,26 +2554,298 @@
           <w:sz w:val="24"/>
           <w:szCs w:val="24"/>
         </w:rPr>
-        <w:t xml:space="preserve"> Indonesia menduduki peringkat </w:t>
-      </w:r>
-      <w:r>
-        <w:rPr>
-          <w:rFonts w:ascii="Times New Roman" w:eastAsia="Times New Roman" w:hAnsi="Times New Roman" w:cs="Times New Roman"/>
-          <w:bCs/>
-          <w:sz w:val="24"/>
-          <w:szCs w:val="24"/>
-        </w:rPr>
-        <w:t>ke-4 bahasa paling populer yang sering digunakan digunakan</w:t>
-      </w:r>
-      <w:r>
-        <w:rPr>
-          <w:rFonts w:ascii="Times New Roman" w:eastAsia="Times New Roman" w:hAnsi="Times New Roman" w:cs="Times New Roman"/>
-          <w:bCs/>
-          <w:sz w:val="24"/>
-          <w:szCs w:val="24"/>
-        </w:rPr>
-        <w:t xml:space="preserve">. Lebih dari 500 sekolah dasar yang turut serta mengajarkan </w:t>
-      </w:r>
+        <w:t xml:space="preserve"> Indonesia </w:t>
+      </w:r>
+      <w:proofErr w:type="spellStart"/>
+      <w:r>
+        <w:rPr>
+          <w:rFonts w:ascii="Times New Roman" w:eastAsia="Times New Roman" w:hAnsi="Times New Roman" w:cs="Times New Roman"/>
+          <w:bCs/>
+          <w:sz w:val="24"/>
+          <w:szCs w:val="24"/>
+        </w:rPr>
+        <w:t>menduduki</w:t>
+      </w:r>
+      <w:proofErr w:type="spellEnd"/>
+      <w:r>
+        <w:rPr>
+          <w:rFonts w:ascii="Times New Roman" w:eastAsia="Times New Roman" w:hAnsi="Times New Roman" w:cs="Times New Roman"/>
+          <w:bCs/>
+          <w:sz w:val="24"/>
+          <w:szCs w:val="24"/>
+        </w:rPr>
+        <w:t xml:space="preserve"> </w:t>
+      </w:r>
+      <w:proofErr w:type="spellStart"/>
+      <w:r>
+        <w:rPr>
+          <w:rFonts w:ascii="Times New Roman" w:eastAsia="Times New Roman" w:hAnsi="Times New Roman" w:cs="Times New Roman"/>
+          <w:bCs/>
+          <w:sz w:val="24"/>
+          <w:szCs w:val="24"/>
+        </w:rPr>
+        <w:t>peringkat</w:t>
+      </w:r>
+      <w:proofErr w:type="spellEnd"/>
+      <w:r>
+        <w:rPr>
+          <w:rFonts w:ascii="Times New Roman" w:eastAsia="Times New Roman" w:hAnsi="Times New Roman" w:cs="Times New Roman"/>
+          <w:bCs/>
+          <w:sz w:val="24"/>
+          <w:szCs w:val="24"/>
+        </w:rPr>
+        <w:t xml:space="preserve"> </w:t>
+      </w:r>
+      <w:r>
+        <w:rPr>
+          <w:rFonts w:ascii="Times New Roman" w:eastAsia="Times New Roman" w:hAnsi="Times New Roman" w:cs="Times New Roman"/>
+          <w:bCs/>
+          <w:sz w:val="24"/>
+          <w:szCs w:val="24"/>
+        </w:rPr>
+        <w:t xml:space="preserve">ke-4 </w:t>
+      </w:r>
+      <w:proofErr w:type="spellStart"/>
+      <w:r>
+        <w:rPr>
+          <w:rFonts w:ascii="Times New Roman" w:eastAsia="Times New Roman" w:hAnsi="Times New Roman" w:cs="Times New Roman"/>
+          <w:bCs/>
+          <w:sz w:val="24"/>
+          <w:szCs w:val="24"/>
+        </w:rPr>
+        <w:t>bahasa</w:t>
+      </w:r>
+      <w:proofErr w:type="spellEnd"/>
+      <w:r>
+        <w:rPr>
+          <w:rFonts w:ascii="Times New Roman" w:eastAsia="Times New Roman" w:hAnsi="Times New Roman" w:cs="Times New Roman"/>
+          <w:bCs/>
+          <w:sz w:val="24"/>
+          <w:szCs w:val="24"/>
+        </w:rPr>
+        <w:t xml:space="preserve"> paling </w:t>
+      </w:r>
+      <w:proofErr w:type="spellStart"/>
+      <w:r>
+        <w:rPr>
+          <w:rFonts w:ascii="Times New Roman" w:eastAsia="Times New Roman" w:hAnsi="Times New Roman" w:cs="Times New Roman"/>
+          <w:bCs/>
+          <w:sz w:val="24"/>
+          <w:szCs w:val="24"/>
+        </w:rPr>
+        <w:t>populer</w:t>
+      </w:r>
+      <w:proofErr w:type="spellEnd"/>
+      <w:r>
+        <w:rPr>
+          <w:rFonts w:ascii="Times New Roman" w:eastAsia="Times New Roman" w:hAnsi="Times New Roman" w:cs="Times New Roman"/>
+          <w:bCs/>
+          <w:sz w:val="24"/>
+          <w:szCs w:val="24"/>
+        </w:rPr>
+        <w:t xml:space="preserve"> yang </w:t>
+      </w:r>
+      <w:proofErr w:type="spellStart"/>
+      <w:r>
+        <w:rPr>
+          <w:rFonts w:ascii="Times New Roman" w:eastAsia="Times New Roman" w:hAnsi="Times New Roman" w:cs="Times New Roman"/>
+          <w:bCs/>
+          <w:sz w:val="24"/>
+          <w:szCs w:val="24"/>
+        </w:rPr>
+        <w:t>sering</w:t>
+      </w:r>
+      <w:proofErr w:type="spellEnd"/>
+      <w:r>
+        <w:rPr>
+          <w:rFonts w:ascii="Times New Roman" w:eastAsia="Times New Roman" w:hAnsi="Times New Roman" w:cs="Times New Roman"/>
+          <w:bCs/>
+          <w:sz w:val="24"/>
+          <w:szCs w:val="24"/>
+        </w:rPr>
+        <w:t xml:space="preserve"> </w:t>
+      </w:r>
+      <w:proofErr w:type="spellStart"/>
+      <w:r>
+        <w:rPr>
+          <w:rFonts w:ascii="Times New Roman" w:eastAsia="Times New Roman" w:hAnsi="Times New Roman" w:cs="Times New Roman"/>
+          <w:bCs/>
+          <w:sz w:val="24"/>
+          <w:szCs w:val="24"/>
+        </w:rPr>
+        <w:t>digunakan</w:t>
+      </w:r>
+      <w:proofErr w:type="spellEnd"/>
+      <w:r>
+        <w:rPr>
+          <w:rFonts w:ascii="Times New Roman" w:eastAsia="Times New Roman" w:hAnsi="Times New Roman" w:cs="Times New Roman"/>
+          <w:bCs/>
+          <w:sz w:val="24"/>
+          <w:szCs w:val="24"/>
+        </w:rPr>
+        <w:t xml:space="preserve"> </w:t>
+      </w:r>
+      <w:proofErr w:type="spellStart"/>
+      <w:r>
+        <w:rPr>
+          <w:rFonts w:ascii="Times New Roman" w:eastAsia="Times New Roman" w:hAnsi="Times New Roman" w:cs="Times New Roman"/>
+          <w:bCs/>
+          <w:sz w:val="24"/>
+          <w:szCs w:val="24"/>
+        </w:rPr>
+        <w:t>digunakan</w:t>
+      </w:r>
+      <w:proofErr w:type="spellEnd"/>
+      <w:r>
+        <w:rPr>
+          <w:rFonts w:ascii="Times New Roman" w:eastAsia="Times New Roman" w:hAnsi="Times New Roman" w:cs="Times New Roman"/>
+          <w:bCs/>
+          <w:sz w:val="24"/>
+          <w:szCs w:val="24"/>
+        </w:rPr>
+        <w:t xml:space="preserve">. </w:t>
+      </w:r>
+      <w:proofErr w:type="spellStart"/>
+      <w:r>
+        <w:rPr>
+          <w:rFonts w:ascii="Times New Roman" w:eastAsia="Times New Roman" w:hAnsi="Times New Roman" w:cs="Times New Roman"/>
+          <w:bCs/>
+          <w:sz w:val="24"/>
+          <w:szCs w:val="24"/>
+        </w:rPr>
+        <w:t>Lebih</w:t>
+      </w:r>
+      <w:proofErr w:type="spellEnd"/>
+      <w:r>
+        <w:rPr>
+          <w:rFonts w:ascii="Times New Roman" w:eastAsia="Times New Roman" w:hAnsi="Times New Roman" w:cs="Times New Roman"/>
+          <w:bCs/>
+          <w:sz w:val="24"/>
+          <w:szCs w:val="24"/>
+        </w:rPr>
+        <w:t xml:space="preserve"> </w:t>
+      </w:r>
+      <w:proofErr w:type="spellStart"/>
+      <w:r>
+        <w:rPr>
+          <w:rFonts w:ascii="Times New Roman" w:eastAsia="Times New Roman" w:hAnsi="Times New Roman" w:cs="Times New Roman"/>
+          <w:bCs/>
+          <w:sz w:val="24"/>
+          <w:szCs w:val="24"/>
+        </w:rPr>
+        <w:t>dari</w:t>
+      </w:r>
+      <w:proofErr w:type="spellEnd"/>
+      <w:r>
+        <w:rPr>
+          <w:rFonts w:ascii="Times New Roman" w:eastAsia="Times New Roman" w:hAnsi="Times New Roman" w:cs="Times New Roman"/>
+          <w:bCs/>
+          <w:sz w:val="24"/>
+          <w:szCs w:val="24"/>
+        </w:rPr>
+        <w:t xml:space="preserve"> 500 </w:t>
+      </w:r>
+      <w:proofErr w:type="spellStart"/>
+      <w:r>
+        <w:rPr>
+          <w:rFonts w:ascii="Times New Roman" w:eastAsia="Times New Roman" w:hAnsi="Times New Roman" w:cs="Times New Roman"/>
+          <w:bCs/>
+          <w:sz w:val="24"/>
+          <w:szCs w:val="24"/>
+        </w:rPr>
+        <w:t>sekolah</w:t>
+      </w:r>
+      <w:proofErr w:type="spellEnd"/>
+      <w:r>
+        <w:rPr>
+          <w:rFonts w:ascii="Times New Roman" w:eastAsia="Times New Roman" w:hAnsi="Times New Roman" w:cs="Times New Roman"/>
+          <w:bCs/>
+          <w:sz w:val="24"/>
+          <w:szCs w:val="24"/>
+        </w:rPr>
+        <w:t xml:space="preserve"> </w:t>
+      </w:r>
+      <w:proofErr w:type="spellStart"/>
+      <w:r>
+        <w:rPr>
+          <w:rFonts w:ascii="Times New Roman" w:eastAsia="Times New Roman" w:hAnsi="Times New Roman" w:cs="Times New Roman"/>
+          <w:bCs/>
+          <w:sz w:val="24"/>
+          <w:szCs w:val="24"/>
+        </w:rPr>
+        <w:t>dasar</w:t>
+      </w:r>
+      <w:proofErr w:type="spellEnd"/>
+      <w:r>
+        <w:rPr>
+          <w:rFonts w:ascii="Times New Roman" w:eastAsia="Times New Roman" w:hAnsi="Times New Roman" w:cs="Times New Roman"/>
+          <w:bCs/>
+          <w:sz w:val="24"/>
+          <w:szCs w:val="24"/>
+        </w:rPr>
+        <w:t xml:space="preserve"> yang </w:t>
+      </w:r>
+      <w:proofErr w:type="spellStart"/>
+      <w:r>
+        <w:rPr>
+          <w:rFonts w:ascii="Times New Roman" w:eastAsia="Times New Roman" w:hAnsi="Times New Roman" w:cs="Times New Roman"/>
+          <w:bCs/>
+          <w:sz w:val="24"/>
+          <w:szCs w:val="24"/>
+        </w:rPr>
+        <w:t>turut</w:t>
+      </w:r>
+      <w:proofErr w:type="spellEnd"/>
+      <w:r>
+        <w:rPr>
+          <w:rFonts w:ascii="Times New Roman" w:eastAsia="Times New Roman" w:hAnsi="Times New Roman" w:cs="Times New Roman"/>
+          <w:bCs/>
+          <w:sz w:val="24"/>
+          <w:szCs w:val="24"/>
+        </w:rPr>
+        <w:t xml:space="preserve"> </w:t>
+      </w:r>
+      <w:proofErr w:type="spellStart"/>
+      <w:r>
+        <w:rPr>
+          <w:rFonts w:ascii="Times New Roman" w:eastAsia="Times New Roman" w:hAnsi="Times New Roman" w:cs="Times New Roman"/>
+          <w:bCs/>
+          <w:sz w:val="24"/>
+          <w:szCs w:val="24"/>
+        </w:rPr>
+        <w:t>serta</w:t>
+      </w:r>
+      <w:proofErr w:type="spellEnd"/>
+      <w:r>
+        <w:rPr>
+          <w:rFonts w:ascii="Times New Roman" w:eastAsia="Times New Roman" w:hAnsi="Times New Roman" w:cs="Times New Roman"/>
+          <w:bCs/>
+          <w:sz w:val="24"/>
+          <w:szCs w:val="24"/>
+        </w:rPr>
+        <w:t xml:space="preserve"> </w:t>
+      </w:r>
+      <w:proofErr w:type="spellStart"/>
+      <w:r>
+        <w:rPr>
+          <w:rFonts w:ascii="Times New Roman" w:eastAsia="Times New Roman" w:hAnsi="Times New Roman" w:cs="Times New Roman"/>
+          <w:bCs/>
+          <w:sz w:val="24"/>
+          <w:szCs w:val="24"/>
+        </w:rPr>
+        <w:t>mengajarkan</w:t>
+      </w:r>
+      <w:proofErr w:type="spellEnd"/>
+      <w:r>
+        <w:rPr>
+          <w:rFonts w:ascii="Times New Roman" w:eastAsia="Times New Roman" w:hAnsi="Times New Roman" w:cs="Times New Roman"/>
+          <w:bCs/>
+          <w:sz w:val="24"/>
+          <w:szCs w:val="24"/>
+        </w:rPr>
+        <w:t xml:space="preserve"> </w:t>
+      </w:r>
+      <w:proofErr w:type="spellStart"/>
       <w:proofErr w:type="gramStart"/>
       <w:r>
         <w:rPr>
@@ -410,6 +2856,7 @@
         </w:rPr>
         <w:t>bahasa</w:t>
       </w:r>
+      <w:proofErr w:type="spellEnd"/>
       <w:proofErr w:type="gramEnd"/>
       <w:r>
         <w:rPr>
@@ -418,16 +2865,276 @@
           <w:sz w:val="24"/>
           <w:szCs w:val="24"/>
         </w:rPr>
-        <w:t xml:space="preserve"> Indonesia di dalam materi ajar mereka. Bahkan di beberapa universitas juga menyediakan mata kuliah khusus yang m</w:t>
-      </w:r>
-      <w:r>
-        <w:rPr>
-          <w:rFonts w:ascii="Times New Roman" w:eastAsia="Times New Roman" w:hAnsi="Times New Roman" w:cs="Times New Roman"/>
-          <w:bCs/>
-          <w:sz w:val="24"/>
-          <w:szCs w:val="24"/>
-        </w:rPr>
-        <w:t>engajarkan berbahasa Indonesia.</w:t>
+        <w:t xml:space="preserve"> Indonesia di </w:t>
+      </w:r>
+      <w:proofErr w:type="spellStart"/>
+      <w:r>
+        <w:rPr>
+          <w:rFonts w:ascii="Times New Roman" w:eastAsia="Times New Roman" w:hAnsi="Times New Roman" w:cs="Times New Roman"/>
+          <w:bCs/>
+          <w:sz w:val="24"/>
+          <w:szCs w:val="24"/>
+        </w:rPr>
+        <w:t>dalam</w:t>
+      </w:r>
+      <w:proofErr w:type="spellEnd"/>
+      <w:r>
+        <w:rPr>
+          <w:rFonts w:ascii="Times New Roman" w:eastAsia="Times New Roman" w:hAnsi="Times New Roman" w:cs="Times New Roman"/>
+          <w:bCs/>
+          <w:sz w:val="24"/>
+          <w:szCs w:val="24"/>
+        </w:rPr>
+        <w:t xml:space="preserve"> </w:t>
+      </w:r>
+      <w:proofErr w:type="spellStart"/>
+      <w:r>
+        <w:rPr>
+          <w:rFonts w:ascii="Times New Roman" w:eastAsia="Times New Roman" w:hAnsi="Times New Roman" w:cs="Times New Roman"/>
+          <w:bCs/>
+          <w:sz w:val="24"/>
+          <w:szCs w:val="24"/>
+        </w:rPr>
+        <w:t>materi</w:t>
+      </w:r>
+      <w:proofErr w:type="spellEnd"/>
+      <w:r>
+        <w:rPr>
+          <w:rFonts w:ascii="Times New Roman" w:eastAsia="Times New Roman" w:hAnsi="Times New Roman" w:cs="Times New Roman"/>
+          <w:bCs/>
+          <w:sz w:val="24"/>
+          <w:szCs w:val="24"/>
+        </w:rPr>
+        <w:t xml:space="preserve"> ajar </w:t>
+      </w:r>
+      <w:proofErr w:type="spellStart"/>
+      <w:r>
+        <w:rPr>
+          <w:rFonts w:ascii="Times New Roman" w:eastAsia="Times New Roman" w:hAnsi="Times New Roman" w:cs="Times New Roman"/>
+          <w:bCs/>
+          <w:sz w:val="24"/>
+          <w:szCs w:val="24"/>
+        </w:rPr>
+        <w:t>mereka</w:t>
+      </w:r>
+      <w:proofErr w:type="spellEnd"/>
+      <w:r>
+        <w:rPr>
+          <w:rFonts w:ascii="Times New Roman" w:eastAsia="Times New Roman" w:hAnsi="Times New Roman" w:cs="Times New Roman"/>
+          <w:bCs/>
+          <w:sz w:val="24"/>
+          <w:szCs w:val="24"/>
+        </w:rPr>
+        <w:t xml:space="preserve">. </w:t>
+      </w:r>
+      <w:proofErr w:type="spellStart"/>
+      <w:r>
+        <w:rPr>
+          <w:rFonts w:ascii="Times New Roman" w:eastAsia="Times New Roman" w:hAnsi="Times New Roman" w:cs="Times New Roman"/>
+          <w:bCs/>
+          <w:sz w:val="24"/>
+          <w:szCs w:val="24"/>
+        </w:rPr>
+        <w:t>Bahkan</w:t>
+      </w:r>
+      <w:proofErr w:type="spellEnd"/>
+      <w:r>
+        <w:rPr>
+          <w:rFonts w:ascii="Times New Roman" w:eastAsia="Times New Roman" w:hAnsi="Times New Roman" w:cs="Times New Roman"/>
+          <w:bCs/>
+          <w:sz w:val="24"/>
+          <w:szCs w:val="24"/>
+        </w:rPr>
+        <w:t xml:space="preserve"> di </w:t>
+      </w:r>
+      <w:proofErr w:type="spellStart"/>
+      <w:r>
+        <w:rPr>
+          <w:rFonts w:ascii="Times New Roman" w:eastAsia="Times New Roman" w:hAnsi="Times New Roman" w:cs="Times New Roman"/>
+          <w:bCs/>
+          <w:sz w:val="24"/>
+          <w:szCs w:val="24"/>
+        </w:rPr>
+        <w:t>beberapa</w:t>
+      </w:r>
+      <w:proofErr w:type="spellEnd"/>
+      <w:r>
+        <w:rPr>
+          <w:rFonts w:ascii="Times New Roman" w:eastAsia="Times New Roman" w:hAnsi="Times New Roman" w:cs="Times New Roman"/>
+          <w:bCs/>
+          <w:sz w:val="24"/>
+          <w:szCs w:val="24"/>
+        </w:rPr>
+        <w:t xml:space="preserve"> </w:t>
+      </w:r>
+      <w:proofErr w:type="spellStart"/>
+      <w:r>
+        <w:rPr>
+          <w:rFonts w:ascii="Times New Roman" w:eastAsia="Times New Roman" w:hAnsi="Times New Roman" w:cs="Times New Roman"/>
+          <w:bCs/>
+          <w:sz w:val="24"/>
+          <w:szCs w:val="24"/>
+        </w:rPr>
+        <w:t>universitas</w:t>
+      </w:r>
+      <w:proofErr w:type="spellEnd"/>
+      <w:r>
+        <w:rPr>
+          <w:rFonts w:ascii="Times New Roman" w:eastAsia="Times New Roman" w:hAnsi="Times New Roman" w:cs="Times New Roman"/>
+          <w:bCs/>
+          <w:sz w:val="24"/>
+          <w:szCs w:val="24"/>
+        </w:rPr>
+        <w:t xml:space="preserve"> </w:t>
+      </w:r>
+      <w:proofErr w:type="spellStart"/>
+      <w:r>
+        <w:rPr>
+          <w:rFonts w:ascii="Times New Roman" w:eastAsia="Times New Roman" w:hAnsi="Times New Roman" w:cs="Times New Roman"/>
+          <w:bCs/>
+          <w:sz w:val="24"/>
+          <w:szCs w:val="24"/>
+        </w:rPr>
+        <w:t>juga</w:t>
+      </w:r>
+      <w:proofErr w:type="spellEnd"/>
+      <w:r>
+        <w:rPr>
+          <w:rFonts w:ascii="Times New Roman" w:eastAsia="Times New Roman" w:hAnsi="Times New Roman" w:cs="Times New Roman"/>
+          <w:bCs/>
+          <w:sz w:val="24"/>
+          <w:szCs w:val="24"/>
+        </w:rPr>
+        <w:t xml:space="preserve"> </w:t>
+      </w:r>
+      <w:proofErr w:type="spellStart"/>
+      <w:r>
+        <w:rPr>
+          <w:rFonts w:ascii="Times New Roman" w:eastAsia="Times New Roman" w:hAnsi="Times New Roman" w:cs="Times New Roman"/>
+          <w:bCs/>
+          <w:sz w:val="24"/>
+          <w:szCs w:val="24"/>
+        </w:rPr>
+        <w:t>menyediakan</w:t>
+      </w:r>
+      <w:proofErr w:type="spellEnd"/>
+      <w:r>
+        <w:rPr>
+          <w:rFonts w:ascii="Times New Roman" w:eastAsia="Times New Roman" w:hAnsi="Times New Roman" w:cs="Times New Roman"/>
+          <w:bCs/>
+          <w:sz w:val="24"/>
+          <w:szCs w:val="24"/>
+        </w:rPr>
+        <w:t xml:space="preserve"> </w:t>
+      </w:r>
+      <w:proofErr w:type="spellStart"/>
+      <w:r>
+        <w:rPr>
+          <w:rFonts w:ascii="Times New Roman" w:eastAsia="Times New Roman" w:hAnsi="Times New Roman" w:cs="Times New Roman"/>
+          <w:bCs/>
+          <w:sz w:val="24"/>
+          <w:szCs w:val="24"/>
+        </w:rPr>
+        <w:t>mata</w:t>
+      </w:r>
+      <w:proofErr w:type="spellEnd"/>
+      <w:r>
+        <w:rPr>
+          <w:rFonts w:ascii="Times New Roman" w:eastAsia="Times New Roman" w:hAnsi="Times New Roman" w:cs="Times New Roman"/>
+          <w:bCs/>
+          <w:sz w:val="24"/>
+          <w:szCs w:val="24"/>
+        </w:rPr>
+        <w:t xml:space="preserve"> </w:t>
+      </w:r>
+      <w:proofErr w:type="spellStart"/>
+      <w:r>
+        <w:rPr>
+          <w:rFonts w:ascii="Times New Roman" w:eastAsia="Times New Roman" w:hAnsi="Times New Roman" w:cs="Times New Roman"/>
+          <w:bCs/>
+          <w:sz w:val="24"/>
+          <w:szCs w:val="24"/>
+        </w:rPr>
+        <w:t>kuliah</w:t>
+      </w:r>
+      <w:proofErr w:type="spellEnd"/>
+      <w:r>
+        <w:rPr>
+          <w:rFonts w:ascii="Times New Roman" w:eastAsia="Times New Roman" w:hAnsi="Times New Roman" w:cs="Times New Roman"/>
+          <w:bCs/>
+          <w:sz w:val="24"/>
+          <w:szCs w:val="24"/>
+        </w:rPr>
+        <w:t xml:space="preserve"> </w:t>
+      </w:r>
+      <w:proofErr w:type="spellStart"/>
+      <w:r>
+        <w:rPr>
+          <w:rFonts w:ascii="Times New Roman" w:eastAsia="Times New Roman" w:hAnsi="Times New Roman" w:cs="Times New Roman"/>
+          <w:bCs/>
+          <w:sz w:val="24"/>
+          <w:szCs w:val="24"/>
+        </w:rPr>
+        <w:t>khusus</w:t>
+      </w:r>
+      <w:proofErr w:type="spellEnd"/>
+      <w:r>
+        <w:rPr>
+          <w:rFonts w:ascii="Times New Roman" w:eastAsia="Times New Roman" w:hAnsi="Times New Roman" w:cs="Times New Roman"/>
+          <w:bCs/>
+          <w:sz w:val="24"/>
+          <w:szCs w:val="24"/>
+        </w:rPr>
+        <w:t xml:space="preserve"> yang </w:t>
+      </w:r>
+      <w:proofErr w:type="spellStart"/>
+      <w:r>
+        <w:rPr>
+          <w:rFonts w:ascii="Times New Roman" w:eastAsia="Times New Roman" w:hAnsi="Times New Roman" w:cs="Times New Roman"/>
+          <w:bCs/>
+          <w:sz w:val="24"/>
+          <w:szCs w:val="24"/>
+        </w:rPr>
+        <w:t>m</w:t>
+      </w:r>
+      <w:r>
+        <w:rPr>
+          <w:rFonts w:ascii="Times New Roman" w:eastAsia="Times New Roman" w:hAnsi="Times New Roman" w:cs="Times New Roman"/>
+          <w:bCs/>
+          <w:sz w:val="24"/>
+          <w:szCs w:val="24"/>
+        </w:rPr>
+        <w:t>engajarkan</w:t>
+      </w:r>
+      <w:proofErr w:type="spellEnd"/>
+      <w:r>
+        <w:rPr>
+          <w:rFonts w:ascii="Times New Roman" w:eastAsia="Times New Roman" w:hAnsi="Times New Roman" w:cs="Times New Roman"/>
+          <w:bCs/>
+          <w:sz w:val="24"/>
+          <w:szCs w:val="24"/>
+        </w:rPr>
+        <w:t xml:space="preserve"> </w:t>
+      </w:r>
+      <w:proofErr w:type="spellStart"/>
+      <w:r>
+        <w:rPr>
+          <w:rFonts w:ascii="Times New Roman" w:eastAsia="Times New Roman" w:hAnsi="Times New Roman" w:cs="Times New Roman"/>
+          <w:bCs/>
+          <w:sz w:val="24"/>
+          <w:szCs w:val="24"/>
+        </w:rPr>
+        <w:t>berbahasa</w:t>
+      </w:r>
+      <w:proofErr w:type="spellEnd"/>
+      <w:r>
+        <w:rPr>
+          <w:rFonts w:ascii="Times New Roman" w:eastAsia="Times New Roman" w:hAnsi="Times New Roman" w:cs="Times New Roman"/>
+          <w:bCs/>
+          <w:sz w:val="24"/>
+          <w:szCs w:val="24"/>
+        </w:rPr>
+        <w:t xml:space="preserve"> Indonesia.</w:t>
       </w:r>
     </w:p>
     <w:p>
@@ -471,6 +3178,7 @@
         </w:rPr>
         <w:t xml:space="preserve">. </w:t>
       </w:r>
+      <w:proofErr w:type="spellStart"/>
       <w:r>
         <w:rPr>
           <w:rStyle w:val="Strong"/>
@@ -479,8 +3187,9 @@
           <w:sz w:val="24"/>
           <w:szCs w:val="24"/>
         </w:rPr>
-        <w:t>Bahasa Indonesia masuk</w:t>
-      </w:r>
+        <w:t>Bahasa</w:t>
+      </w:r>
+      <w:proofErr w:type="spellEnd"/>
       <w:r>
         <w:rPr>
           <w:rStyle w:val="Strong"/>
@@ -489,8 +3198,31 @@
           <w:sz w:val="24"/>
           <w:szCs w:val="24"/>
         </w:rPr>
+        <w:t xml:space="preserve"> Indonesia </w:t>
+      </w:r>
+      <w:proofErr w:type="spellStart"/>
+      <w:r>
+        <w:rPr>
+          <w:rStyle w:val="Strong"/>
+          <w:b/>
+          <w:bCs/>
+          <w:sz w:val="24"/>
+          <w:szCs w:val="24"/>
+        </w:rPr>
+        <w:t>masuk</w:t>
+      </w:r>
+      <w:proofErr w:type="spellEnd"/>
+      <w:r>
+        <w:rPr>
+          <w:rStyle w:val="Strong"/>
+          <w:b/>
+          <w:bCs/>
+          <w:sz w:val="24"/>
+          <w:szCs w:val="24"/>
+        </w:rPr>
         <w:t xml:space="preserve"> 10 </w:t>
       </w:r>
+      <w:proofErr w:type="spellStart"/>
       <w:r>
         <w:rPr>
           <w:rStyle w:val="Strong"/>
@@ -509,8 +3241,9 @@
           <w:sz w:val="24"/>
           <w:szCs w:val="24"/>
         </w:rPr>
-        <w:t xml:space="preserve">esar </w:t>
-      </w:r>
+        <w:t>esar</w:t>
+      </w:r>
+      <w:proofErr w:type="spellEnd"/>
       <w:r>
         <w:rPr>
           <w:rStyle w:val="Strong"/>
@@ -519,6 +3252,17 @@
           <w:sz w:val="24"/>
           <w:szCs w:val="24"/>
         </w:rPr>
+        <w:t xml:space="preserve"> </w:t>
+      </w:r>
+      <w:proofErr w:type="spellStart"/>
+      <w:r>
+        <w:rPr>
+          <w:rStyle w:val="Strong"/>
+          <w:b/>
+          <w:bCs/>
+          <w:sz w:val="24"/>
+          <w:szCs w:val="24"/>
+        </w:rPr>
         <w:t>b</w:t>
       </w:r>
       <w:r>
@@ -529,8 +3273,9 @@
           <w:sz w:val="24"/>
           <w:szCs w:val="24"/>
         </w:rPr>
-        <w:t xml:space="preserve">ahasa yang </w:t>
-      </w:r>
+        <w:t>ahasa</w:t>
+      </w:r>
+      <w:proofErr w:type="spellEnd"/>
       <w:r>
         <w:rPr>
           <w:rStyle w:val="Strong"/>
@@ -539,6 +3284,16 @@
           <w:sz w:val="24"/>
           <w:szCs w:val="24"/>
         </w:rPr>
+        <w:t xml:space="preserve"> yang </w:t>
+      </w:r>
+      <w:r>
+        <w:rPr>
+          <w:rStyle w:val="Strong"/>
+          <w:b/>
+          <w:bCs/>
+          <w:sz w:val="24"/>
+          <w:szCs w:val="24"/>
+        </w:rPr>
         <w:t>p</w:t>
       </w:r>
       <w:r>
@@ -551,6 +3306,7 @@
         </w:rPr>
         <w:t xml:space="preserve">aling </w:t>
       </w:r>
+      <w:proofErr w:type="spellStart"/>
       <w:r>
         <w:rPr>
           <w:rStyle w:val="Strong"/>
@@ -569,8 +3325,9 @@
           <w:sz w:val="24"/>
           <w:szCs w:val="24"/>
         </w:rPr>
-        <w:t xml:space="preserve">nyak </w:t>
-      </w:r>
+        <w:t>nyak</w:t>
+      </w:r>
+      <w:proofErr w:type="spellEnd"/>
       <w:r>
         <w:rPr>
           <w:rStyle w:val="Strong"/>
@@ -579,6 +3336,17 @@
           <w:sz w:val="24"/>
           <w:szCs w:val="24"/>
         </w:rPr>
+        <w:t xml:space="preserve"> </w:t>
+      </w:r>
+      <w:proofErr w:type="spellStart"/>
+      <w:r>
+        <w:rPr>
+          <w:rStyle w:val="Strong"/>
+          <w:b/>
+          <w:bCs/>
+          <w:sz w:val="24"/>
+          <w:szCs w:val="24"/>
+        </w:rPr>
         <w:t>d</w:t>
       </w:r>
       <w:r>
@@ -591,6 +3359,7 @@
         </w:rPr>
         <w:t>ipakai</w:t>
       </w:r>
+      <w:proofErr w:type="spellEnd"/>
       <w:r>
         <w:rPr>
           <w:rStyle w:val="Strong"/>
@@ -601,6 +3370,7 @@
         </w:rPr>
         <w:br/>
       </w:r>
+      <w:proofErr w:type="spellStart"/>
       <w:r>
         <w:rPr>
           <w:b w:val="0"/>
@@ -609,14 +3379,538 @@
         </w:rPr>
         <w:t>Bahasa</w:t>
       </w:r>
-      <w:r>
-        <w:rPr>
-          <w:b w:val="0"/>
-          <w:sz w:val="24"/>
-          <w:szCs w:val="24"/>
-        </w:rPr>
-        <w:t xml:space="preserve"> Indonesia dipelajari di lebih dari 45 negara di seluruh dunia. Tidak hanya di Australia saja, namun di berbagai Negara lainnya turut serta mengajarkan bahasa ini ke penduduknya. Beberapa Negara diantaranya adalah jepang, Vietnam, Mesir, Italia, dan tentunya Australia. Rekor mencatat bahwa </w:t>
-      </w:r>
+      <w:proofErr w:type="spellEnd"/>
+      <w:r>
+        <w:rPr>
+          <w:b w:val="0"/>
+          <w:sz w:val="24"/>
+          <w:szCs w:val="24"/>
+        </w:rPr>
+        <w:t xml:space="preserve"> Indonesia </w:t>
+      </w:r>
+      <w:proofErr w:type="spellStart"/>
+      <w:r>
+        <w:rPr>
+          <w:b w:val="0"/>
+          <w:sz w:val="24"/>
+          <w:szCs w:val="24"/>
+        </w:rPr>
+        <w:t>dipelajari</w:t>
+      </w:r>
+      <w:proofErr w:type="spellEnd"/>
+      <w:r>
+        <w:rPr>
+          <w:b w:val="0"/>
+          <w:sz w:val="24"/>
+          <w:szCs w:val="24"/>
+        </w:rPr>
+        <w:t xml:space="preserve"> di </w:t>
+      </w:r>
+      <w:proofErr w:type="spellStart"/>
+      <w:r>
+        <w:rPr>
+          <w:b w:val="0"/>
+          <w:sz w:val="24"/>
+          <w:szCs w:val="24"/>
+        </w:rPr>
+        <w:t>lebih</w:t>
+      </w:r>
+      <w:proofErr w:type="spellEnd"/>
+      <w:r>
+        <w:rPr>
+          <w:b w:val="0"/>
+          <w:sz w:val="24"/>
+          <w:szCs w:val="24"/>
+        </w:rPr>
+        <w:t xml:space="preserve"> </w:t>
+      </w:r>
+      <w:proofErr w:type="spellStart"/>
+      <w:r>
+        <w:rPr>
+          <w:b w:val="0"/>
+          <w:sz w:val="24"/>
+          <w:szCs w:val="24"/>
+        </w:rPr>
+        <w:t>dari</w:t>
+      </w:r>
+      <w:proofErr w:type="spellEnd"/>
+      <w:r>
+        <w:rPr>
+          <w:b w:val="0"/>
+          <w:sz w:val="24"/>
+          <w:szCs w:val="24"/>
+        </w:rPr>
+        <w:t xml:space="preserve"> 45 </w:t>
+      </w:r>
+      <w:proofErr w:type="spellStart"/>
+      <w:r>
+        <w:rPr>
+          <w:b w:val="0"/>
+          <w:sz w:val="24"/>
+          <w:szCs w:val="24"/>
+        </w:rPr>
+        <w:t>negara</w:t>
+      </w:r>
+      <w:proofErr w:type="spellEnd"/>
+      <w:r>
+        <w:rPr>
+          <w:b w:val="0"/>
+          <w:sz w:val="24"/>
+          <w:szCs w:val="24"/>
+        </w:rPr>
+        <w:t xml:space="preserve"> di </w:t>
+      </w:r>
+      <w:proofErr w:type="spellStart"/>
+      <w:r>
+        <w:rPr>
+          <w:b w:val="0"/>
+          <w:sz w:val="24"/>
+          <w:szCs w:val="24"/>
+        </w:rPr>
+        <w:t>seluruh</w:t>
+      </w:r>
+      <w:proofErr w:type="spellEnd"/>
+      <w:r>
+        <w:rPr>
+          <w:b w:val="0"/>
+          <w:sz w:val="24"/>
+          <w:szCs w:val="24"/>
+        </w:rPr>
+        <w:t xml:space="preserve"> </w:t>
+      </w:r>
+      <w:proofErr w:type="spellStart"/>
+      <w:r>
+        <w:rPr>
+          <w:b w:val="0"/>
+          <w:sz w:val="24"/>
+          <w:szCs w:val="24"/>
+        </w:rPr>
+        <w:t>dunia</w:t>
+      </w:r>
+      <w:proofErr w:type="spellEnd"/>
+      <w:r>
+        <w:rPr>
+          <w:b w:val="0"/>
+          <w:sz w:val="24"/>
+          <w:szCs w:val="24"/>
+        </w:rPr>
+        <w:t xml:space="preserve">. </w:t>
+      </w:r>
+      <w:proofErr w:type="spellStart"/>
+      <w:r>
+        <w:rPr>
+          <w:b w:val="0"/>
+          <w:sz w:val="24"/>
+          <w:szCs w:val="24"/>
+        </w:rPr>
+        <w:t>Tidak</w:t>
+      </w:r>
+      <w:proofErr w:type="spellEnd"/>
+      <w:r>
+        <w:rPr>
+          <w:b w:val="0"/>
+          <w:sz w:val="24"/>
+          <w:szCs w:val="24"/>
+        </w:rPr>
+        <w:t xml:space="preserve"> </w:t>
+      </w:r>
+      <w:proofErr w:type="spellStart"/>
+      <w:r>
+        <w:rPr>
+          <w:b w:val="0"/>
+          <w:sz w:val="24"/>
+          <w:szCs w:val="24"/>
+        </w:rPr>
+        <w:t>hanya</w:t>
+      </w:r>
+      <w:proofErr w:type="spellEnd"/>
+      <w:r>
+        <w:rPr>
+          <w:b w:val="0"/>
+          <w:sz w:val="24"/>
+          <w:szCs w:val="24"/>
+        </w:rPr>
+        <w:t xml:space="preserve"> di Australia </w:t>
+      </w:r>
+      <w:proofErr w:type="spellStart"/>
+      <w:r>
+        <w:rPr>
+          <w:b w:val="0"/>
+          <w:sz w:val="24"/>
+          <w:szCs w:val="24"/>
+        </w:rPr>
+        <w:t>saja</w:t>
+      </w:r>
+      <w:proofErr w:type="spellEnd"/>
+      <w:r>
+        <w:rPr>
+          <w:b w:val="0"/>
+          <w:sz w:val="24"/>
+          <w:szCs w:val="24"/>
+        </w:rPr>
+        <w:t xml:space="preserve">, </w:t>
+      </w:r>
+      <w:proofErr w:type="spellStart"/>
+      <w:r>
+        <w:rPr>
+          <w:b w:val="0"/>
+          <w:sz w:val="24"/>
+          <w:szCs w:val="24"/>
+        </w:rPr>
+        <w:t>namun</w:t>
+      </w:r>
+      <w:proofErr w:type="spellEnd"/>
+      <w:r>
+        <w:rPr>
+          <w:b w:val="0"/>
+          <w:sz w:val="24"/>
+          <w:szCs w:val="24"/>
+        </w:rPr>
+        <w:t xml:space="preserve"> di </w:t>
+      </w:r>
+      <w:proofErr w:type="spellStart"/>
+      <w:r>
+        <w:rPr>
+          <w:b w:val="0"/>
+          <w:sz w:val="24"/>
+          <w:szCs w:val="24"/>
+        </w:rPr>
+        <w:t>berbagai</w:t>
+      </w:r>
+      <w:proofErr w:type="spellEnd"/>
+      <w:r>
+        <w:rPr>
+          <w:b w:val="0"/>
+          <w:sz w:val="24"/>
+          <w:szCs w:val="24"/>
+        </w:rPr>
+        <w:t xml:space="preserve"> Negara </w:t>
+      </w:r>
+      <w:proofErr w:type="spellStart"/>
+      <w:r>
+        <w:rPr>
+          <w:b w:val="0"/>
+          <w:sz w:val="24"/>
+          <w:szCs w:val="24"/>
+        </w:rPr>
+        <w:t>lainnya</w:t>
+      </w:r>
+      <w:proofErr w:type="spellEnd"/>
+      <w:r>
+        <w:rPr>
+          <w:b w:val="0"/>
+          <w:sz w:val="24"/>
+          <w:szCs w:val="24"/>
+        </w:rPr>
+        <w:t xml:space="preserve"> </w:t>
+      </w:r>
+      <w:proofErr w:type="spellStart"/>
+      <w:r>
+        <w:rPr>
+          <w:b w:val="0"/>
+          <w:sz w:val="24"/>
+          <w:szCs w:val="24"/>
+        </w:rPr>
+        <w:t>turut</w:t>
+      </w:r>
+      <w:proofErr w:type="spellEnd"/>
+      <w:r>
+        <w:rPr>
+          <w:b w:val="0"/>
+          <w:sz w:val="24"/>
+          <w:szCs w:val="24"/>
+        </w:rPr>
+        <w:t xml:space="preserve"> </w:t>
+      </w:r>
+      <w:proofErr w:type="spellStart"/>
+      <w:r>
+        <w:rPr>
+          <w:b w:val="0"/>
+          <w:sz w:val="24"/>
+          <w:szCs w:val="24"/>
+        </w:rPr>
+        <w:t>serta</w:t>
+      </w:r>
+      <w:proofErr w:type="spellEnd"/>
+      <w:r>
+        <w:rPr>
+          <w:b w:val="0"/>
+          <w:sz w:val="24"/>
+          <w:szCs w:val="24"/>
+        </w:rPr>
+        <w:t xml:space="preserve"> </w:t>
+      </w:r>
+      <w:proofErr w:type="spellStart"/>
+      <w:r>
+        <w:rPr>
+          <w:b w:val="0"/>
+          <w:sz w:val="24"/>
+          <w:szCs w:val="24"/>
+        </w:rPr>
+        <w:t>mengajarkan</w:t>
+      </w:r>
+      <w:proofErr w:type="spellEnd"/>
+      <w:r>
+        <w:rPr>
+          <w:b w:val="0"/>
+          <w:sz w:val="24"/>
+          <w:szCs w:val="24"/>
+        </w:rPr>
+        <w:t xml:space="preserve"> </w:t>
+      </w:r>
+      <w:proofErr w:type="spellStart"/>
+      <w:r>
+        <w:rPr>
+          <w:b w:val="0"/>
+          <w:sz w:val="24"/>
+          <w:szCs w:val="24"/>
+        </w:rPr>
+        <w:t>bahasa</w:t>
+      </w:r>
+      <w:proofErr w:type="spellEnd"/>
+      <w:r>
+        <w:rPr>
+          <w:b w:val="0"/>
+          <w:sz w:val="24"/>
+          <w:szCs w:val="24"/>
+        </w:rPr>
+        <w:t xml:space="preserve"> </w:t>
+      </w:r>
+      <w:proofErr w:type="spellStart"/>
+      <w:r>
+        <w:rPr>
+          <w:b w:val="0"/>
+          <w:sz w:val="24"/>
+          <w:szCs w:val="24"/>
+        </w:rPr>
+        <w:t>ini</w:t>
+      </w:r>
+      <w:proofErr w:type="spellEnd"/>
+      <w:r>
+        <w:rPr>
+          <w:b w:val="0"/>
+          <w:sz w:val="24"/>
+          <w:szCs w:val="24"/>
+        </w:rPr>
+        <w:t xml:space="preserve"> </w:t>
+      </w:r>
+      <w:proofErr w:type="spellStart"/>
+      <w:r>
+        <w:rPr>
+          <w:b w:val="0"/>
+          <w:sz w:val="24"/>
+          <w:szCs w:val="24"/>
+        </w:rPr>
+        <w:t>ke</w:t>
+      </w:r>
+      <w:proofErr w:type="spellEnd"/>
+      <w:r>
+        <w:rPr>
+          <w:b w:val="0"/>
+          <w:sz w:val="24"/>
+          <w:szCs w:val="24"/>
+        </w:rPr>
+        <w:t xml:space="preserve"> </w:t>
+      </w:r>
+      <w:proofErr w:type="spellStart"/>
+      <w:r>
+        <w:rPr>
+          <w:b w:val="0"/>
+          <w:sz w:val="24"/>
+          <w:szCs w:val="24"/>
+        </w:rPr>
+        <w:t>penduduknya</w:t>
+      </w:r>
+      <w:proofErr w:type="spellEnd"/>
+      <w:r>
+        <w:rPr>
+          <w:b w:val="0"/>
+          <w:sz w:val="24"/>
+          <w:szCs w:val="24"/>
+        </w:rPr>
+        <w:t xml:space="preserve">. </w:t>
+      </w:r>
+      <w:proofErr w:type="spellStart"/>
+      <w:r>
+        <w:rPr>
+          <w:b w:val="0"/>
+          <w:sz w:val="24"/>
+          <w:szCs w:val="24"/>
+        </w:rPr>
+        <w:t>Beberapa</w:t>
+      </w:r>
+      <w:proofErr w:type="spellEnd"/>
+      <w:r>
+        <w:rPr>
+          <w:b w:val="0"/>
+          <w:sz w:val="24"/>
+          <w:szCs w:val="24"/>
+        </w:rPr>
+        <w:t xml:space="preserve"> Negara </w:t>
+      </w:r>
+      <w:proofErr w:type="spellStart"/>
+      <w:r>
+        <w:rPr>
+          <w:b w:val="0"/>
+          <w:sz w:val="24"/>
+          <w:szCs w:val="24"/>
+        </w:rPr>
+        <w:t>diantaranya</w:t>
+      </w:r>
+      <w:proofErr w:type="spellEnd"/>
+      <w:r>
+        <w:rPr>
+          <w:b w:val="0"/>
+          <w:sz w:val="24"/>
+          <w:szCs w:val="24"/>
+        </w:rPr>
+        <w:t xml:space="preserve"> </w:t>
+      </w:r>
+      <w:proofErr w:type="spellStart"/>
+      <w:r>
+        <w:rPr>
+          <w:b w:val="0"/>
+          <w:sz w:val="24"/>
+          <w:szCs w:val="24"/>
+        </w:rPr>
+        <w:t>adalah</w:t>
+      </w:r>
+      <w:proofErr w:type="spellEnd"/>
+      <w:r>
+        <w:rPr>
+          <w:b w:val="0"/>
+          <w:sz w:val="24"/>
+          <w:szCs w:val="24"/>
+        </w:rPr>
+        <w:t xml:space="preserve"> </w:t>
+      </w:r>
+      <w:proofErr w:type="spellStart"/>
+      <w:r>
+        <w:rPr>
+          <w:b w:val="0"/>
+          <w:sz w:val="24"/>
+          <w:szCs w:val="24"/>
+        </w:rPr>
+        <w:t>jepang</w:t>
+      </w:r>
+      <w:proofErr w:type="spellEnd"/>
+      <w:r>
+        <w:rPr>
+          <w:b w:val="0"/>
+          <w:sz w:val="24"/>
+          <w:szCs w:val="24"/>
+        </w:rPr>
+        <w:t xml:space="preserve">, Vietnam, </w:t>
+      </w:r>
+      <w:proofErr w:type="spellStart"/>
+      <w:r>
+        <w:rPr>
+          <w:b w:val="0"/>
+          <w:sz w:val="24"/>
+          <w:szCs w:val="24"/>
+        </w:rPr>
+        <w:t>Mesir</w:t>
+      </w:r>
+      <w:proofErr w:type="spellEnd"/>
+      <w:r>
+        <w:rPr>
+          <w:b w:val="0"/>
+          <w:sz w:val="24"/>
+          <w:szCs w:val="24"/>
+        </w:rPr>
+        <w:t xml:space="preserve">, Italia, </w:t>
+      </w:r>
+      <w:proofErr w:type="spellStart"/>
+      <w:r>
+        <w:rPr>
+          <w:b w:val="0"/>
+          <w:sz w:val="24"/>
+          <w:szCs w:val="24"/>
+        </w:rPr>
+        <w:t>dan</w:t>
+      </w:r>
+      <w:proofErr w:type="spellEnd"/>
+      <w:r>
+        <w:rPr>
+          <w:b w:val="0"/>
+          <w:sz w:val="24"/>
+          <w:szCs w:val="24"/>
+        </w:rPr>
+        <w:t xml:space="preserve"> </w:t>
+      </w:r>
+      <w:proofErr w:type="spellStart"/>
+      <w:r>
+        <w:rPr>
+          <w:b w:val="0"/>
+          <w:sz w:val="24"/>
+          <w:szCs w:val="24"/>
+        </w:rPr>
+        <w:t>tentunya</w:t>
+      </w:r>
+      <w:proofErr w:type="spellEnd"/>
+      <w:r>
+        <w:rPr>
+          <w:b w:val="0"/>
+          <w:sz w:val="24"/>
+          <w:szCs w:val="24"/>
+        </w:rPr>
+        <w:t xml:space="preserve"> Australia. </w:t>
+      </w:r>
+      <w:proofErr w:type="spellStart"/>
+      <w:r>
+        <w:rPr>
+          <w:b w:val="0"/>
+          <w:sz w:val="24"/>
+          <w:szCs w:val="24"/>
+        </w:rPr>
+        <w:t>Rekor</w:t>
+      </w:r>
+      <w:proofErr w:type="spellEnd"/>
+      <w:r>
+        <w:rPr>
+          <w:b w:val="0"/>
+          <w:sz w:val="24"/>
+          <w:szCs w:val="24"/>
+        </w:rPr>
+        <w:t xml:space="preserve"> </w:t>
+      </w:r>
+      <w:proofErr w:type="spellStart"/>
+      <w:r>
+        <w:rPr>
+          <w:b w:val="0"/>
+          <w:sz w:val="24"/>
+          <w:szCs w:val="24"/>
+        </w:rPr>
+        <w:t>mencatat</w:t>
+      </w:r>
+      <w:proofErr w:type="spellEnd"/>
+      <w:r>
+        <w:rPr>
+          <w:b w:val="0"/>
+          <w:sz w:val="24"/>
+          <w:szCs w:val="24"/>
+        </w:rPr>
+        <w:t xml:space="preserve"> </w:t>
+      </w:r>
+      <w:proofErr w:type="spellStart"/>
+      <w:r>
+        <w:rPr>
+          <w:b w:val="0"/>
+          <w:sz w:val="24"/>
+          <w:szCs w:val="24"/>
+        </w:rPr>
+        <w:t>bahwa</w:t>
+      </w:r>
+      <w:proofErr w:type="spellEnd"/>
+      <w:r>
+        <w:rPr>
+          <w:b w:val="0"/>
+          <w:sz w:val="24"/>
+          <w:szCs w:val="24"/>
+        </w:rPr>
+        <w:t xml:space="preserve"> </w:t>
+      </w:r>
+      <w:proofErr w:type="spellStart"/>
       <w:proofErr w:type="gramStart"/>
       <w:r>
         <w:rPr>
@@ -626,6 +3920,7 @@
         </w:rPr>
         <w:t>bahasa</w:t>
       </w:r>
+      <w:proofErr w:type="spellEnd"/>
       <w:proofErr w:type="gramEnd"/>
       <w:r>
         <w:rPr>
@@ -633,7 +3928,187 @@
           <w:sz w:val="24"/>
           <w:szCs w:val="24"/>
         </w:rPr>
-        <w:t xml:space="preserve"> Indonesia juga masuk ke peringkat 10 besar bahasa yang paling banyak dipakai di seluruh dunia.</w:t>
+        <w:t xml:space="preserve"> Indonesia </w:t>
+      </w:r>
+      <w:proofErr w:type="spellStart"/>
+      <w:r>
+        <w:rPr>
+          <w:b w:val="0"/>
+          <w:sz w:val="24"/>
+          <w:szCs w:val="24"/>
+        </w:rPr>
+        <w:t>juga</w:t>
+      </w:r>
+      <w:proofErr w:type="spellEnd"/>
+      <w:r>
+        <w:rPr>
+          <w:b w:val="0"/>
+          <w:sz w:val="24"/>
+          <w:szCs w:val="24"/>
+        </w:rPr>
+        <w:t xml:space="preserve"> </w:t>
+      </w:r>
+      <w:proofErr w:type="spellStart"/>
+      <w:r>
+        <w:rPr>
+          <w:b w:val="0"/>
+          <w:sz w:val="24"/>
+          <w:szCs w:val="24"/>
+        </w:rPr>
+        <w:t>masuk</w:t>
+      </w:r>
+      <w:proofErr w:type="spellEnd"/>
+      <w:r>
+        <w:rPr>
+          <w:b w:val="0"/>
+          <w:sz w:val="24"/>
+          <w:szCs w:val="24"/>
+        </w:rPr>
+        <w:t xml:space="preserve"> </w:t>
+      </w:r>
+      <w:proofErr w:type="spellStart"/>
+      <w:r>
+        <w:rPr>
+          <w:b w:val="0"/>
+          <w:sz w:val="24"/>
+          <w:szCs w:val="24"/>
+        </w:rPr>
+        <w:t>ke</w:t>
+      </w:r>
+      <w:proofErr w:type="spellEnd"/>
+      <w:r>
+        <w:rPr>
+          <w:b w:val="0"/>
+          <w:sz w:val="24"/>
+          <w:szCs w:val="24"/>
+        </w:rPr>
+        <w:t xml:space="preserve"> </w:t>
+      </w:r>
+      <w:proofErr w:type="spellStart"/>
+      <w:r>
+        <w:rPr>
+          <w:b w:val="0"/>
+          <w:sz w:val="24"/>
+          <w:szCs w:val="24"/>
+        </w:rPr>
+        <w:t>peringkat</w:t>
+      </w:r>
+      <w:proofErr w:type="spellEnd"/>
+      <w:r>
+        <w:rPr>
+          <w:b w:val="0"/>
+          <w:sz w:val="24"/>
+          <w:szCs w:val="24"/>
+        </w:rPr>
+        <w:t xml:space="preserve"> 10 </w:t>
+      </w:r>
+      <w:proofErr w:type="spellStart"/>
+      <w:r>
+        <w:rPr>
+          <w:b w:val="0"/>
+          <w:sz w:val="24"/>
+          <w:szCs w:val="24"/>
+        </w:rPr>
+        <w:t>besar</w:t>
+      </w:r>
+      <w:proofErr w:type="spellEnd"/>
+      <w:r>
+        <w:rPr>
+          <w:b w:val="0"/>
+          <w:sz w:val="24"/>
+          <w:szCs w:val="24"/>
+        </w:rPr>
+        <w:t xml:space="preserve"> </w:t>
+      </w:r>
+      <w:proofErr w:type="spellStart"/>
+      <w:r>
+        <w:rPr>
+          <w:b w:val="0"/>
+          <w:sz w:val="24"/>
+          <w:szCs w:val="24"/>
+        </w:rPr>
+        <w:t>bahasa</w:t>
+      </w:r>
+      <w:proofErr w:type="spellEnd"/>
+      <w:r>
+        <w:rPr>
+          <w:b w:val="0"/>
+          <w:sz w:val="24"/>
+          <w:szCs w:val="24"/>
+        </w:rPr>
+        <w:t xml:space="preserve"> yang paling </w:t>
+      </w:r>
+      <w:proofErr w:type="spellStart"/>
+      <w:r>
+        <w:rPr>
+          <w:b w:val="0"/>
+          <w:sz w:val="24"/>
+          <w:szCs w:val="24"/>
+        </w:rPr>
+        <w:t>banyak</w:t>
+      </w:r>
+      <w:proofErr w:type="spellEnd"/>
+      <w:r>
+        <w:rPr>
+          <w:b w:val="0"/>
+          <w:sz w:val="24"/>
+          <w:szCs w:val="24"/>
+        </w:rPr>
+        <w:t xml:space="preserve"> </w:t>
+      </w:r>
+      <w:proofErr w:type="spellStart"/>
+      <w:r>
+        <w:rPr>
+          <w:b w:val="0"/>
+          <w:sz w:val="24"/>
+          <w:szCs w:val="24"/>
+        </w:rPr>
+        <w:t>dipakai</w:t>
+      </w:r>
+      <w:proofErr w:type="spellEnd"/>
+      <w:r>
+        <w:rPr>
+          <w:b w:val="0"/>
+          <w:sz w:val="24"/>
+          <w:szCs w:val="24"/>
+        </w:rPr>
+        <w:t xml:space="preserve"> di </w:t>
+      </w:r>
+      <w:proofErr w:type="spellStart"/>
+      <w:r>
+        <w:rPr>
+          <w:b w:val="0"/>
+          <w:sz w:val="24"/>
+          <w:szCs w:val="24"/>
+        </w:rPr>
+        <w:t>seluruh</w:t>
+      </w:r>
+      <w:proofErr w:type="spellEnd"/>
+      <w:r>
+        <w:rPr>
+          <w:b w:val="0"/>
+          <w:sz w:val="24"/>
+          <w:szCs w:val="24"/>
+        </w:rPr>
+        <w:t xml:space="preserve"> </w:t>
+      </w:r>
+      <w:proofErr w:type="spellStart"/>
+      <w:r>
+        <w:rPr>
+          <w:b w:val="0"/>
+          <w:sz w:val="24"/>
+          <w:szCs w:val="24"/>
+        </w:rPr>
+        <w:t>dunia</w:t>
+      </w:r>
+      <w:proofErr w:type="spellEnd"/>
+      <w:r>
+        <w:rPr>
+          <w:b w:val="0"/>
+          <w:sz w:val="24"/>
+          <w:szCs w:val="24"/>
+        </w:rPr>
+        <w:t>.</w:t>
       </w:r>
     </w:p>
     <w:p>
@@ -673,8 +4148,9 @@
           <w:sz w:val="24"/>
           <w:szCs w:val="24"/>
         </w:rPr>
-        <w:t>i Afrika</w:t>
-      </w:r>
+        <w:t xml:space="preserve">i </w:t>
+      </w:r>
+      <w:proofErr w:type="spellStart"/>
       <w:r>
         <w:rPr>
           <w:rStyle w:val="Strong"/>
@@ -683,8 +4159,9 @@
           <w:sz w:val="24"/>
           <w:szCs w:val="24"/>
         </w:rPr>
-        <w:t xml:space="preserve"> terdapat pusat studi Indonesia</w:t>
-      </w:r>
+        <w:t>Afrika</w:t>
+      </w:r>
+      <w:proofErr w:type="spellEnd"/>
       <w:r>
         <w:rPr>
           <w:rStyle w:val="Strong"/>
@@ -693,16 +4170,337 @@
           <w:sz w:val="24"/>
           <w:szCs w:val="24"/>
         </w:rPr>
+        <w:t xml:space="preserve"> </w:t>
+      </w:r>
+      <w:proofErr w:type="spellStart"/>
+      <w:r>
+        <w:rPr>
+          <w:rStyle w:val="Strong"/>
+          <w:b/>
+          <w:bCs/>
+          <w:sz w:val="24"/>
+          <w:szCs w:val="24"/>
+        </w:rPr>
+        <w:t>terdapat</w:t>
+      </w:r>
+      <w:proofErr w:type="spellEnd"/>
+      <w:r>
+        <w:rPr>
+          <w:rStyle w:val="Strong"/>
+          <w:b/>
+          <w:bCs/>
+          <w:sz w:val="24"/>
+          <w:szCs w:val="24"/>
+        </w:rPr>
+        <w:t xml:space="preserve"> </w:t>
+      </w:r>
+      <w:proofErr w:type="spellStart"/>
+      <w:r>
+        <w:rPr>
+          <w:rStyle w:val="Strong"/>
+          <w:b/>
+          <w:bCs/>
+          <w:sz w:val="24"/>
+          <w:szCs w:val="24"/>
+        </w:rPr>
+        <w:t>pusat</w:t>
+      </w:r>
+      <w:proofErr w:type="spellEnd"/>
+      <w:r>
+        <w:rPr>
+          <w:rStyle w:val="Strong"/>
+          <w:b/>
+          <w:bCs/>
+          <w:sz w:val="24"/>
+          <w:szCs w:val="24"/>
+        </w:rPr>
+        <w:t xml:space="preserve"> </w:t>
+      </w:r>
+      <w:proofErr w:type="spellStart"/>
+      <w:r>
+        <w:rPr>
+          <w:rStyle w:val="Strong"/>
+          <w:b/>
+          <w:bCs/>
+          <w:sz w:val="24"/>
+          <w:szCs w:val="24"/>
+        </w:rPr>
+        <w:t>studi</w:t>
+      </w:r>
+      <w:proofErr w:type="spellEnd"/>
+      <w:r>
+        <w:rPr>
+          <w:rStyle w:val="Strong"/>
+          <w:b/>
+          <w:bCs/>
+          <w:sz w:val="24"/>
+          <w:szCs w:val="24"/>
+        </w:rPr>
+        <w:t xml:space="preserve"> Indonesia</w:t>
+      </w:r>
+      <w:r>
+        <w:rPr>
+          <w:rStyle w:val="Strong"/>
+          <w:b/>
+          <w:bCs/>
+          <w:sz w:val="24"/>
+          <w:szCs w:val="24"/>
+        </w:rPr>
         <w:br/>
       </w:r>
-      <w:r>
-        <w:rPr>
-          <w:b w:val="0"/>
-          <w:sz w:val="24"/>
-          <w:szCs w:val="24"/>
-        </w:rPr>
-        <w:t xml:space="preserve">Mesir, sebagai Negara yang terletak di Afrika ternyata menjadi salah satu Negara yang paling concern dalam mengembangkan bahasa Indonesia. Belum lama ini, Negara yang terkenal </w:t>
-      </w:r>
+      <w:proofErr w:type="spellStart"/>
+      <w:r>
+        <w:rPr>
+          <w:b w:val="0"/>
+          <w:sz w:val="24"/>
+          <w:szCs w:val="24"/>
+        </w:rPr>
+        <w:t>Mesir</w:t>
+      </w:r>
+      <w:proofErr w:type="spellEnd"/>
+      <w:r>
+        <w:rPr>
+          <w:b w:val="0"/>
+          <w:sz w:val="24"/>
+          <w:szCs w:val="24"/>
+        </w:rPr>
+        <w:t xml:space="preserve">, </w:t>
+      </w:r>
+      <w:proofErr w:type="spellStart"/>
+      <w:r>
+        <w:rPr>
+          <w:b w:val="0"/>
+          <w:sz w:val="24"/>
+          <w:szCs w:val="24"/>
+        </w:rPr>
+        <w:t>sebagai</w:t>
+      </w:r>
+      <w:proofErr w:type="spellEnd"/>
+      <w:r>
+        <w:rPr>
+          <w:b w:val="0"/>
+          <w:sz w:val="24"/>
+          <w:szCs w:val="24"/>
+        </w:rPr>
+        <w:t xml:space="preserve"> Negara yang </w:t>
+      </w:r>
+      <w:proofErr w:type="spellStart"/>
+      <w:r>
+        <w:rPr>
+          <w:b w:val="0"/>
+          <w:sz w:val="24"/>
+          <w:szCs w:val="24"/>
+        </w:rPr>
+        <w:t>terletak</w:t>
+      </w:r>
+      <w:proofErr w:type="spellEnd"/>
+      <w:r>
+        <w:rPr>
+          <w:b w:val="0"/>
+          <w:sz w:val="24"/>
+          <w:szCs w:val="24"/>
+        </w:rPr>
+        <w:t xml:space="preserve"> di </w:t>
+      </w:r>
+      <w:proofErr w:type="spellStart"/>
+      <w:r>
+        <w:rPr>
+          <w:b w:val="0"/>
+          <w:sz w:val="24"/>
+          <w:szCs w:val="24"/>
+        </w:rPr>
+        <w:t>Afrika</w:t>
+      </w:r>
+      <w:proofErr w:type="spellEnd"/>
+      <w:r>
+        <w:rPr>
+          <w:b w:val="0"/>
+          <w:sz w:val="24"/>
+          <w:szCs w:val="24"/>
+        </w:rPr>
+        <w:t xml:space="preserve"> </w:t>
+      </w:r>
+      <w:proofErr w:type="spellStart"/>
+      <w:r>
+        <w:rPr>
+          <w:b w:val="0"/>
+          <w:sz w:val="24"/>
+          <w:szCs w:val="24"/>
+        </w:rPr>
+        <w:t>ternyata</w:t>
+      </w:r>
+      <w:proofErr w:type="spellEnd"/>
+      <w:r>
+        <w:rPr>
+          <w:b w:val="0"/>
+          <w:sz w:val="24"/>
+          <w:szCs w:val="24"/>
+        </w:rPr>
+        <w:t xml:space="preserve"> </w:t>
+      </w:r>
+      <w:proofErr w:type="spellStart"/>
+      <w:r>
+        <w:rPr>
+          <w:b w:val="0"/>
+          <w:sz w:val="24"/>
+          <w:szCs w:val="24"/>
+        </w:rPr>
+        <w:t>menjadi</w:t>
+      </w:r>
+      <w:proofErr w:type="spellEnd"/>
+      <w:r>
+        <w:rPr>
+          <w:b w:val="0"/>
+          <w:sz w:val="24"/>
+          <w:szCs w:val="24"/>
+        </w:rPr>
+        <w:t xml:space="preserve"> </w:t>
+      </w:r>
+      <w:proofErr w:type="spellStart"/>
+      <w:r>
+        <w:rPr>
+          <w:b w:val="0"/>
+          <w:sz w:val="24"/>
+          <w:szCs w:val="24"/>
+        </w:rPr>
+        <w:t>salah</w:t>
+      </w:r>
+      <w:proofErr w:type="spellEnd"/>
+      <w:r>
+        <w:rPr>
+          <w:b w:val="0"/>
+          <w:sz w:val="24"/>
+          <w:szCs w:val="24"/>
+        </w:rPr>
+        <w:t xml:space="preserve"> </w:t>
+      </w:r>
+      <w:proofErr w:type="spellStart"/>
+      <w:r>
+        <w:rPr>
+          <w:b w:val="0"/>
+          <w:sz w:val="24"/>
+          <w:szCs w:val="24"/>
+        </w:rPr>
+        <w:t>satu</w:t>
+      </w:r>
+      <w:proofErr w:type="spellEnd"/>
+      <w:r>
+        <w:rPr>
+          <w:b w:val="0"/>
+          <w:sz w:val="24"/>
+          <w:szCs w:val="24"/>
+        </w:rPr>
+        <w:t xml:space="preserve"> Negara yang paling concern </w:t>
+      </w:r>
+      <w:proofErr w:type="spellStart"/>
+      <w:r>
+        <w:rPr>
+          <w:b w:val="0"/>
+          <w:sz w:val="24"/>
+          <w:szCs w:val="24"/>
+        </w:rPr>
+        <w:t>dalam</w:t>
+      </w:r>
+      <w:proofErr w:type="spellEnd"/>
+      <w:r>
+        <w:rPr>
+          <w:b w:val="0"/>
+          <w:sz w:val="24"/>
+          <w:szCs w:val="24"/>
+        </w:rPr>
+        <w:t xml:space="preserve"> </w:t>
+      </w:r>
+      <w:proofErr w:type="spellStart"/>
+      <w:r>
+        <w:rPr>
+          <w:b w:val="0"/>
+          <w:sz w:val="24"/>
+          <w:szCs w:val="24"/>
+        </w:rPr>
+        <w:t>mengembangkan</w:t>
+      </w:r>
+      <w:proofErr w:type="spellEnd"/>
+      <w:r>
+        <w:rPr>
+          <w:b w:val="0"/>
+          <w:sz w:val="24"/>
+          <w:szCs w:val="24"/>
+        </w:rPr>
+        <w:t xml:space="preserve"> </w:t>
+      </w:r>
+      <w:proofErr w:type="spellStart"/>
+      <w:r>
+        <w:rPr>
+          <w:b w:val="0"/>
+          <w:sz w:val="24"/>
+          <w:szCs w:val="24"/>
+        </w:rPr>
+        <w:t>bahasa</w:t>
+      </w:r>
+      <w:proofErr w:type="spellEnd"/>
+      <w:r>
+        <w:rPr>
+          <w:b w:val="0"/>
+          <w:sz w:val="24"/>
+          <w:szCs w:val="24"/>
+        </w:rPr>
+        <w:t xml:space="preserve"> Indonesia. </w:t>
+      </w:r>
+      <w:proofErr w:type="spellStart"/>
+      <w:r>
+        <w:rPr>
+          <w:b w:val="0"/>
+          <w:sz w:val="24"/>
+          <w:szCs w:val="24"/>
+        </w:rPr>
+        <w:t>Belum</w:t>
+      </w:r>
+      <w:proofErr w:type="spellEnd"/>
+      <w:r>
+        <w:rPr>
+          <w:b w:val="0"/>
+          <w:sz w:val="24"/>
+          <w:szCs w:val="24"/>
+        </w:rPr>
+        <w:t xml:space="preserve"> lama </w:t>
+      </w:r>
+      <w:proofErr w:type="spellStart"/>
+      <w:r>
+        <w:rPr>
+          <w:b w:val="0"/>
+          <w:sz w:val="24"/>
+          <w:szCs w:val="24"/>
+        </w:rPr>
+        <w:t>ini</w:t>
+      </w:r>
+      <w:proofErr w:type="spellEnd"/>
+      <w:r>
+        <w:rPr>
+          <w:b w:val="0"/>
+          <w:sz w:val="24"/>
+          <w:szCs w:val="24"/>
+        </w:rPr>
+        <w:t xml:space="preserve">, Negara yang </w:t>
+      </w:r>
+      <w:proofErr w:type="spellStart"/>
+      <w:r>
+        <w:rPr>
+          <w:b w:val="0"/>
+          <w:sz w:val="24"/>
+          <w:szCs w:val="24"/>
+        </w:rPr>
+        <w:t>terkenal</w:t>
+      </w:r>
+      <w:proofErr w:type="spellEnd"/>
+      <w:r>
+        <w:rPr>
+          <w:b w:val="0"/>
+          <w:sz w:val="24"/>
+          <w:szCs w:val="24"/>
+        </w:rPr>
+        <w:t xml:space="preserve"> </w:t>
+      </w:r>
+      <w:proofErr w:type="spellStart"/>
       <w:proofErr w:type="gramStart"/>
       <w:r>
         <w:rPr>
@@ -712,6 +4510,7 @@
         </w:rPr>
         <w:t>akan</w:t>
       </w:r>
+      <w:proofErr w:type="spellEnd"/>
       <w:proofErr w:type="gramEnd"/>
       <w:r>
         <w:rPr>
@@ -719,7 +4518,142 @@
           <w:sz w:val="24"/>
           <w:szCs w:val="24"/>
         </w:rPr>
-        <w:t xml:space="preserve"> Piramidnya ini baru saja membangun Pusat Study Indonesia. Terletak di Suez Canal University, hamp</w:t>
+        <w:t xml:space="preserve"> </w:t>
+      </w:r>
+      <w:proofErr w:type="spellStart"/>
+      <w:r>
+        <w:rPr>
+          <w:b w:val="0"/>
+          <w:sz w:val="24"/>
+          <w:szCs w:val="24"/>
+        </w:rPr>
+        <w:t>Piramidnya</w:t>
+      </w:r>
+      <w:proofErr w:type="spellEnd"/>
+      <w:r>
+        <w:rPr>
+          <w:b w:val="0"/>
+          <w:sz w:val="24"/>
+          <w:szCs w:val="24"/>
+        </w:rPr>
+        <w:t xml:space="preserve"> </w:t>
+      </w:r>
+      <w:proofErr w:type="spellStart"/>
+      <w:r>
+        <w:rPr>
+          <w:b w:val="0"/>
+          <w:sz w:val="24"/>
+          <w:szCs w:val="24"/>
+        </w:rPr>
+        <w:t>ini</w:t>
+      </w:r>
+      <w:proofErr w:type="spellEnd"/>
+      <w:r>
+        <w:rPr>
+          <w:b w:val="0"/>
+          <w:sz w:val="24"/>
+          <w:szCs w:val="24"/>
+        </w:rPr>
+        <w:t xml:space="preserve"> </w:t>
+      </w:r>
+      <w:proofErr w:type="spellStart"/>
+      <w:r>
+        <w:rPr>
+          <w:b w:val="0"/>
+          <w:sz w:val="24"/>
+          <w:szCs w:val="24"/>
+        </w:rPr>
+        <w:t>baru</w:t>
+      </w:r>
+      <w:proofErr w:type="spellEnd"/>
+      <w:r>
+        <w:rPr>
+          <w:b w:val="0"/>
+          <w:sz w:val="24"/>
+          <w:szCs w:val="24"/>
+        </w:rPr>
+        <w:t xml:space="preserve"> </w:t>
+      </w:r>
+      <w:proofErr w:type="spellStart"/>
+      <w:r>
+        <w:rPr>
+          <w:b w:val="0"/>
+          <w:sz w:val="24"/>
+          <w:szCs w:val="24"/>
+        </w:rPr>
+        <w:t>saja</w:t>
+      </w:r>
+      <w:proofErr w:type="spellEnd"/>
+      <w:r>
+        <w:rPr>
+          <w:b w:val="0"/>
+          <w:sz w:val="24"/>
+          <w:szCs w:val="24"/>
+        </w:rPr>
+        <w:t xml:space="preserve"> </w:t>
+      </w:r>
+      <w:proofErr w:type="spellStart"/>
+      <w:r>
+        <w:rPr>
+          <w:b w:val="0"/>
+          <w:sz w:val="24"/>
+          <w:szCs w:val="24"/>
+        </w:rPr>
+        <w:t>membangun</w:t>
+      </w:r>
+      <w:proofErr w:type="spellEnd"/>
+      <w:r>
+        <w:rPr>
+          <w:b w:val="0"/>
+          <w:sz w:val="24"/>
+          <w:szCs w:val="24"/>
+        </w:rPr>
+        <w:t xml:space="preserve"> </w:t>
+      </w:r>
+      <w:proofErr w:type="spellStart"/>
+      <w:r>
+        <w:rPr>
+          <w:b w:val="0"/>
+          <w:sz w:val="24"/>
+          <w:szCs w:val="24"/>
+        </w:rPr>
+        <w:t>Pusat</w:t>
+      </w:r>
+      <w:proofErr w:type="spellEnd"/>
+      <w:r>
+        <w:rPr>
+          <w:b w:val="0"/>
+          <w:sz w:val="24"/>
+          <w:szCs w:val="24"/>
+        </w:rPr>
+        <w:t xml:space="preserve"> Study Indonesia. </w:t>
+      </w:r>
+      <w:proofErr w:type="spellStart"/>
+      <w:r>
+        <w:rPr>
+          <w:b w:val="0"/>
+          <w:sz w:val="24"/>
+          <w:szCs w:val="24"/>
+        </w:rPr>
+        <w:t>Terletak</w:t>
+      </w:r>
+      <w:proofErr w:type="spellEnd"/>
+      <w:r>
+        <w:rPr>
+          <w:b w:val="0"/>
+          <w:sz w:val="24"/>
+          <w:szCs w:val="24"/>
+        </w:rPr>
+        <w:t xml:space="preserve"> di Suez Canal University, </w:t>
+      </w:r>
+      <w:proofErr w:type="spellStart"/>
+      <w:r>
+        <w:rPr>
+          <w:b w:val="0"/>
+          <w:sz w:val="24"/>
+          <w:szCs w:val="24"/>
+        </w:rPr>
+        <w:t>hamp</w:t>
       </w:r>
       <w:r>
         <w:rPr>
@@ -735,7 +4669,187 @@
           <w:sz w:val="24"/>
           <w:szCs w:val="24"/>
         </w:rPr>
-        <w:t>r semua aspek yang berkaitan dengan Indonesia bisa dipelajari disini mulai dari ideolog</w:t>
+        <w:t>r</w:t>
+      </w:r>
+      <w:proofErr w:type="spellEnd"/>
+      <w:r>
+        <w:rPr>
+          <w:b w:val="0"/>
+          <w:sz w:val="24"/>
+          <w:szCs w:val="24"/>
+        </w:rPr>
+        <w:t xml:space="preserve"> </w:t>
+      </w:r>
+      <w:proofErr w:type="spellStart"/>
+      <w:r>
+        <w:rPr>
+          <w:b w:val="0"/>
+          <w:sz w:val="24"/>
+          <w:szCs w:val="24"/>
+        </w:rPr>
+        <w:t>semua</w:t>
+      </w:r>
+      <w:proofErr w:type="spellEnd"/>
+      <w:r>
+        <w:rPr>
+          <w:b w:val="0"/>
+          <w:sz w:val="24"/>
+          <w:szCs w:val="24"/>
+        </w:rPr>
+        <w:t xml:space="preserve"> </w:t>
+      </w:r>
+      <w:proofErr w:type="spellStart"/>
+      <w:r>
+        <w:rPr>
+          <w:b w:val="0"/>
+          <w:sz w:val="24"/>
+          <w:szCs w:val="24"/>
+        </w:rPr>
+        <w:t>aspek</w:t>
+      </w:r>
+      <w:proofErr w:type="spellEnd"/>
+      <w:r>
+        <w:rPr>
+          <w:b w:val="0"/>
+          <w:sz w:val="24"/>
+          <w:szCs w:val="24"/>
+        </w:rPr>
+        <w:t xml:space="preserve"> yang </w:t>
+      </w:r>
+      <w:proofErr w:type="spellStart"/>
+      <w:r>
+        <w:rPr>
+          <w:b w:val="0"/>
+          <w:sz w:val="24"/>
+          <w:szCs w:val="24"/>
+        </w:rPr>
+        <w:t>berkaitan</w:t>
+      </w:r>
+      <w:proofErr w:type="spellEnd"/>
+      <w:r>
+        <w:rPr>
+          <w:b w:val="0"/>
+          <w:sz w:val="24"/>
+          <w:szCs w:val="24"/>
+        </w:rPr>
+        <w:t xml:space="preserve"> </w:t>
+      </w:r>
+      <w:proofErr w:type="spellStart"/>
+      <w:r>
+        <w:rPr>
+          <w:b w:val="0"/>
+          <w:sz w:val="24"/>
+          <w:szCs w:val="24"/>
+        </w:rPr>
+        <w:t>dengan</w:t>
+      </w:r>
+      <w:proofErr w:type="spellEnd"/>
+      <w:r>
+        <w:rPr>
+          <w:b w:val="0"/>
+          <w:sz w:val="24"/>
+          <w:szCs w:val="24"/>
+        </w:rPr>
+        <w:t xml:space="preserve"> Indonesia </w:t>
+      </w:r>
+      <w:proofErr w:type="spellStart"/>
+      <w:r>
+        <w:rPr>
+          <w:b w:val="0"/>
+          <w:sz w:val="24"/>
+          <w:szCs w:val="24"/>
+        </w:rPr>
+        <w:t>bisa</w:t>
+      </w:r>
+      <w:proofErr w:type="spellEnd"/>
+      <w:r>
+        <w:rPr>
+          <w:b w:val="0"/>
+          <w:sz w:val="24"/>
+          <w:szCs w:val="24"/>
+        </w:rPr>
+        <w:t xml:space="preserve"> </w:t>
+      </w:r>
+      <w:proofErr w:type="spellStart"/>
+      <w:r>
+        <w:rPr>
+          <w:b w:val="0"/>
+          <w:sz w:val="24"/>
+          <w:szCs w:val="24"/>
+        </w:rPr>
+        <w:t>dipelajari</w:t>
+      </w:r>
+      <w:proofErr w:type="spellEnd"/>
+      <w:r>
+        <w:rPr>
+          <w:b w:val="0"/>
+          <w:sz w:val="24"/>
+          <w:szCs w:val="24"/>
+        </w:rPr>
+        <w:t xml:space="preserve"> </w:t>
+      </w:r>
+      <w:proofErr w:type="spellStart"/>
+      <w:r>
+        <w:rPr>
+          <w:b w:val="0"/>
+          <w:sz w:val="24"/>
+          <w:szCs w:val="24"/>
+        </w:rPr>
+        <w:t>disini</w:t>
+      </w:r>
+      <w:proofErr w:type="spellEnd"/>
+      <w:r>
+        <w:rPr>
+          <w:b w:val="0"/>
+          <w:sz w:val="24"/>
+          <w:szCs w:val="24"/>
+        </w:rPr>
+        <w:t xml:space="preserve"> </w:t>
+      </w:r>
+      <w:proofErr w:type="spellStart"/>
+      <w:r>
+        <w:rPr>
+          <w:b w:val="0"/>
+          <w:sz w:val="24"/>
+          <w:szCs w:val="24"/>
+        </w:rPr>
+        <w:t>mulai</w:t>
+      </w:r>
+      <w:proofErr w:type="spellEnd"/>
+      <w:r>
+        <w:rPr>
+          <w:b w:val="0"/>
+          <w:sz w:val="24"/>
+          <w:szCs w:val="24"/>
+        </w:rPr>
+        <w:t xml:space="preserve"> </w:t>
+      </w:r>
+      <w:proofErr w:type="spellStart"/>
+      <w:r>
+        <w:rPr>
+          <w:b w:val="0"/>
+          <w:sz w:val="24"/>
+          <w:szCs w:val="24"/>
+        </w:rPr>
+        <w:t>dari</w:t>
+      </w:r>
+      <w:proofErr w:type="spellEnd"/>
+      <w:r>
+        <w:rPr>
+          <w:b w:val="0"/>
+          <w:sz w:val="24"/>
+          <w:szCs w:val="24"/>
+        </w:rPr>
+        <w:t xml:space="preserve"> </w:t>
+      </w:r>
+      <w:proofErr w:type="spellStart"/>
+      <w:r>
+        <w:rPr>
+          <w:b w:val="0"/>
+          <w:sz w:val="24"/>
+          <w:szCs w:val="24"/>
+        </w:rPr>
+        <w:t>ideolog</w:t>
       </w:r>
       <w:r>
         <w:rPr>
@@ -745,13 +4859,122 @@
         </w:rPr>
         <w:t>i</w:t>
       </w:r>
-      <w:r>
-        <w:rPr>
-          <w:b w:val="0"/>
-          <w:sz w:val="24"/>
-          <w:szCs w:val="24"/>
-        </w:rPr>
-        <w:t>, politik, ekonomi, pertahanan, bahkan sosial budayanya.</w:t>
+      <w:proofErr w:type="spellEnd"/>
+      <w:r>
+        <w:rPr>
+          <w:b w:val="0"/>
+          <w:sz w:val="24"/>
+          <w:szCs w:val="24"/>
+        </w:rPr>
+        <w:t xml:space="preserve">, </w:t>
+      </w:r>
+      <w:proofErr w:type="spellStart"/>
+      <w:r>
+        <w:rPr>
+          <w:b w:val="0"/>
+          <w:sz w:val="24"/>
+          <w:szCs w:val="24"/>
+        </w:rPr>
+        <w:t>politik</w:t>
+      </w:r>
+      <w:proofErr w:type="spellEnd"/>
+      <w:r>
+        <w:rPr>
+          <w:b w:val="0"/>
+          <w:sz w:val="24"/>
+          <w:szCs w:val="24"/>
+        </w:rPr>
+        <w:t xml:space="preserve">, </w:t>
+      </w:r>
+      <w:proofErr w:type="spellStart"/>
+      <w:r>
+        <w:rPr>
+          <w:b w:val="0"/>
+          <w:sz w:val="24"/>
+          <w:szCs w:val="24"/>
+        </w:rPr>
+        <w:t>ekonomi</w:t>
+      </w:r>
+      <w:proofErr w:type="spellEnd"/>
+      <w:r>
+        <w:rPr>
+          <w:b w:val="0"/>
+          <w:sz w:val="24"/>
+          <w:szCs w:val="24"/>
+        </w:rPr>
+        <w:t xml:space="preserve">, </w:t>
+      </w:r>
+      <w:proofErr w:type="spellStart"/>
+      <w:r>
+        <w:rPr>
+          <w:b w:val="0"/>
+          <w:sz w:val="24"/>
+          <w:szCs w:val="24"/>
+        </w:rPr>
+        <w:t>pertahanan</w:t>
+      </w:r>
+      <w:proofErr w:type="spellEnd"/>
+      <w:r>
+        <w:rPr>
+          <w:b w:val="0"/>
+          <w:sz w:val="24"/>
+          <w:szCs w:val="24"/>
+        </w:rPr>
+        <w:t xml:space="preserve">, </w:t>
+      </w:r>
+      <w:proofErr w:type="spellStart"/>
+      <w:r>
+        <w:rPr>
+          <w:b w:val="0"/>
+          <w:sz w:val="24"/>
+          <w:szCs w:val="24"/>
+        </w:rPr>
+        <w:t>bahkan</w:t>
+      </w:r>
+      <w:proofErr w:type="spellEnd"/>
+      <w:r>
+        <w:rPr>
+          <w:b w:val="0"/>
+          <w:sz w:val="24"/>
+          <w:szCs w:val="24"/>
+        </w:rPr>
+        <w:t xml:space="preserve"> </w:t>
+      </w:r>
+      <w:proofErr w:type="spellStart"/>
+      <w:r>
+        <w:rPr>
+          <w:b w:val="0"/>
+          <w:sz w:val="24"/>
+          <w:szCs w:val="24"/>
+        </w:rPr>
+        <w:t>sosial</w:t>
+      </w:r>
+      <w:proofErr w:type="spellEnd"/>
+      <w:r>
+        <w:rPr>
+          <w:b w:val="0"/>
+          <w:sz w:val="24"/>
+          <w:szCs w:val="24"/>
+        </w:rPr>
+        <w:t xml:space="preserve"> </w:t>
+      </w:r>
+      <w:proofErr w:type="spellStart"/>
+      <w:r>
+        <w:rPr>
+          <w:b w:val="0"/>
+          <w:sz w:val="24"/>
+          <w:szCs w:val="24"/>
+        </w:rPr>
+        <w:t>budayanya</w:t>
+      </w:r>
+      <w:proofErr w:type="spellEnd"/>
+      <w:r>
+        <w:rPr>
+          <w:b w:val="0"/>
+          <w:sz w:val="24"/>
+          <w:szCs w:val="24"/>
+        </w:rPr>
+        <w:t>.</w:t>
       </w:r>
     </w:p>
     <w:p>
@@ -771,7 +4994,7 @@
           <w:sz w:val="24"/>
           <w:szCs w:val="24"/>
         </w:rPr>
-        <w:t>9</w:t>
+        <w:t>9. D</w:t>
       </w:r>
       <w:r>
         <w:rPr>
@@ -781,8 +5004,9 @@
           <w:sz w:val="24"/>
           <w:szCs w:val="24"/>
         </w:rPr>
-        <w:t>. D</w:t>
-      </w:r>
+        <w:t xml:space="preserve">i </w:t>
+      </w:r>
+      <w:proofErr w:type="spellStart"/>
       <w:r>
         <w:rPr>
           <w:rStyle w:val="Strong"/>
@@ -791,8 +5015,9 @@
           <w:sz w:val="24"/>
           <w:szCs w:val="24"/>
         </w:rPr>
-        <w:t xml:space="preserve">i </w:t>
-      </w:r>
+        <w:t>Jepang</w:t>
+      </w:r>
+      <w:proofErr w:type="spellEnd"/>
       <w:r>
         <w:rPr>
           <w:rStyle w:val="Strong"/>
@@ -801,36 +5026,467 @@
           <w:sz w:val="24"/>
           <w:szCs w:val="24"/>
         </w:rPr>
+        <w:t xml:space="preserve"> </w:t>
+      </w:r>
+      <w:proofErr w:type="spellStart"/>
+      <w:r>
+        <w:rPr>
+          <w:rStyle w:val="Strong"/>
+          <w:b/>
+          <w:bCs/>
+          <w:sz w:val="24"/>
+          <w:szCs w:val="24"/>
+        </w:rPr>
+        <w:t>juga</w:t>
+      </w:r>
+      <w:proofErr w:type="spellEnd"/>
+      <w:r>
+        <w:rPr>
+          <w:rStyle w:val="Strong"/>
+          <w:b/>
+          <w:bCs/>
+          <w:sz w:val="24"/>
+          <w:szCs w:val="24"/>
+        </w:rPr>
+        <w:t xml:space="preserve"> </w:t>
+      </w:r>
+      <w:proofErr w:type="spellStart"/>
+      <w:r>
+        <w:rPr>
+          <w:rStyle w:val="Strong"/>
+          <w:b/>
+          <w:bCs/>
+          <w:sz w:val="24"/>
+          <w:szCs w:val="24"/>
+        </w:rPr>
+        <w:t>terdapat</w:t>
+      </w:r>
+      <w:proofErr w:type="spellEnd"/>
+      <w:r>
+        <w:rPr>
+          <w:rStyle w:val="Strong"/>
+          <w:b/>
+          <w:bCs/>
+          <w:sz w:val="24"/>
+          <w:szCs w:val="24"/>
+        </w:rPr>
+        <w:t xml:space="preserve"> </w:t>
+      </w:r>
+      <w:proofErr w:type="spellStart"/>
+      <w:r>
+        <w:rPr>
+          <w:rStyle w:val="Strong"/>
+          <w:b/>
+          <w:bCs/>
+          <w:sz w:val="24"/>
+          <w:szCs w:val="24"/>
+        </w:rPr>
+        <w:t>pusat</w:t>
+      </w:r>
+      <w:proofErr w:type="spellEnd"/>
+      <w:r>
+        <w:rPr>
+          <w:rStyle w:val="Strong"/>
+          <w:b/>
+          <w:bCs/>
+          <w:sz w:val="24"/>
+          <w:szCs w:val="24"/>
+        </w:rPr>
+        <w:t xml:space="preserve"> </w:t>
+      </w:r>
+      <w:proofErr w:type="spellStart"/>
+      <w:r>
+        <w:rPr>
+          <w:rStyle w:val="Strong"/>
+          <w:b/>
+          <w:bCs/>
+          <w:sz w:val="24"/>
+          <w:szCs w:val="24"/>
+        </w:rPr>
+        <w:t>studi</w:t>
+      </w:r>
+      <w:proofErr w:type="spellEnd"/>
+      <w:r>
+        <w:rPr>
+          <w:rStyle w:val="Strong"/>
+          <w:b/>
+          <w:bCs/>
+          <w:sz w:val="24"/>
+          <w:szCs w:val="24"/>
+        </w:rPr>
+        <w:t xml:space="preserve"> Indonesia</w:t>
+      </w:r>
+      <w:r>
+        <w:rPr>
+          <w:rStyle w:val="Strong"/>
+          <w:b/>
+          <w:bCs/>
+          <w:sz w:val="24"/>
+          <w:szCs w:val="24"/>
+        </w:rPr>
+        <w:br/>
+      </w:r>
+      <w:proofErr w:type="spellStart"/>
+      <w:r>
+        <w:rPr>
+          <w:b w:val="0"/>
+          <w:sz w:val="24"/>
+          <w:szCs w:val="24"/>
+        </w:rPr>
+        <w:t>Didirikan</w:t>
+      </w:r>
+      <w:proofErr w:type="spellEnd"/>
+      <w:r>
+        <w:rPr>
+          <w:b w:val="0"/>
+          <w:sz w:val="24"/>
+          <w:szCs w:val="24"/>
+        </w:rPr>
+        <w:t xml:space="preserve"> </w:t>
+      </w:r>
+      <w:proofErr w:type="spellStart"/>
+      <w:r>
+        <w:rPr>
+          <w:b w:val="0"/>
+          <w:sz w:val="24"/>
+          <w:szCs w:val="24"/>
+        </w:rPr>
+        <w:t>oleh</w:t>
+      </w:r>
+      <w:proofErr w:type="spellEnd"/>
+      <w:r>
+        <w:rPr>
+          <w:b w:val="0"/>
+          <w:sz w:val="24"/>
+          <w:szCs w:val="24"/>
+        </w:rPr>
+        <w:t xml:space="preserve"> Nihon-Indonesia </w:t>
+      </w:r>
+      <w:proofErr w:type="spellStart"/>
+      <w:r>
+        <w:rPr>
+          <w:b w:val="0"/>
+          <w:sz w:val="24"/>
+          <w:szCs w:val="24"/>
+        </w:rPr>
+        <w:t>Gakkai</w:t>
+      </w:r>
+      <w:proofErr w:type="spellEnd"/>
+      <w:r>
+        <w:rPr>
+          <w:b w:val="0"/>
+          <w:sz w:val="24"/>
+          <w:szCs w:val="24"/>
+        </w:rPr>
+        <w:t xml:space="preserve"> </w:t>
+      </w:r>
+      <w:proofErr w:type="spellStart"/>
+      <w:r>
+        <w:rPr>
+          <w:b w:val="0"/>
+          <w:sz w:val="24"/>
+          <w:szCs w:val="24"/>
+        </w:rPr>
+        <w:t>atau</w:t>
+      </w:r>
+      <w:proofErr w:type="spellEnd"/>
+      <w:r>
+        <w:rPr>
+          <w:b w:val="0"/>
+          <w:sz w:val="24"/>
+          <w:szCs w:val="24"/>
+        </w:rPr>
+        <w:t xml:space="preserve"> </w:t>
+      </w:r>
+      <w:proofErr w:type="spellStart"/>
+      <w:r>
+        <w:rPr>
+          <w:b w:val="0"/>
+          <w:sz w:val="24"/>
+          <w:szCs w:val="24"/>
+        </w:rPr>
+        <w:t>Perhimpunan</w:t>
+      </w:r>
+      <w:proofErr w:type="spellEnd"/>
+      <w:r>
+        <w:rPr>
+          <w:b w:val="0"/>
+          <w:sz w:val="24"/>
+          <w:szCs w:val="24"/>
+        </w:rPr>
+        <w:t xml:space="preserve"> </w:t>
+      </w:r>
+      <w:proofErr w:type="spellStart"/>
+      <w:r>
+        <w:rPr>
+          <w:b w:val="0"/>
+          <w:sz w:val="24"/>
+          <w:szCs w:val="24"/>
+        </w:rPr>
+        <w:t>Pengkaji</w:t>
+      </w:r>
+      <w:proofErr w:type="spellEnd"/>
+      <w:r>
+        <w:rPr>
+          <w:b w:val="0"/>
+          <w:sz w:val="24"/>
+          <w:szCs w:val="24"/>
+        </w:rPr>
+        <w:t xml:space="preserve"> Indonesia </w:t>
+      </w:r>
+      <w:proofErr w:type="spellStart"/>
+      <w:r>
+        <w:rPr>
+          <w:b w:val="0"/>
+          <w:sz w:val="24"/>
+          <w:szCs w:val="24"/>
+        </w:rPr>
+        <w:t>Seluruh</w:t>
+      </w:r>
+      <w:proofErr w:type="spellEnd"/>
+      <w:r>
+        <w:rPr>
+          <w:b w:val="0"/>
+          <w:sz w:val="24"/>
+          <w:szCs w:val="24"/>
+        </w:rPr>
+        <w:t xml:space="preserve"> </w:t>
+      </w:r>
+      <w:proofErr w:type="spellStart"/>
+      <w:r>
+        <w:rPr>
+          <w:b w:val="0"/>
+          <w:sz w:val="24"/>
+          <w:szCs w:val="24"/>
+        </w:rPr>
         <w:t>Jepang</w:t>
       </w:r>
-      <w:r>
-        <w:rPr>
-          <w:rStyle w:val="Strong"/>
-          <w:b/>
-          <w:bCs/>
-          <w:sz w:val="24"/>
-          <w:szCs w:val="24"/>
-        </w:rPr>
-        <w:t xml:space="preserve"> terdapat pusat studi Indonesia</w:t>
-      </w:r>
-      <w:r>
-        <w:rPr>
-          <w:rStyle w:val="Strong"/>
-          <w:b/>
-          <w:bCs/>
-          <w:sz w:val="24"/>
-          <w:szCs w:val="24"/>
-        </w:rPr>
-        <w:br/>
-      </w:r>
-      <w:r>
-        <w:rPr>
-          <w:b w:val="0"/>
-          <w:sz w:val="24"/>
-          <w:szCs w:val="24"/>
-        </w:rPr>
-        <w:t xml:space="preserve">Didirikan oleh Nihon-Indonesia Gakkai atau Perhimpunan Pengkaji Indonesia Seluruh Jepang, pusat study bahasa ini didirikan sejak tahun 1969. Beberapa universitas ternamapun sudah mulai mengajarkan </w:t>
-      </w:r>
+      <w:proofErr w:type="spellEnd"/>
+      <w:r>
+        <w:rPr>
+          <w:b w:val="0"/>
+          <w:sz w:val="24"/>
+          <w:szCs w:val="24"/>
+        </w:rPr>
+        <w:t xml:space="preserve">, </w:t>
+      </w:r>
+      <w:proofErr w:type="spellStart"/>
+      <w:r>
+        <w:rPr>
+          <w:b w:val="0"/>
+          <w:sz w:val="24"/>
+          <w:szCs w:val="24"/>
+        </w:rPr>
+        <w:t>pusat</w:t>
+      </w:r>
+      <w:proofErr w:type="spellEnd"/>
+      <w:r>
+        <w:rPr>
+          <w:b w:val="0"/>
+          <w:sz w:val="24"/>
+          <w:szCs w:val="24"/>
+        </w:rPr>
+        <w:t xml:space="preserve"> study </w:t>
+      </w:r>
+      <w:proofErr w:type="spellStart"/>
+      <w:r>
+        <w:rPr>
+          <w:b w:val="0"/>
+          <w:sz w:val="24"/>
+          <w:szCs w:val="24"/>
+        </w:rPr>
+        <w:t>bahasa</w:t>
+      </w:r>
+      <w:proofErr w:type="spellEnd"/>
+      <w:r>
+        <w:rPr>
+          <w:b w:val="0"/>
+          <w:sz w:val="24"/>
+          <w:szCs w:val="24"/>
+        </w:rPr>
+        <w:t xml:space="preserve"> </w:t>
+      </w:r>
+      <w:proofErr w:type="spellStart"/>
+      <w:r>
+        <w:rPr>
+          <w:b w:val="0"/>
+          <w:sz w:val="24"/>
+          <w:szCs w:val="24"/>
+        </w:rPr>
+        <w:t>ini</w:t>
+      </w:r>
+      <w:proofErr w:type="spellEnd"/>
+      <w:r>
+        <w:rPr>
+          <w:b w:val="0"/>
+          <w:sz w:val="24"/>
+          <w:szCs w:val="24"/>
+        </w:rPr>
+        <w:t xml:space="preserve"> </w:t>
+      </w:r>
+      <w:proofErr w:type="spellStart"/>
+      <w:r>
+        <w:rPr>
+          <w:b w:val="0"/>
+          <w:sz w:val="24"/>
+          <w:szCs w:val="24"/>
+        </w:rPr>
+        <w:t>didirikan</w:t>
+      </w:r>
+      <w:proofErr w:type="spellEnd"/>
+      <w:r>
+        <w:rPr>
+          <w:b w:val="0"/>
+          <w:sz w:val="24"/>
+          <w:szCs w:val="24"/>
+        </w:rPr>
+        <w:t xml:space="preserve"> </w:t>
+      </w:r>
+      <w:proofErr w:type="spellStart"/>
+      <w:r>
+        <w:rPr>
+          <w:b w:val="0"/>
+          <w:sz w:val="24"/>
+          <w:szCs w:val="24"/>
+        </w:rPr>
+        <w:t>sejak</w:t>
+      </w:r>
+      <w:proofErr w:type="spellEnd"/>
+      <w:r>
+        <w:rPr>
+          <w:b w:val="0"/>
+          <w:sz w:val="24"/>
+          <w:szCs w:val="24"/>
+        </w:rPr>
+        <w:t xml:space="preserve"> </w:t>
+      </w:r>
+      <w:proofErr w:type="spellStart"/>
+      <w:r>
+        <w:rPr>
+          <w:b w:val="0"/>
+          <w:sz w:val="24"/>
+          <w:szCs w:val="24"/>
+        </w:rPr>
+        <w:t>tahun</w:t>
+      </w:r>
+      <w:proofErr w:type="spellEnd"/>
+      <w:r>
+        <w:rPr>
+          <w:b w:val="0"/>
+          <w:sz w:val="24"/>
+          <w:szCs w:val="24"/>
+        </w:rPr>
+        <w:t xml:space="preserve"> 1969. </w:t>
+      </w:r>
+      <w:proofErr w:type="spellStart"/>
+      <w:r>
+        <w:rPr>
+          <w:b w:val="0"/>
+          <w:sz w:val="24"/>
+          <w:szCs w:val="24"/>
+        </w:rPr>
+        <w:t>Beberapa</w:t>
+      </w:r>
+      <w:proofErr w:type="spellEnd"/>
+      <w:r>
+        <w:rPr>
+          <w:b w:val="0"/>
+          <w:sz w:val="24"/>
+          <w:szCs w:val="24"/>
+        </w:rPr>
+        <w:t xml:space="preserve"> </w:t>
+      </w:r>
+      <w:proofErr w:type="spellStart"/>
+      <w:r>
+        <w:rPr>
+          <w:b w:val="0"/>
+          <w:sz w:val="24"/>
+          <w:szCs w:val="24"/>
+        </w:rPr>
+        <w:t>universitas</w:t>
+      </w:r>
+      <w:proofErr w:type="spellEnd"/>
+      <w:r>
+        <w:rPr>
+          <w:b w:val="0"/>
+          <w:sz w:val="24"/>
+          <w:szCs w:val="24"/>
+        </w:rPr>
+        <w:t xml:space="preserve"> </w:t>
+      </w:r>
+      <w:proofErr w:type="spellStart"/>
+      <w:r>
+        <w:rPr>
+          <w:b w:val="0"/>
+          <w:sz w:val="24"/>
+          <w:szCs w:val="24"/>
+        </w:rPr>
+        <w:t>ternamapun</w:t>
+      </w:r>
+      <w:proofErr w:type="spellEnd"/>
+      <w:r>
+        <w:rPr>
+          <w:b w:val="0"/>
+          <w:sz w:val="24"/>
+          <w:szCs w:val="24"/>
+        </w:rPr>
+        <w:t xml:space="preserve"> </w:t>
+      </w:r>
+      <w:proofErr w:type="spellStart"/>
+      <w:r>
+        <w:rPr>
+          <w:b w:val="0"/>
+          <w:sz w:val="24"/>
+          <w:szCs w:val="24"/>
+        </w:rPr>
+        <w:t>sudah</w:t>
+      </w:r>
+      <w:proofErr w:type="spellEnd"/>
+      <w:r>
+        <w:rPr>
+          <w:b w:val="0"/>
+          <w:sz w:val="24"/>
+          <w:szCs w:val="24"/>
+        </w:rPr>
+        <w:t xml:space="preserve"> </w:t>
+      </w:r>
+      <w:proofErr w:type="spellStart"/>
+      <w:r>
+        <w:rPr>
+          <w:b w:val="0"/>
+          <w:sz w:val="24"/>
+          <w:szCs w:val="24"/>
+        </w:rPr>
+        <w:t>mulai</w:t>
+      </w:r>
+      <w:proofErr w:type="spellEnd"/>
+      <w:r>
+        <w:rPr>
+          <w:b w:val="0"/>
+          <w:sz w:val="24"/>
+          <w:szCs w:val="24"/>
+        </w:rPr>
+        <w:t xml:space="preserve"> </w:t>
+      </w:r>
+      <w:proofErr w:type="spellStart"/>
+      <w:r>
+        <w:rPr>
+          <w:b w:val="0"/>
+          <w:sz w:val="24"/>
+          <w:szCs w:val="24"/>
+        </w:rPr>
+        <w:t>mengajarkan</w:t>
+      </w:r>
+      <w:proofErr w:type="spellEnd"/>
+      <w:r>
+        <w:rPr>
+          <w:b w:val="0"/>
+          <w:sz w:val="24"/>
+          <w:szCs w:val="24"/>
+        </w:rPr>
+        <w:t xml:space="preserve"> </w:t>
+      </w:r>
+      <w:proofErr w:type="spellStart"/>
       <w:proofErr w:type="gramStart"/>
       <w:r>
         <w:rPr>
@@ -840,6 +5496,7 @@
         </w:rPr>
         <w:t>bahasa</w:t>
       </w:r>
+      <w:proofErr w:type="spellEnd"/>
       <w:proofErr w:type="gramEnd"/>
       <w:r>
         <w:rPr>
@@ -847,8 +5504,477 @@
           <w:sz w:val="24"/>
           <w:szCs w:val="24"/>
         </w:rPr>
-        <w:t xml:space="preserve"> Indonesia di pelajaran mereka. Ada kurang lebih 20 universitas yang sudah mengajarkan bahasa Indonesia. Bahkan di tahun 1992 sudah mulai diberlakukan uji kemampuan berbahasa Indonesia. Tercatat sudah lebih dari 12.500 orang peserta turut berpartisipasi dalam uji kompetensi </w:t>
-      </w:r>
+        <w:t xml:space="preserve"> Indonesia di </w:t>
+      </w:r>
+      <w:proofErr w:type="spellStart"/>
+      <w:r>
+        <w:rPr>
+          <w:b w:val="0"/>
+          <w:sz w:val="24"/>
+          <w:szCs w:val="24"/>
+        </w:rPr>
+        <w:t>pelajaran</w:t>
+      </w:r>
+      <w:proofErr w:type="spellEnd"/>
+      <w:r>
+        <w:rPr>
+          <w:b w:val="0"/>
+          <w:sz w:val="24"/>
+          <w:szCs w:val="24"/>
+        </w:rPr>
+        <w:t xml:space="preserve"> </w:t>
+      </w:r>
+      <w:proofErr w:type="spellStart"/>
+      <w:r>
+        <w:rPr>
+          <w:b w:val="0"/>
+          <w:sz w:val="24"/>
+          <w:szCs w:val="24"/>
+        </w:rPr>
+        <w:t>mereka</w:t>
+      </w:r>
+      <w:proofErr w:type="spellEnd"/>
+      <w:r>
+        <w:rPr>
+          <w:b w:val="0"/>
+          <w:sz w:val="24"/>
+          <w:szCs w:val="24"/>
+        </w:rPr>
+        <w:t xml:space="preserve">. Ada </w:t>
+      </w:r>
+      <w:proofErr w:type="spellStart"/>
+      <w:r>
+        <w:rPr>
+          <w:b w:val="0"/>
+          <w:sz w:val="24"/>
+          <w:szCs w:val="24"/>
+        </w:rPr>
+        <w:t>kurang</w:t>
+      </w:r>
+      <w:proofErr w:type="spellEnd"/>
+      <w:r>
+        <w:rPr>
+          <w:b w:val="0"/>
+          <w:sz w:val="24"/>
+          <w:szCs w:val="24"/>
+        </w:rPr>
+        <w:t xml:space="preserve"> </w:t>
+      </w:r>
+      <w:proofErr w:type="spellStart"/>
+      <w:r>
+        <w:rPr>
+          <w:b w:val="0"/>
+          <w:sz w:val="24"/>
+          <w:szCs w:val="24"/>
+        </w:rPr>
+        <w:t>lebih</w:t>
+      </w:r>
+      <w:proofErr w:type="spellEnd"/>
+      <w:r>
+        <w:rPr>
+          <w:b w:val="0"/>
+          <w:sz w:val="24"/>
+          <w:szCs w:val="24"/>
+        </w:rPr>
+        <w:t xml:space="preserve"> 20 </w:t>
+      </w:r>
+      <w:proofErr w:type="spellStart"/>
+      <w:r>
+        <w:rPr>
+          <w:b w:val="0"/>
+          <w:sz w:val="24"/>
+          <w:szCs w:val="24"/>
+        </w:rPr>
+        <w:t>universitas</w:t>
+      </w:r>
+      <w:proofErr w:type="spellEnd"/>
+      <w:r>
+        <w:rPr>
+          <w:b w:val="0"/>
+          <w:sz w:val="24"/>
+          <w:szCs w:val="24"/>
+        </w:rPr>
+        <w:t xml:space="preserve"> yang </w:t>
+      </w:r>
+      <w:proofErr w:type="spellStart"/>
+      <w:r>
+        <w:rPr>
+          <w:b w:val="0"/>
+          <w:sz w:val="24"/>
+          <w:szCs w:val="24"/>
+        </w:rPr>
+        <w:t>sudah</w:t>
+      </w:r>
+      <w:proofErr w:type="spellEnd"/>
+      <w:r>
+        <w:rPr>
+          <w:b w:val="0"/>
+          <w:sz w:val="24"/>
+          <w:szCs w:val="24"/>
+        </w:rPr>
+        <w:t xml:space="preserve"> </w:t>
+      </w:r>
+      <w:proofErr w:type="spellStart"/>
+      <w:r>
+        <w:rPr>
+          <w:b w:val="0"/>
+          <w:sz w:val="24"/>
+          <w:szCs w:val="24"/>
+        </w:rPr>
+        <w:t>mengajarkan</w:t>
+      </w:r>
+      <w:proofErr w:type="spellEnd"/>
+      <w:r>
+        <w:rPr>
+          <w:b w:val="0"/>
+          <w:sz w:val="24"/>
+          <w:szCs w:val="24"/>
+        </w:rPr>
+        <w:t xml:space="preserve"> </w:t>
+      </w:r>
+      <w:proofErr w:type="spellStart"/>
+      <w:r>
+        <w:rPr>
+          <w:b w:val="0"/>
+          <w:sz w:val="24"/>
+          <w:szCs w:val="24"/>
+        </w:rPr>
+        <w:t>bahasa</w:t>
+      </w:r>
+      <w:proofErr w:type="spellEnd"/>
+      <w:r>
+        <w:rPr>
+          <w:b w:val="0"/>
+          <w:sz w:val="24"/>
+          <w:szCs w:val="24"/>
+        </w:rPr>
+        <w:t xml:space="preserve"> Indonesia. </w:t>
+      </w:r>
+      <w:proofErr w:type="spellStart"/>
+      <w:r>
+        <w:rPr>
+          <w:b w:val="0"/>
+          <w:sz w:val="24"/>
+          <w:szCs w:val="24"/>
+        </w:rPr>
+        <w:t>Bahkan</w:t>
+      </w:r>
+      <w:proofErr w:type="spellEnd"/>
+      <w:r>
+        <w:rPr>
+          <w:b w:val="0"/>
+          <w:sz w:val="24"/>
+          <w:szCs w:val="24"/>
+        </w:rPr>
+        <w:t xml:space="preserve"> di </w:t>
+      </w:r>
+      <w:proofErr w:type="spellStart"/>
+      <w:r>
+        <w:rPr>
+          <w:b w:val="0"/>
+          <w:sz w:val="24"/>
+          <w:szCs w:val="24"/>
+        </w:rPr>
+        <w:t>tahun</w:t>
+      </w:r>
+      <w:proofErr w:type="spellEnd"/>
+      <w:r>
+        <w:rPr>
+          <w:b w:val="0"/>
+          <w:sz w:val="24"/>
+          <w:szCs w:val="24"/>
+        </w:rPr>
+        <w:t xml:space="preserve"> 1992 </w:t>
+      </w:r>
+      <w:proofErr w:type="spellStart"/>
+      <w:r>
+        <w:rPr>
+          <w:b w:val="0"/>
+          <w:sz w:val="24"/>
+          <w:szCs w:val="24"/>
+        </w:rPr>
+        <w:t>sudah</w:t>
+      </w:r>
+      <w:proofErr w:type="spellEnd"/>
+      <w:r>
+        <w:rPr>
+          <w:b w:val="0"/>
+          <w:sz w:val="24"/>
+          <w:szCs w:val="24"/>
+        </w:rPr>
+        <w:t xml:space="preserve"> </w:t>
+      </w:r>
+      <w:proofErr w:type="spellStart"/>
+      <w:r>
+        <w:rPr>
+          <w:b w:val="0"/>
+          <w:sz w:val="24"/>
+          <w:szCs w:val="24"/>
+        </w:rPr>
+        <w:t>mulai</w:t>
+      </w:r>
+      <w:proofErr w:type="spellEnd"/>
+      <w:r>
+        <w:rPr>
+          <w:b w:val="0"/>
+          <w:sz w:val="24"/>
+          <w:szCs w:val="24"/>
+        </w:rPr>
+        <w:t xml:space="preserve"> </w:t>
+      </w:r>
+      <w:proofErr w:type="spellStart"/>
+      <w:r>
+        <w:rPr>
+          <w:b w:val="0"/>
+          <w:sz w:val="24"/>
+          <w:szCs w:val="24"/>
+        </w:rPr>
+        <w:t>diberlakukan</w:t>
+      </w:r>
+      <w:proofErr w:type="spellEnd"/>
+      <w:r>
+        <w:rPr>
+          <w:b w:val="0"/>
+          <w:sz w:val="24"/>
+          <w:szCs w:val="24"/>
+        </w:rPr>
+        <w:t xml:space="preserve"> </w:t>
+      </w:r>
+      <w:proofErr w:type="spellStart"/>
+      <w:r>
+        <w:rPr>
+          <w:b w:val="0"/>
+          <w:sz w:val="24"/>
+          <w:szCs w:val="24"/>
+        </w:rPr>
+        <w:t>uji</w:t>
+      </w:r>
+      <w:proofErr w:type="spellEnd"/>
+      <w:r>
+        <w:rPr>
+          <w:b w:val="0"/>
+          <w:sz w:val="24"/>
+          <w:szCs w:val="24"/>
+        </w:rPr>
+        <w:t xml:space="preserve"> </w:t>
+      </w:r>
+      <w:proofErr w:type="spellStart"/>
+      <w:r>
+        <w:rPr>
+          <w:b w:val="0"/>
+          <w:sz w:val="24"/>
+          <w:szCs w:val="24"/>
+        </w:rPr>
+        <w:t>kemampuan</w:t>
+      </w:r>
+      <w:proofErr w:type="spellEnd"/>
+      <w:r>
+        <w:rPr>
+          <w:b w:val="0"/>
+          <w:sz w:val="24"/>
+          <w:szCs w:val="24"/>
+        </w:rPr>
+        <w:t xml:space="preserve"> </w:t>
+      </w:r>
+      <w:proofErr w:type="spellStart"/>
+      <w:r>
+        <w:rPr>
+          <w:b w:val="0"/>
+          <w:sz w:val="24"/>
+          <w:szCs w:val="24"/>
+        </w:rPr>
+        <w:t>berbahasa</w:t>
+      </w:r>
+      <w:proofErr w:type="spellEnd"/>
+      <w:r>
+        <w:rPr>
+          <w:b w:val="0"/>
+          <w:sz w:val="24"/>
+          <w:szCs w:val="24"/>
+        </w:rPr>
+        <w:t xml:space="preserve"> Indonesia. </w:t>
+      </w:r>
+      <w:proofErr w:type="spellStart"/>
+      <w:r>
+        <w:rPr>
+          <w:b w:val="0"/>
+          <w:sz w:val="24"/>
+          <w:szCs w:val="24"/>
+        </w:rPr>
+        <w:t>Tercatat</w:t>
+      </w:r>
+      <w:proofErr w:type="spellEnd"/>
+      <w:r>
+        <w:rPr>
+          <w:b w:val="0"/>
+          <w:sz w:val="24"/>
+          <w:szCs w:val="24"/>
+        </w:rPr>
+        <w:t xml:space="preserve"> </w:t>
+      </w:r>
+      <w:proofErr w:type="spellStart"/>
+      <w:r>
+        <w:rPr>
+          <w:b w:val="0"/>
+          <w:sz w:val="24"/>
+          <w:szCs w:val="24"/>
+        </w:rPr>
+        <w:t>sudah</w:t>
+      </w:r>
+      <w:proofErr w:type="spellEnd"/>
+      <w:r>
+        <w:rPr>
+          <w:b w:val="0"/>
+          <w:sz w:val="24"/>
+          <w:szCs w:val="24"/>
+        </w:rPr>
+        <w:t xml:space="preserve"> </w:t>
+      </w:r>
+      <w:proofErr w:type="spellStart"/>
+      <w:r>
+        <w:rPr>
+          <w:b w:val="0"/>
+          <w:sz w:val="24"/>
+          <w:szCs w:val="24"/>
+        </w:rPr>
+        <w:t>lebih</w:t>
+      </w:r>
+      <w:proofErr w:type="spellEnd"/>
+      <w:r>
+        <w:rPr>
+          <w:b w:val="0"/>
+          <w:sz w:val="24"/>
+          <w:szCs w:val="24"/>
+        </w:rPr>
+        <w:t xml:space="preserve"> </w:t>
+      </w:r>
+      <w:proofErr w:type="spellStart"/>
+      <w:r>
+        <w:rPr>
+          <w:b w:val="0"/>
+          <w:sz w:val="24"/>
+          <w:szCs w:val="24"/>
+        </w:rPr>
+        <w:t>dari</w:t>
+      </w:r>
+      <w:proofErr w:type="spellEnd"/>
+      <w:r>
+        <w:rPr>
+          <w:b w:val="0"/>
+          <w:sz w:val="24"/>
+          <w:szCs w:val="24"/>
+        </w:rPr>
+        <w:t xml:space="preserve"> 12.500 orang </w:t>
+      </w:r>
+      <w:proofErr w:type="spellStart"/>
+      <w:r>
+        <w:rPr>
+          <w:b w:val="0"/>
+          <w:sz w:val="24"/>
+          <w:szCs w:val="24"/>
+        </w:rPr>
+        <w:t>peserta</w:t>
+      </w:r>
+      <w:proofErr w:type="spellEnd"/>
+      <w:r>
+        <w:rPr>
+          <w:b w:val="0"/>
+          <w:sz w:val="24"/>
+          <w:szCs w:val="24"/>
+        </w:rPr>
+        <w:t xml:space="preserve"> </w:t>
+      </w:r>
+      <w:proofErr w:type="spellStart"/>
+      <w:r>
+        <w:rPr>
+          <w:b w:val="0"/>
+          <w:sz w:val="24"/>
+          <w:szCs w:val="24"/>
+        </w:rPr>
+        <w:t>turut</w:t>
+      </w:r>
+      <w:proofErr w:type="spellEnd"/>
+      <w:r>
+        <w:rPr>
+          <w:b w:val="0"/>
+          <w:sz w:val="24"/>
+          <w:szCs w:val="24"/>
+        </w:rPr>
+        <w:t xml:space="preserve"> </w:t>
+      </w:r>
+      <w:proofErr w:type="spellStart"/>
+      <w:r>
+        <w:rPr>
+          <w:b w:val="0"/>
+          <w:sz w:val="24"/>
+          <w:szCs w:val="24"/>
+        </w:rPr>
+        <w:t>berpartisipasi</w:t>
+      </w:r>
+      <w:proofErr w:type="spellEnd"/>
+      <w:r>
+        <w:rPr>
+          <w:b w:val="0"/>
+          <w:sz w:val="24"/>
+          <w:szCs w:val="24"/>
+        </w:rPr>
+        <w:t xml:space="preserve"> </w:t>
+      </w:r>
+      <w:proofErr w:type="spellStart"/>
+      <w:r>
+        <w:rPr>
+          <w:b w:val="0"/>
+          <w:sz w:val="24"/>
+          <w:szCs w:val="24"/>
+        </w:rPr>
+        <w:t>dalam</w:t>
+      </w:r>
+      <w:proofErr w:type="spellEnd"/>
+      <w:r>
+        <w:rPr>
+          <w:b w:val="0"/>
+          <w:sz w:val="24"/>
+          <w:szCs w:val="24"/>
+        </w:rPr>
+        <w:t xml:space="preserve"> </w:t>
+      </w:r>
+      <w:proofErr w:type="spellStart"/>
+      <w:r>
+        <w:rPr>
+          <w:b w:val="0"/>
+          <w:sz w:val="24"/>
+          <w:szCs w:val="24"/>
+        </w:rPr>
+        <w:t>uji</w:t>
+      </w:r>
+      <w:proofErr w:type="spellEnd"/>
+      <w:r>
+        <w:rPr>
+          <w:b w:val="0"/>
+          <w:sz w:val="24"/>
+          <w:szCs w:val="24"/>
+        </w:rPr>
+        <w:t xml:space="preserve"> </w:t>
+      </w:r>
+      <w:proofErr w:type="spellStart"/>
+      <w:r>
+        <w:rPr>
+          <w:b w:val="0"/>
+          <w:sz w:val="24"/>
+          <w:szCs w:val="24"/>
+        </w:rPr>
+        <w:t>kompetensi</w:t>
+      </w:r>
+      <w:proofErr w:type="spellEnd"/>
+      <w:r>
+        <w:rPr>
+          <w:b w:val="0"/>
+          <w:sz w:val="24"/>
+          <w:szCs w:val="24"/>
+        </w:rPr>
+        <w:t xml:space="preserve"> </w:t>
+      </w:r>
+      <w:proofErr w:type="spellStart"/>
       <w:proofErr w:type="gramStart"/>
       <w:r>
         <w:rPr>
@@ -858,6 +5984,7 @@
         </w:rPr>
         <w:t>bahasa</w:t>
       </w:r>
+      <w:proofErr w:type="spellEnd"/>
       <w:proofErr w:type="gramEnd"/>
       <w:r>
         <w:rPr>
@@ -865,68 +5992,596 @@
           <w:sz w:val="24"/>
           <w:szCs w:val="24"/>
         </w:rPr>
-        <w:t xml:space="preserve"> Indonesia tersebut.</w:t>
+        <w:t xml:space="preserve"> Indonesia </w:t>
+      </w:r>
+      <w:proofErr w:type="spellStart"/>
+      <w:r>
+        <w:rPr>
+          <w:b w:val="0"/>
+          <w:sz w:val="24"/>
+          <w:szCs w:val="24"/>
+        </w:rPr>
+        <w:t>tersebut</w:t>
+      </w:r>
+      <w:proofErr w:type="spellEnd"/>
+      <w:r>
+        <w:rPr>
+          <w:b w:val="0"/>
+          <w:sz w:val="24"/>
+          <w:szCs w:val="24"/>
+        </w:rPr>
+        <w:t>.</w:t>
       </w:r>
     </w:p>
     <w:p>
       <w:pPr>
         <w:pStyle w:val="Heading3"/>
+        <w:rPr>
+          <w:sz w:val="24"/>
+          <w:szCs w:val="24"/>
+        </w:rPr>
       </w:pPr>
       <w:r>
-        <w:t>10</w:t>
-      </w:r>
-      <w:r>
-        <w:t xml:space="preserve">. </w:t>
-      </w:r>
-      <w:r>
-        <w:t>Indonesia adalah n</w:t>
-      </w:r>
-      <w:r>
-        <w:t>egara dengan bahasa daerah yang terbanyak</w:t>
-      </w:r>
-      <w:r>
+        <w:rPr>
+          <w:sz w:val="24"/>
+          <w:szCs w:val="24"/>
+        </w:rPr>
+        <w:t xml:space="preserve">10. Indonesia </w:t>
+      </w:r>
+      <w:proofErr w:type="spellStart"/>
+      <w:r>
+        <w:rPr>
+          <w:sz w:val="24"/>
+          <w:szCs w:val="24"/>
+        </w:rPr>
+        <w:t>adalah</w:t>
+      </w:r>
+      <w:proofErr w:type="spellEnd"/>
+      <w:r>
+        <w:rPr>
+          <w:sz w:val="24"/>
+          <w:szCs w:val="24"/>
+        </w:rPr>
+        <w:t xml:space="preserve"> </w:t>
+      </w:r>
+      <w:proofErr w:type="spellStart"/>
+      <w:r>
+        <w:rPr>
+          <w:sz w:val="24"/>
+          <w:szCs w:val="24"/>
+        </w:rPr>
+        <w:t>negara</w:t>
+      </w:r>
+      <w:proofErr w:type="spellEnd"/>
+      <w:r>
+        <w:rPr>
+          <w:sz w:val="24"/>
+          <w:szCs w:val="24"/>
+        </w:rPr>
+        <w:t xml:space="preserve"> </w:t>
+      </w:r>
+      <w:proofErr w:type="spellStart"/>
+      <w:r>
+        <w:rPr>
+          <w:sz w:val="24"/>
+          <w:szCs w:val="24"/>
+        </w:rPr>
+        <w:t>dengan</w:t>
+      </w:r>
+      <w:proofErr w:type="spellEnd"/>
+      <w:r>
+        <w:rPr>
+          <w:sz w:val="24"/>
+          <w:szCs w:val="24"/>
+        </w:rPr>
+        <w:t xml:space="preserve"> </w:t>
+      </w:r>
+      <w:proofErr w:type="spellStart"/>
+      <w:r>
+        <w:rPr>
+          <w:sz w:val="24"/>
+          <w:szCs w:val="24"/>
+        </w:rPr>
+        <w:t>bahasa</w:t>
+      </w:r>
+      <w:proofErr w:type="spellEnd"/>
+      <w:r>
+        <w:rPr>
+          <w:sz w:val="24"/>
+          <w:szCs w:val="24"/>
+        </w:rPr>
+        <w:t xml:space="preserve"> </w:t>
+      </w:r>
+      <w:proofErr w:type="spellStart"/>
+      <w:r>
+        <w:rPr>
+          <w:sz w:val="24"/>
+          <w:szCs w:val="24"/>
+        </w:rPr>
+        <w:t>daerah</w:t>
+      </w:r>
+      <w:proofErr w:type="spellEnd"/>
+      <w:r>
+        <w:rPr>
+          <w:sz w:val="24"/>
+          <w:szCs w:val="24"/>
+        </w:rPr>
+        <w:t xml:space="preserve"> yang </w:t>
+      </w:r>
+      <w:proofErr w:type="spellStart"/>
+      <w:r>
+        <w:rPr>
+          <w:sz w:val="24"/>
+          <w:szCs w:val="24"/>
+        </w:rPr>
+        <w:t>terbanyak</w:t>
+      </w:r>
+      <w:proofErr w:type="spellEnd"/>
+      <w:r>
+        <w:rPr>
+          <w:sz w:val="24"/>
+          <w:szCs w:val="24"/>
+        </w:rPr>
         <w:br/>
       </w:r>
-      <w:r>
-        <w:rPr>
-          <w:b w:val="0"/>
+      <w:proofErr w:type="spellStart"/>
+      <w:r>
+        <w:rPr>
+          <w:b w:val="0"/>
+          <w:sz w:val="24"/>
+          <w:szCs w:val="24"/>
         </w:rPr>
         <w:t>Terdapat</w:t>
       </w:r>
-      <w:r>
-        <w:t xml:space="preserve"> </w:t>
-      </w:r>
-      <w:r>
-        <w:rPr>
-          <w:b w:val="0"/>
-        </w:rPr>
-        <w:t xml:space="preserve">583 bahasa dan dialek dari 67 bahasa induk yang digunakan berbagai suku bangsa di Indonesia. Bahasa nasional adalah </w:t>
-      </w:r>
+      <w:proofErr w:type="spellEnd"/>
+      <w:r>
+        <w:rPr>
+          <w:sz w:val="24"/>
+          <w:szCs w:val="24"/>
+        </w:rPr>
+        <w:t xml:space="preserve"> </w:t>
+      </w:r>
+      <w:r>
+        <w:rPr>
+          <w:b w:val="0"/>
+          <w:sz w:val="24"/>
+          <w:szCs w:val="24"/>
+        </w:rPr>
+        <w:t xml:space="preserve">583 </w:t>
+      </w:r>
+      <w:proofErr w:type="spellStart"/>
+      <w:r>
+        <w:rPr>
+          <w:b w:val="0"/>
+          <w:sz w:val="24"/>
+          <w:szCs w:val="24"/>
+        </w:rPr>
+        <w:t>bahasa</w:t>
+      </w:r>
+      <w:proofErr w:type="spellEnd"/>
+      <w:r>
+        <w:rPr>
+          <w:b w:val="0"/>
+          <w:sz w:val="24"/>
+          <w:szCs w:val="24"/>
+        </w:rPr>
+        <w:t xml:space="preserve"> </w:t>
+      </w:r>
+      <w:proofErr w:type="spellStart"/>
+      <w:r>
+        <w:rPr>
+          <w:b w:val="0"/>
+          <w:sz w:val="24"/>
+          <w:szCs w:val="24"/>
+        </w:rPr>
+        <w:t>dan</w:t>
+      </w:r>
+      <w:proofErr w:type="spellEnd"/>
+      <w:r>
+        <w:rPr>
+          <w:b w:val="0"/>
+          <w:sz w:val="24"/>
+          <w:szCs w:val="24"/>
+        </w:rPr>
+        <w:t xml:space="preserve"> </w:t>
+      </w:r>
+      <w:proofErr w:type="spellStart"/>
+      <w:r>
+        <w:rPr>
+          <w:b w:val="0"/>
+          <w:sz w:val="24"/>
+          <w:szCs w:val="24"/>
+        </w:rPr>
+        <w:t>dialek</w:t>
+      </w:r>
+      <w:proofErr w:type="spellEnd"/>
+      <w:r>
+        <w:rPr>
+          <w:b w:val="0"/>
+          <w:sz w:val="24"/>
+          <w:szCs w:val="24"/>
+        </w:rPr>
+        <w:t xml:space="preserve"> </w:t>
+      </w:r>
+      <w:proofErr w:type="spellStart"/>
+      <w:r>
+        <w:rPr>
+          <w:b w:val="0"/>
+          <w:sz w:val="24"/>
+          <w:szCs w:val="24"/>
+        </w:rPr>
+        <w:t>dari</w:t>
+      </w:r>
+      <w:proofErr w:type="spellEnd"/>
+      <w:r>
+        <w:rPr>
+          <w:b w:val="0"/>
+          <w:sz w:val="24"/>
+          <w:szCs w:val="24"/>
+        </w:rPr>
+        <w:t xml:space="preserve"> 67 </w:t>
+      </w:r>
+      <w:proofErr w:type="spellStart"/>
+      <w:r>
+        <w:rPr>
+          <w:b w:val="0"/>
+          <w:sz w:val="24"/>
+          <w:szCs w:val="24"/>
+        </w:rPr>
+        <w:t>bahasa</w:t>
+      </w:r>
+      <w:proofErr w:type="spellEnd"/>
+      <w:r>
+        <w:rPr>
+          <w:b w:val="0"/>
+          <w:sz w:val="24"/>
+          <w:szCs w:val="24"/>
+        </w:rPr>
+        <w:t xml:space="preserve"> </w:t>
+      </w:r>
+      <w:proofErr w:type="spellStart"/>
+      <w:r>
+        <w:rPr>
+          <w:b w:val="0"/>
+          <w:sz w:val="24"/>
+          <w:szCs w:val="24"/>
+        </w:rPr>
+        <w:t>induk</w:t>
+      </w:r>
+      <w:proofErr w:type="spellEnd"/>
+      <w:r>
+        <w:rPr>
+          <w:b w:val="0"/>
+          <w:sz w:val="24"/>
+          <w:szCs w:val="24"/>
+        </w:rPr>
+        <w:t xml:space="preserve"> yang </w:t>
+      </w:r>
+      <w:proofErr w:type="spellStart"/>
+      <w:r>
+        <w:rPr>
+          <w:b w:val="0"/>
+          <w:sz w:val="24"/>
+          <w:szCs w:val="24"/>
+        </w:rPr>
+        <w:t>digunakan</w:t>
+      </w:r>
+      <w:proofErr w:type="spellEnd"/>
+      <w:r>
+        <w:rPr>
+          <w:b w:val="0"/>
+          <w:sz w:val="24"/>
+          <w:szCs w:val="24"/>
+        </w:rPr>
+        <w:t xml:space="preserve"> </w:t>
+      </w:r>
+      <w:proofErr w:type="spellStart"/>
+      <w:r>
+        <w:rPr>
+          <w:b w:val="0"/>
+          <w:sz w:val="24"/>
+          <w:szCs w:val="24"/>
+        </w:rPr>
+        <w:t>berbagai</w:t>
+      </w:r>
+      <w:proofErr w:type="spellEnd"/>
+      <w:r>
+        <w:rPr>
+          <w:b w:val="0"/>
+          <w:sz w:val="24"/>
+          <w:szCs w:val="24"/>
+        </w:rPr>
+        <w:t xml:space="preserve"> </w:t>
+      </w:r>
+      <w:proofErr w:type="spellStart"/>
+      <w:r>
+        <w:rPr>
+          <w:b w:val="0"/>
+          <w:sz w:val="24"/>
+          <w:szCs w:val="24"/>
+        </w:rPr>
+        <w:t>suku</w:t>
+      </w:r>
+      <w:proofErr w:type="spellEnd"/>
+      <w:r>
+        <w:rPr>
+          <w:b w:val="0"/>
+          <w:sz w:val="24"/>
+          <w:szCs w:val="24"/>
+        </w:rPr>
+        <w:t xml:space="preserve"> </w:t>
+      </w:r>
+      <w:proofErr w:type="spellStart"/>
+      <w:r>
+        <w:rPr>
+          <w:b w:val="0"/>
+          <w:sz w:val="24"/>
+          <w:szCs w:val="24"/>
+        </w:rPr>
+        <w:t>bangsa</w:t>
+      </w:r>
+      <w:proofErr w:type="spellEnd"/>
+      <w:r>
+        <w:rPr>
+          <w:b w:val="0"/>
+          <w:sz w:val="24"/>
+          <w:szCs w:val="24"/>
+        </w:rPr>
+        <w:t xml:space="preserve"> di Indonesia. </w:t>
+      </w:r>
+      <w:proofErr w:type="spellStart"/>
+      <w:r>
+        <w:rPr>
+          <w:b w:val="0"/>
+          <w:sz w:val="24"/>
+          <w:szCs w:val="24"/>
+        </w:rPr>
+        <w:t>Bahasa</w:t>
+      </w:r>
+      <w:proofErr w:type="spellEnd"/>
+      <w:r>
+        <w:rPr>
+          <w:b w:val="0"/>
+          <w:sz w:val="24"/>
+          <w:szCs w:val="24"/>
+        </w:rPr>
+        <w:t xml:space="preserve"> </w:t>
+      </w:r>
+      <w:proofErr w:type="spellStart"/>
+      <w:r>
+        <w:rPr>
+          <w:b w:val="0"/>
+          <w:sz w:val="24"/>
+          <w:szCs w:val="24"/>
+        </w:rPr>
+        <w:t>nasional</w:t>
+      </w:r>
+      <w:proofErr w:type="spellEnd"/>
+      <w:r>
+        <w:rPr>
+          <w:b w:val="0"/>
+          <w:sz w:val="24"/>
+          <w:szCs w:val="24"/>
+        </w:rPr>
+        <w:t xml:space="preserve"> </w:t>
+      </w:r>
+      <w:proofErr w:type="spellStart"/>
+      <w:r>
+        <w:rPr>
+          <w:b w:val="0"/>
+          <w:sz w:val="24"/>
+          <w:szCs w:val="24"/>
+        </w:rPr>
+        <w:t>adalah</w:t>
+      </w:r>
+      <w:proofErr w:type="spellEnd"/>
+      <w:r>
+        <w:rPr>
+          <w:b w:val="0"/>
+          <w:sz w:val="24"/>
+          <w:szCs w:val="24"/>
+        </w:rPr>
+        <w:t xml:space="preserve"> </w:t>
+      </w:r>
+      <w:proofErr w:type="spellStart"/>
       <w:proofErr w:type="gramStart"/>
       <w:r>
         <w:rPr>
           <w:b w:val="0"/>
+          <w:sz w:val="24"/>
+          <w:szCs w:val="24"/>
         </w:rPr>
         <w:t>bahasa</w:t>
       </w:r>
+      <w:proofErr w:type="spellEnd"/>
       <w:proofErr w:type="gramEnd"/>
       <w:r>
         <w:rPr>
           <w:b w:val="0"/>
+          <w:sz w:val="24"/>
+          <w:szCs w:val="24"/>
         </w:rPr>
         <w:t xml:space="preserve"> Indonesia </w:t>
       </w:r>
-      <w:r>
-        <w:rPr>
-          <w:b w:val="0"/>
+      <w:proofErr w:type="spellStart"/>
+      <w:r>
+        <w:rPr>
+          <w:b w:val="0"/>
+          <w:sz w:val="24"/>
+          <w:szCs w:val="24"/>
         </w:rPr>
         <w:t>meskipun</w:t>
       </w:r>
-      <w:r>
-        <w:rPr>
-          <w:b w:val="0"/>
-        </w:rPr>
-        <w:t xml:space="preserve"> bahasa daerah dengan jumlah pemakai terbanyak di Indonesia adalah bahasa Jawa.</w:t>
+      <w:proofErr w:type="spellEnd"/>
+      <w:r>
+        <w:rPr>
+          <w:b w:val="0"/>
+          <w:sz w:val="24"/>
+          <w:szCs w:val="24"/>
+        </w:rPr>
+        <w:t xml:space="preserve"> </w:t>
+      </w:r>
+      <w:proofErr w:type="spellStart"/>
+      <w:r>
+        <w:rPr>
+          <w:b w:val="0"/>
+          <w:sz w:val="24"/>
+          <w:szCs w:val="24"/>
+        </w:rPr>
+        <w:t>bahasa</w:t>
+      </w:r>
+      <w:proofErr w:type="spellEnd"/>
+      <w:r>
+        <w:rPr>
+          <w:b w:val="0"/>
+          <w:sz w:val="24"/>
+          <w:szCs w:val="24"/>
+        </w:rPr>
+        <w:t xml:space="preserve"> </w:t>
+      </w:r>
+      <w:proofErr w:type="spellStart"/>
+      <w:r>
+        <w:rPr>
+          <w:b w:val="0"/>
+          <w:sz w:val="24"/>
+          <w:szCs w:val="24"/>
+        </w:rPr>
+        <w:t>daerah</w:t>
+      </w:r>
+      <w:proofErr w:type="spellEnd"/>
+      <w:r>
+        <w:rPr>
+          <w:b w:val="0"/>
+          <w:sz w:val="24"/>
+          <w:szCs w:val="24"/>
+        </w:rPr>
+        <w:t xml:space="preserve"> </w:t>
+      </w:r>
+      <w:proofErr w:type="spellStart"/>
+      <w:r>
+        <w:rPr>
+          <w:b w:val="0"/>
+          <w:sz w:val="24"/>
+          <w:szCs w:val="24"/>
+        </w:rPr>
+        <w:t>dengan</w:t>
+      </w:r>
+      <w:proofErr w:type="spellEnd"/>
+      <w:r>
+        <w:rPr>
+          <w:b w:val="0"/>
+          <w:sz w:val="24"/>
+          <w:szCs w:val="24"/>
+        </w:rPr>
+        <w:t xml:space="preserve"> </w:t>
+      </w:r>
+      <w:proofErr w:type="spellStart"/>
+      <w:r>
+        <w:rPr>
+          <w:b w:val="0"/>
+          <w:sz w:val="24"/>
+          <w:szCs w:val="24"/>
+        </w:rPr>
+        <w:t>jumlah</w:t>
+      </w:r>
+      <w:proofErr w:type="spellEnd"/>
+      <w:r>
+        <w:rPr>
+          <w:b w:val="0"/>
+          <w:sz w:val="24"/>
+          <w:szCs w:val="24"/>
+        </w:rPr>
+        <w:t xml:space="preserve"> </w:t>
+      </w:r>
+      <w:proofErr w:type="spellStart"/>
+      <w:r>
+        <w:rPr>
+          <w:b w:val="0"/>
+          <w:sz w:val="24"/>
+          <w:szCs w:val="24"/>
+        </w:rPr>
+        <w:t>pemakai</w:t>
+      </w:r>
+      <w:proofErr w:type="spellEnd"/>
+      <w:r>
+        <w:rPr>
+          <w:b w:val="0"/>
+          <w:sz w:val="24"/>
+          <w:szCs w:val="24"/>
+        </w:rPr>
+        <w:t xml:space="preserve"> </w:t>
+      </w:r>
+      <w:proofErr w:type="spellStart"/>
+      <w:r>
+        <w:rPr>
+          <w:b w:val="0"/>
+          <w:sz w:val="24"/>
+          <w:szCs w:val="24"/>
+        </w:rPr>
+        <w:t>terbanyak</w:t>
+      </w:r>
+      <w:proofErr w:type="spellEnd"/>
+      <w:r>
+        <w:rPr>
+          <w:b w:val="0"/>
+          <w:sz w:val="24"/>
+          <w:szCs w:val="24"/>
+        </w:rPr>
+        <w:t xml:space="preserve"> di Indonesia </w:t>
+      </w:r>
+      <w:proofErr w:type="spellStart"/>
+      <w:r>
+        <w:rPr>
+          <w:b w:val="0"/>
+          <w:sz w:val="24"/>
+          <w:szCs w:val="24"/>
+        </w:rPr>
+        <w:t>adalah</w:t>
+      </w:r>
+      <w:proofErr w:type="spellEnd"/>
+      <w:r>
+        <w:rPr>
+          <w:b w:val="0"/>
+          <w:sz w:val="24"/>
+          <w:szCs w:val="24"/>
+        </w:rPr>
+        <w:t xml:space="preserve"> </w:t>
+      </w:r>
+      <w:proofErr w:type="spellStart"/>
+      <w:r>
+        <w:rPr>
+          <w:b w:val="0"/>
+          <w:sz w:val="24"/>
+          <w:szCs w:val="24"/>
+        </w:rPr>
+        <w:t>bahasa</w:t>
+      </w:r>
+      <w:proofErr w:type="spellEnd"/>
+      <w:r>
+        <w:rPr>
+          <w:b w:val="0"/>
+          <w:sz w:val="24"/>
+          <w:szCs w:val="24"/>
+        </w:rPr>
+        <w:t xml:space="preserve"> </w:t>
+      </w:r>
+      <w:proofErr w:type="spellStart"/>
+      <w:r>
+        <w:rPr>
+          <w:b w:val="0"/>
+          <w:sz w:val="24"/>
+          <w:szCs w:val="24"/>
+        </w:rPr>
+        <w:t>Jawa</w:t>
+      </w:r>
+      <w:proofErr w:type="spellEnd"/>
+      <w:r>
+        <w:rPr>
+          <w:b w:val="0"/>
+          <w:sz w:val="24"/>
+          <w:szCs w:val="24"/>
+        </w:rPr>
+        <w:t>.</w:t>
       </w:r>
     </w:p>
     <w:p>
@@ -937,6 +6592,7 @@
           <w:szCs w:val="24"/>
         </w:rPr>
       </w:pPr>
+      <w:proofErr w:type="spellStart"/>
       <w:proofErr w:type="gramStart"/>
       <w:r>
         <w:rPr>
@@ -944,7 +6600,16 @@
           <w:sz w:val="24"/>
           <w:szCs w:val="24"/>
         </w:rPr>
-        <w:t>Sumber :</w:t>
+        <w:t>Sumber</w:t>
+      </w:r>
+      <w:proofErr w:type="spellEnd"/>
+      <w:r>
+        <w:rPr>
+          <w:b w:val="0"/>
+          <w:sz w:val="24"/>
+          <w:szCs w:val="24"/>
+        </w:rPr>
+        <w:t xml:space="preserve"> :</w:t>
       </w:r>
       <w:proofErr w:type="gramEnd"/>
       <w:r>
@@ -1003,6 +6668,7 @@
       </w:pPr>
     </w:p>
     <w:sectPr>
+      <w:headerReference w:type="default" r:id="rId6"/>
       <w:pgSz w:w="12240" w:h="15840"/>
       <w:pgMar w:top="1440" w:right="1440" w:bottom="1440" w:left="1440" w:header="720" w:footer="720" w:gutter="0"/>
       <w:cols w:space="720"/>
@@ -1010,6 +6676,112 @@
     </w:sectPr>
   </w:body>
 </w:document>
+</file>
+
+<file path=word/endnotes.xml><?xml version="1.0" encoding="utf-8"?>
+<w:endnotes xmlns:wpc="http://schemas.microsoft.com/office/word/2010/wordprocessingCanvas" xmlns:mc="http://schemas.openxmlformats.org/markup-compatibility/2006" xmlns:o="urn:schemas-microsoft-com:office:office" xmlns:r="http://schemas.openxmlformats.org/officeDocument/2006/relationships" xmlns:m="http://schemas.openxmlformats.org/officeDocument/2006/math" xmlns:v="urn:schemas-microsoft-com:vml" xmlns:wp14="http://schemas.microsoft.com/office/word/2010/wordprocessingDrawing" xmlns:wp="http://schemas.openxmlformats.org/drawingml/2006/wordprocessingDrawing" xmlns:w10="urn:schemas-microsoft-com:office:word" xmlns:w="http://schemas.openxmlformats.org/wordprocessingml/2006/main" xmlns:w14="http://schemas.microsoft.com/office/word/2010/wordml" xmlns:w15="http://schemas.microsoft.com/office/word/2012/wordml" xmlns:wpg="http://schemas.microsoft.com/office/word/2010/wordprocessingGroup" xmlns:wpi="http://schemas.microsoft.com/office/word/2010/wordprocessingInk" xmlns:wne="http://schemas.microsoft.com/office/word/2006/wordml" xmlns:wps="http://schemas.microsoft.com/office/word/2010/wordprocessingShape" mc:Ignorable="w14 w15 wp14">
+  <w:endnote w:type="separator" w:id="-1">
+    <w:p>
+      <w:pPr>
+        <w:spacing w:after="0" w:line="240" w:lineRule="auto"/>
+      </w:pPr>
+      <w:r>
+        <w:separator/>
+      </w:r>
+    </w:p>
+  </w:endnote>
+  <w:endnote w:type="continuationSeparator" w:id="0">
+    <w:p>
+      <w:pPr>
+        <w:spacing w:after="0" w:line="240" w:lineRule="auto"/>
+      </w:pPr>
+      <w:r>
+        <w:continuationSeparator/>
+      </w:r>
+    </w:p>
+  </w:endnote>
+</w:endnotes>
+</file>
+
+<file path=word/footnotes.xml><?xml version="1.0" encoding="utf-8"?>
+<w:footnotes xmlns:wpc="http://schemas.microsoft.com/office/word/2010/wordprocessingCanvas" xmlns:mc="http://schemas.openxmlformats.org/markup-compatibility/2006" xmlns:o="urn:schemas-microsoft-com:office:office" xmlns:r="http://schemas.openxmlformats.org/officeDocument/2006/relationships" xmlns:m="http://schemas.openxmlformats.org/officeDocument/2006/math" xmlns:v="urn:schemas-microsoft-com:vml" xmlns:wp14="http://schemas.microsoft.com/office/word/2010/wordprocessingDrawing" xmlns:wp="http://schemas.openxmlformats.org/drawingml/2006/wordprocessingDrawing" xmlns:w10="urn:schemas-microsoft-com:office:word" xmlns:w="http://schemas.openxmlformats.org/wordprocessingml/2006/main" xmlns:w14="http://schemas.microsoft.com/office/word/2010/wordml" xmlns:w15="http://schemas.microsoft.com/office/word/2012/wordml" xmlns:wpg="http://schemas.microsoft.com/office/word/2010/wordprocessingGroup" xmlns:wpi="http://schemas.microsoft.com/office/word/2010/wordprocessingInk" xmlns:wne="http://schemas.microsoft.com/office/word/2006/wordml" xmlns:wps="http://schemas.microsoft.com/office/word/2010/wordprocessingShape" mc:Ignorable="w14 w15 wp14">
+  <w:footnote w:type="separator" w:id="-1">
+    <w:p>
+      <w:pPr>
+        <w:spacing w:after="0" w:line="240" w:lineRule="auto"/>
+      </w:pPr>
+      <w:r>
+        <w:separator/>
+      </w:r>
+    </w:p>
+  </w:footnote>
+  <w:footnote w:type="continuationSeparator" w:id="0">
+    <w:p>
+      <w:pPr>
+        <w:spacing w:after="0" w:line="240" w:lineRule="auto"/>
+      </w:pPr>
+      <w:r>
+        <w:continuationSeparator/>
+      </w:r>
+    </w:p>
+  </w:footnote>
+</w:footnotes>
+</file>
+
+<file path=word/header1.xml><?xml version="1.0" encoding="utf-8"?>
+<w:hdr xmlns:wpc="http://schemas.microsoft.com/office/word/2010/wordprocessingCanvas" xmlns:mc="http://schemas.openxmlformats.org/markup-compatibility/2006" xmlns:o="urn:schemas-microsoft-com:office:office" xmlns:r="http://schemas.openxmlformats.org/officeDocument/2006/relationships" xmlns:m="http://schemas.openxmlformats.org/officeDocument/2006/math" xmlns:v="urn:schemas-microsoft-com:vml" xmlns:wp14="http://schemas.microsoft.com/office/word/2010/wordprocessingDrawing" xmlns:wp="http://schemas.openxmlformats.org/drawingml/2006/wordprocessingDrawing" xmlns:w10="urn:schemas-microsoft-com:office:word" xmlns:w="http://schemas.openxmlformats.org/wordprocessingml/2006/main" xmlns:w14="http://schemas.microsoft.com/office/word/2010/wordml" xmlns:w15="http://schemas.microsoft.com/office/word/2012/wordml" xmlns:wpg="http://schemas.microsoft.com/office/word/2010/wordprocessingGroup" xmlns:wpi="http://schemas.microsoft.com/office/word/2010/wordprocessingInk" xmlns:wne="http://schemas.microsoft.com/office/word/2006/wordml" xmlns:wps="http://schemas.microsoft.com/office/word/2010/wordprocessingShape" mc:Ignorable="w14 w15 wp14">
+  <w:p>
+    <w:pPr>
+      <w:pStyle w:val="Header"/>
+      <w:jc w:val="right"/>
+      <w:rPr>
+        <w:color w:val="000000" w:themeColor="text1"/>
+      </w:rPr>
+    </w:pPr>
+    <w:proofErr w:type="spellStart"/>
+    <w:r>
+      <w:rPr>
+        <w:color w:val="000000" w:themeColor="text1"/>
+      </w:rPr>
+      <w:t>Naufal</w:t>
+    </w:r>
+    <w:proofErr w:type="spellEnd"/>
+    <w:r>
+      <w:rPr>
+        <w:color w:val="000000" w:themeColor="text1"/>
+      </w:rPr>
+      <w:t xml:space="preserve"> </w:t>
+    </w:r>
+    <w:proofErr w:type="spellStart"/>
+    <w:r>
+      <w:rPr>
+        <w:color w:val="000000" w:themeColor="text1"/>
+      </w:rPr>
+      <w:t>Irfan</w:t>
+    </w:r>
+    <w:proofErr w:type="spellEnd"/>
+    <w:r>
+      <w:rPr>
+        <w:color w:val="000000" w:themeColor="text1"/>
+      </w:rPr>
+      <w:t xml:space="preserve"> </w:t>
+    </w:r>
+    <w:proofErr w:type="spellStart"/>
+    <w:r>
+      <w:rPr>
+        <w:color w:val="000000" w:themeColor="text1"/>
+      </w:rPr>
+      <w:t>Kusnendar</w:t>
+    </w:r>
+    <w:proofErr w:type="spellEnd"/>
+    <w:r>
+      <w:rPr>
+        <w:color w:val="000000" w:themeColor="text1"/>
+      </w:rPr>
+      <w:t xml:space="preserve"> (16/400374/TK/45388)</w:t>
+    </w:r>
+  </w:p>
+</w:hdr>
 </file>
 
 <file path=word/styles.xml><?xml version="1.0" encoding="utf-8"?>
@@ -1514,6 +7286,50 @@
       <w:u w:val="single"/>
     </w:rPr>
   </w:style>
+  <w:style w:type="paragraph" w:styleId="Header">
+    <w:name w:val="header"/>
+    <w:basedOn w:val="Normal"/>
+    <w:link w:val="HeaderChar"/>
+    <w:uiPriority w:val="99"/>
+    <w:unhideWhenUsed/>
+    <w:rsid w:val="00FE248E"/>
+    <w:pPr>
+      <w:tabs>
+        <w:tab w:val="center" w:pos="4680"/>
+        <w:tab w:val="right" w:pos="9360"/>
+      </w:tabs>
+      <w:spacing w:after="0" w:line="240" w:lineRule="auto"/>
+    </w:pPr>
+  </w:style>
+  <w:style w:type="character" w:customStyle="1" w:styleId="HeaderChar">
+    <w:name w:val="Header Char"/>
+    <w:basedOn w:val="DefaultParagraphFont"/>
+    <w:link w:val="Header"/>
+    <w:uiPriority w:val="99"/>
+    <w:rsid w:val="00FE248E"/>
+  </w:style>
+  <w:style w:type="paragraph" w:styleId="Footer">
+    <w:name w:val="footer"/>
+    <w:basedOn w:val="Normal"/>
+    <w:link w:val="FooterChar"/>
+    <w:uiPriority w:val="99"/>
+    <w:unhideWhenUsed/>
+    <w:rsid w:val="00FE248E"/>
+    <w:pPr>
+      <w:tabs>
+        <w:tab w:val="center" w:pos="4680"/>
+        <w:tab w:val="right" w:pos="9360"/>
+      </w:tabs>
+      <w:spacing w:after="0" w:line="240" w:lineRule="auto"/>
+    </w:pPr>
+  </w:style>
+  <w:style w:type="character" w:customStyle="1" w:styleId="FooterChar">
+    <w:name w:val="Footer Char"/>
+    <w:basedOn w:val="DefaultParagraphFont"/>
+    <w:link w:val="Footer"/>
+    <w:uiPriority w:val="99"/>
+    <w:rsid w:val="00FE248E"/>
+  </w:style>
 </w:styles>
 </file>
 
